--- a/Study group/Cell_Leaders_Conference_Faithfulness_in_Ministry_StudyGroup_Answers.docx
+++ b/Study group/Cell_Leaders_Conference_Faithfulness_in_Ministry_StudyGroup_Answers.docx
@@ -105,7 +105,7 @@
           <w:rFonts w:ascii="Arial" w:hAnsi="Arial"/>
           <w:sz w:val="24"/>
         </w:rPr>
-        <w:t xml:space="preserve">Within the curriculum of the local church and the systematic discipling of Christian workers, no subject demands greater exegetical precision and heart examination than the spiritual nature of ministerial motivation. In the contemporary church climate, human zeal, charismatic assertiveness, and the desire for ecclesiastical visibility are frequently mistaken for spiritual devotion. Believers and emerging leaders often embark on ministerial service with mixed motives, projecting an image of intense dedication while subtly harboring self-centered ambitions. The teaching </w:t>
+        <w:t xml:space="preserve">In the local church and the systematic discipling of Christian workers, the governing requirement laid upon every minister is singularly defined in </w:t>
       </w:r>
       <w:r>
         <w:rPr>
@@ -113,53 +113,235 @@
           <w:b/>
           <w:sz w:val="24"/>
         </w:rPr>
-        <w:t>Cell Leaders Training: Faithfulness in Ministry</w:t>
-      </w:r>
-      <w:r>
-        <w:rPr>
-          <w:rFonts w:ascii="Arial" w:hAnsi="Arial"/>
-          <w:sz w:val="24"/>
-        </w:rPr>
-        <w:t xml:space="preserve"> cuts through this religious ambiguity by drawing an absolute, unyielding demarcation between </w:t>
+        <w:t>1 Corinthians 4:1-2</w:t>
+      </w:r>
+      <w:r>
+        <w:rPr>
+          <w:rFonts w:ascii="Arial" w:hAnsi="Arial"/>
+          <w:sz w:val="24"/>
+        </w:rPr>
+        <w:t xml:space="preserve">: </w:t>
       </w:r>
       <w:r>
         <w:rPr>
           <w:rFonts w:ascii="Arial" w:hAnsi="Arial"/>
           <w:b/>
-          <w:sz w:val="24"/>
-        </w:rPr>
-        <w:t>faithfulness</w:t>
-      </w:r>
-      <w:r>
-        <w:rPr>
-          <w:rFonts w:ascii="Arial" w:hAnsi="Arial"/>
-          <w:sz w:val="24"/>
-        </w:rPr>
-        <w:t xml:space="preserve"> and </w:t>
+          <w:i/>
+          <w:sz w:val="24"/>
+        </w:rPr>
+        <w:t xml:space="preserve">'Let a man so account of us, as of the ministers of Christ, and stewards of the mysteries of God. Moreover it is required in stewards, that a man be found faithful.' </w:t>
+      </w:r>
+      <w:r>
+        <w:rPr>
+          <w:rFonts w:ascii="Arial" w:hAnsi="Arial"/>
+          <w:sz w:val="24"/>
+        </w:rPr>
+        <w:t xml:space="preserve">In this teaching, Pastor establishes from scratch the exact definition of what it means to be faithful. The word faithful is the same word for faith, </w:t>
       </w:r>
       <w:r>
         <w:rPr>
           <w:rFonts w:ascii="Arial" w:hAnsi="Arial"/>
           <w:b/>
-          <w:sz w:val="24"/>
-        </w:rPr>
-        <w:t>ambition</w:t>
-      </w:r>
-      <w:r>
-        <w:rPr>
-          <w:rFonts w:ascii="Arial" w:hAnsi="Arial"/>
-          <w:sz w:val="24"/>
-        </w:rPr>
-        <w:t>. Scriptural faithfulness is not passive acquiescence, nor is it a temporary display of enthusiasm designed to secure personal promotion. Faithfulness is unwavering loyalty to a divine cause, anchored in pure servanthood, regardless of whether personal desires are fulfilled or visibility is attained. Ambition, conversely, is transactional, self-advancing, and conditional—altering its posture the moment personal expectations are denied. To thoroughly expound this distinction, this analysis establishes the doctrinal and lexical foundation of stewardship from 1 Corinthians 4:1-2, unpacks the four biblical narratives employed in the teaching (Ruth and Naomi, Elisha and Elijah, Joshua and Moses, and Timothy and Paul), and articulates the direct ministerial application required of every cell leader and worker in the local assembly.</w:t>
+          <w:i/>
+          <w:sz w:val="24"/>
+        </w:rPr>
+        <w:t>pisteuo</w:t>
+      </w:r>
+      <w:r>
+        <w:rPr>
+          <w:rFonts w:ascii="Arial" w:hAnsi="Arial"/>
+          <w:sz w:val="24"/>
+        </w:rPr>
+        <w:t xml:space="preserve">. It means to be reliable, to be trustworthy, and to be dependable under every circumstance. When Scripture declares in </w:t>
+      </w:r>
+      <w:r>
+        <w:rPr>
+          <w:rFonts w:ascii="Arial" w:hAnsi="Arial"/>
+          <w:b/>
+          <w:sz w:val="24"/>
+        </w:rPr>
+        <w:t>1 Corinthians 10:13</w:t>
+      </w:r>
+      <w:r>
+        <w:rPr>
+          <w:rFonts w:ascii="Arial" w:hAnsi="Arial"/>
+          <w:sz w:val="24"/>
+        </w:rPr>
+        <w:t xml:space="preserve"> that </w:t>
+      </w:r>
+      <w:r>
+        <w:rPr>
+          <w:rFonts w:ascii="Arial" w:hAnsi="Arial"/>
+          <w:b/>
+          <w:i/>
+          <w:sz w:val="24"/>
+        </w:rPr>
+        <w:t>God is faithful</w:t>
+      </w:r>
+      <w:r>
+        <w:rPr>
+          <w:rFonts w:ascii="Arial" w:hAnsi="Arial"/>
+          <w:sz w:val="24"/>
+        </w:rPr>
+        <w:t xml:space="preserve">, it is because He is reliable, He is always available, and He does not change His commitment or alter His word in spite and despite opposing circumstances or extremities. Therefore, as taught in this track, </w:t>
+      </w:r>
+      <w:r>
+        <w:rPr>
+          <w:rFonts w:ascii="Arial" w:hAnsi="Arial"/>
+          <w:b/>
+          <w:sz w:val="24"/>
+        </w:rPr>
+        <w:t>faithfulness is also called loyalty</w:t>
+      </w:r>
+      <w:r>
+        <w:rPr>
+          <w:rFonts w:ascii="Arial" w:hAnsi="Arial"/>
+          <w:sz w:val="24"/>
+        </w:rPr>
+        <w:t xml:space="preserve">, and </w:t>
+      </w:r>
+      <w:r>
+        <w:rPr>
+          <w:rFonts w:ascii="Arial" w:hAnsi="Arial"/>
+          <w:b/>
+          <w:i/>
+          <w:sz w:val="24"/>
+        </w:rPr>
+        <w:t>loyalty means to be committed to a cause 100%</w:t>
+      </w:r>
+      <w:r>
+        <w:rPr>
+          <w:rFonts w:ascii="Arial" w:hAnsi="Arial"/>
+          <w:sz w:val="24"/>
+        </w:rPr>
+        <w:t>.</w:t>
       </w:r>
     </w:p>
     <w:p>
       <w:pPr>
-        <w:spacing w:before="60" w:after="60"/>
-      </w:pPr>
+        <w:spacing w:before="80" w:after="80" w:line="276" w:lineRule="auto"/>
+      </w:pPr>
+      <w:r>
+        <w:rPr>
+          <w:rFonts w:ascii="Arial" w:hAnsi="Arial"/>
+          <w:sz w:val="24"/>
+        </w:rPr>
+        <w:t xml:space="preserve">From this foundation, Pastor draws a sharp, irreconcilable distinction between </w:t>
+      </w:r>
+      <w:r>
+        <w:rPr>
+          <w:rFonts w:ascii="Arial" w:hAnsi="Arial"/>
+          <w:b/>
+          <w:sz w:val="24"/>
+        </w:rPr>
+        <w:t>faithfulness</w:t>
+      </w:r>
+      <w:r>
+        <w:rPr>
+          <w:rFonts w:ascii="Arial" w:hAnsi="Arial"/>
+          <w:sz w:val="24"/>
+        </w:rPr>
+        <w:t xml:space="preserve"> and </w:t>
+      </w:r>
+      <w:r>
+        <w:rPr>
+          <w:rFonts w:ascii="Arial" w:hAnsi="Arial"/>
+          <w:b/>
+          <w:sz w:val="24"/>
+        </w:rPr>
+        <w:t>ambition</w:t>
+      </w:r>
+      <w:r>
+        <w:rPr>
+          <w:rFonts w:ascii="Arial" w:hAnsi="Arial"/>
+          <w:sz w:val="24"/>
+        </w:rPr>
+        <w:t xml:space="preserve">. There are people who join a church or enter ministry specifically so that they can rise through the ranks, gain visibility, or be noticed by leadership. The teaching provides the definitive spiritual diagnostic to unmask mere ambition: </w:t>
+      </w:r>
+      <w:r>
+        <w:rPr>
+          <w:rFonts w:ascii="Arial" w:hAnsi="Arial"/>
+          <w:b/>
+          <w:i/>
+          <w:sz w:val="24"/>
+        </w:rPr>
+        <w:t>one of the ways you know whether you are faithful or you are just ambitious is if your desires are not given to you</w:t>
+      </w:r>
+      <w:r>
+        <w:rPr>
+          <w:rFonts w:ascii="Arial" w:hAnsi="Arial"/>
+          <w:sz w:val="24"/>
+        </w:rPr>
+        <w:t xml:space="preserve">. The ambitious person will act faithful only as long as the trajectory favors their personal desires; any little alteration, delay, or denial of their expectations, and they will change immediately. That sudden change proves they were never faithful. Faithful men, however, do not break under pressure; faithfulness has nothing to do with circumstances, because the faithful steward makes no excuses and remains 100% committed to the cause. To thoroughly demonstrate this difference, the teaching examines four biblical relationships: </w:t>
+      </w:r>
+      <w:r>
+        <w:rPr>
+          <w:rFonts w:ascii="Arial" w:hAnsi="Arial"/>
+          <w:b/>
+          <w:sz w:val="24"/>
+        </w:rPr>
+        <w:t>Ruth and Naomi</w:t>
+      </w:r>
+      <w:r>
+        <w:rPr>
+          <w:rFonts w:ascii="Arial" w:hAnsi="Arial"/>
+          <w:sz w:val="24"/>
+        </w:rPr>
+        <w:t xml:space="preserve"> (uncalculating loyalty that looks for nothing), </w:t>
+      </w:r>
+      <w:r>
+        <w:rPr>
+          <w:rFonts w:ascii="Arial" w:hAnsi="Arial"/>
+          <w:b/>
+          <w:sz w:val="24"/>
+        </w:rPr>
+        <w:t>Elisha and Elijah</w:t>
+      </w:r>
+      <w:r>
+        <w:rPr>
+          <w:rFonts w:ascii="Arial" w:hAnsi="Arial"/>
+          <w:sz w:val="24"/>
+        </w:rPr>
+        <w:t xml:space="preserve"> (wholehearted servanthood and wearing the father's ministry), </w:t>
+      </w:r>
+      <w:r>
+        <w:rPr>
+          <w:rFonts w:ascii="Arial" w:hAnsi="Arial"/>
+          <w:b/>
+          <w:sz w:val="24"/>
+        </w:rPr>
+        <w:t>Joshua and Moses</w:t>
+      </w:r>
+      <w:r>
+        <w:rPr>
+          <w:rFonts w:ascii="Arial" w:hAnsi="Arial"/>
+          <w:sz w:val="24"/>
+        </w:rPr>
+        <w:t xml:space="preserve"> (staying with the leader's instructions without preaching the leader's flaws), and </w:t>
+      </w:r>
+      <w:r>
+        <w:rPr>
+          <w:rFonts w:ascii="Arial" w:hAnsi="Arial"/>
+          <w:b/>
+          <w:sz w:val="24"/>
+        </w:rPr>
+        <w:t>Timothy and Paul</w:t>
+      </w:r>
+      <w:r>
+        <w:rPr>
+          <w:rFonts w:ascii="Arial" w:hAnsi="Arial"/>
+          <w:sz w:val="24"/>
+        </w:rPr>
+        <w:t xml:space="preserve"> (faithful dependability everywhere, contrasted with the unfaithful man who is like a broken tooth and a foot out of joint).</w:t>
+      </w:r>
     </w:p>
     <w:p>
       <w:pPr>
+        <w:spacing w:before="60" w:after="60"/>
+      </w:pPr>
+    </w:p>
+    <w:p>
+      <w:pPr>
         <w:spacing w:before="280" w:after="80"/>
       </w:pPr>
       <w:r>
@@ -181,7 +363,7 @@
           <w:b/>
           <w:sz w:val="24"/>
         </w:rPr>
-        <w:t>Foundational Definitions: Faithfulness (*Pistos*) vs. Carnal Ambition (*Eritheia*)</w:t>
+        <w:t>The Meaning of Faithfulness and the Litmus Test of Ambition</w:t>
       </w:r>
     </w:p>
     <w:p>
@@ -235,30 +417,8 @@
     </w:p>
     <w:p>
       <w:pPr>
-        <w:spacing w:before="80" w:after="80" w:line="276" w:lineRule="auto"/>
-      </w:pPr>
-      <w:r>
-        <w:rPr>
-          <w:rFonts w:ascii="Arial" w:hAnsi="Arial"/>
-          <w:sz w:val="24"/>
-        </w:rPr>
-        <w:t xml:space="preserve">The Apostle Paul establishes the governing canon of ministerial evaluation in </w:t>
-      </w:r>
-      <w:r>
-        <w:rPr>
-          <w:rFonts w:ascii="Arial" w:hAnsi="Arial"/>
-          <w:b/>
-          <w:sz w:val="24"/>
-        </w:rPr>
-        <w:t>1 Corinthians 4:1-2</w:t>
-      </w:r>
-      <w:r>
-        <w:rPr>
-          <w:rFonts w:ascii="Arial" w:hAnsi="Arial"/>
-          <w:sz w:val="24"/>
-        </w:rPr>
-        <w:t>. Ministers are not evaluated by worldly metrics of crowd size, oratorical charisma, or ecclesiastical title, but as servants of Christ and stewards (</w:t>
-      </w:r>
+        <w:spacing w:before="160" w:after="40"/>
+      </w:pPr>
       <w:r>
         <w:rPr>
           <w:rFonts w:ascii="Arial" w:hAnsi="Arial"/>
@@ -266,30 +426,14 @@
           <w:i/>
           <w:sz w:val="24"/>
         </w:rPr>
-        <w:t>oikonomos</w:t>
-      </w:r>
-      <w:r>
-        <w:rPr>
-          <w:rFonts w:ascii="Arial" w:hAnsi="Arial"/>
-          <w:sz w:val="24"/>
-        </w:rPr>
-        <w:t xml:space="preserve">) of divine mysteries. The single non-negotiable requirement laid upon a steward is that they be found </w:t>
-      </w:r>
-      <w:r>
-        <w:rPr>
-          <w:rFonts w:ascii="Arial" w:hAnsi="Arial"/>
-          <w:b/>
-          <w:sz w:val="24"/>
-        </w:rPr>
-        <w:t>faithful</w:t>
-      </w:r>
-      <w:r>
-        <w:rPr>
-          <w:rFonts w:ascii="Arial" w:hAnsi="Arial"/>
-          <w:sz w:val="24"/>
-        </w:rPr>
-        <w:t xml:space="preserve">. In the Greek text, 'faithful' is the adjective </w:t>
-      </w:r>
+        <w:t>1 Corinthians 10:13</w:t>
+      </w:r>
+    </w:p>
+    <w:p>
+      <w:pPr>
+        <w:spacing w:before="20" w:after="20"/>
+        <w:ind w:left="360"/>
+      </w:pPr>
       <w:r>
         <w:rPr>
           <w:rFonts w:ascii="Arial" w:hAnsi="Arial"/>
@@ -297,14 +441,39 @@
           <w:i/>
           <w:sz w:val="24"/>
         </w:rPr>
-        <w:t>pistos</w:t>
-      </w:r>
-      <w:r>
-        <w:rPr>
-          <w:rFonts w:ascii="Arial" w:hAnsi="Arial"/>
-          <w:sz w:val="24"/>
-        </w:rPr>
-        <w:t xml:space="preserve">, fundamentally linked to the verb </w:t>
+        <w:t>[13] There hath no temptation taken you but such as is common to man: but God is faithful, who will not suffer you to be tempted above that ye are able...</w:t>
+      </w:r>
+    </w:p>
+    <w:p>
+      <w:pPr>
+        <w:spacing w:before="60" w:after="60"/>
+      </w:pPr>
+    </w:p>
+    <w:p>
+      <w:pPr>
+        <w:spacing w:before="80" w:after="80" w:line="276" w:lineRule="auto"/>
+      </w:pPr>
+      <w:r>
+        <w:rPr>
+          <w:rFonts w:ascii="Arial" w:hAnsi="Arial"/>
+          <w:sz w:val="24"/>
+        </w:rPr>
+        <w:t xml:space="preserve">As expounded in the teaching, the Apostle Paul declares that a Christian worker is a steward, and the primary qualification demanded of a steward is that they be found </w:t>
+      </w:r>
+      <w:r>
+        <w:rPr>
+          <w:rFonts w:ascii="Arial" w:hAnsi="Arial"/>
+          <w:b/>
+          <w:sz w:val="24"/>
+        </w:rPr>
+        <w:t>faithful</w:t>
+      </w:r>
+      <w:r>
+        <w:rPr>
+          <w:rFonts w:ascii="Arial" w:hAnsi="Arial"/>
+          <w:sz w:val="24"/>
+        </w:rPr>
+        <w:t xml:space="preserve">. The speaker explains that the word faithful is rooted in </w:t>
       </w:r>
       <w:r>
         <w:rPr>
@@ -320,7 +489,49 @@
           <w:rFonts w:ascii="Arial" w:hAnsi="Arial"/>
           <w:sz w:val="24"/>
         </w:rPr>
-        <w:t xml:space="preserve"> (to believe, trust, commit). </w:t>
+        <w:t xml:space="preserve">, signifying that which is utterly reliable and trustworthy. Believers often say, 'God is faithful.' Why is God faithful? Because He is reliable, He is always available, and He never changes His commitment. Look at what God walked through before Jesus died on the cross—it was a lot of negativities, extremities, and intense pressure, yet God never altered His word. That is why the speaker emphasizes that </w:t>
+      </w:r>
+      <w:r>
+        <w:rPr>
+          <w:rFonts w:ascii="Arial" w:hAnsi="Arial"/>
+          <w:b/>
+          <w:sz w:val="24"/>
+        </w:rPr>
+        <w:t>faithfulness is loyalty, and loyalty means being committed to a cause 100%</w:t>
+      </w:r>
+      <w:r>
+        <w:rPr>
+          <w:rFonts w:ascii="Arial" w:hAnsi="Arial"/>
+          <w:sz w:val="24"/>
+        </w:rPr>
+        <w:t>. A faithful steward is not loyal because conditions are favorable; they are reliable under every circumstance.</w:t>
+      </w:r>
+    </w:p>
+    <w:p>
+      <w:pPr>
+        <w:spacing w:before="80" w:after="80" w:line="276" w:lineRule="auto"/>
+      </w:pPr>
+      <w:r>
+        <w:rPr>
+          <w:rFonts w:ascii="Arial" w:hAnsi="Arial"/>
+          <w:sz w:val="24"/>
+        </w:rPr>
+        <w:t xml:space="preserve">In sharp contrast stands </w:t>
+      </w:r>
+      <w:r>
+        <w:rPr>
+          <w:rFonts w:ascii="Arial" w:hAnsi="Arial"/>
+          <w:b/>
+          <w:sz w:val="24"/>
+        </w:rPr>
+        <w:t>personal ambition</w:t>
+      </w:r>
+      <w:r>
+        <w:rPr>
+          <w:rFonts w:ascii="Arial" w:hAnsi="Arial"/>
+          <w:sz w:val="24"/>
+        </w:rPr>
+        <w:t xml:space="preserve">. The speaker reveals how ambition operates within the church: individuals attach themselves to a work or join a fellowship with a hidden agenda—to climb ecclesiastical ladders, gain a platform, or be placed in visible authority. Because their motive is self-advancement rather than the cause, they are merely </w:t>
       </w:r>
       <w:r>
         <w:rPr>
@@ -329,14 +540,14 @@
           <w:i/>
           <w:sz w:val="24"/>
         </w:rPr>
-        <w:t>Pistos</w:t>
-      </w:r>
-      <w:r>
-        <w:rPr>
-          <w:rFonts w:ascii="Arial" w:hAnsi="Arial"/>
-          <w:sz w:val="24"/>
-        </w:rPr>
-        <w:t xml:space="preserve"> denotes someone who is utterly reliable, steadfast, trustworthy, and constant under every condition. In 1 Corinthians 10:13, Scripture declares that God is faithful (</w:t>
+        <w:t>'acting faithful.'</w:t>
+      </w:r>
+      <w:r>
+        <w:rPr>
+          <w:rFonts w:ascii="Arial" w:hAnsi="Arial"/>
+          <w:sz w:val="24"/>
+        </w:rPr>
+        <w:t xml:space="preserve"> The speaker gives the exact way to know their true condition: </w:t>
       </w:r>
       <w:r>
         <w:rPr>
@@ -345,47 +556,33 @@
           <w:i/>
           <w:sz w:val="24"/>
         </w:rPr>
-        <w:t>pistos de ho Theos</w:t>
-      </w:r>
-      <w:r>
-        <w:rPr>
-          <w:rFonts w:ascii="Arial" w:hAnsi="Arial"/>
-          <w:sz w:val="24"/>
-        </w:rPr>
-        <w:t xml:space="preserve">)—meaning God never alters His commitment, never reneges on His covenant, and remains perpetually dependable. When applied to human stewards, faithfulness is synonymous with </w:t>
-      </w:r>
-      <w:r>
-        <w:rPr>
-          <w:rFonts w:ascii="Arial" w:hAnsi="Arial"/>
-          <w:b/>
-          <w:sz w:val="24"/>
-        </w:rPr>
-        <w:t>absolute loyalty</w:t>
-      </w:r>
-      <w:r>
-        <w:rPr>
-          <w:rFonts w:ascii="Arial" w:hAnsi="Arial"/>
-          <w:sz w:val="24"/>
-        </w:rPr>
-        <w:t>: a one-hundred-percent dedication to God, the assignment, the local church, and spiritual authority, irrespective of hardships or changing circumstances.</w:t>
+        <w:t>'One of the ways you know whether you are faithful or you're just ambitious is if your desires are not given you, they're not given to you... Any little alteration, they will change. That means they were never faithful.'</w:t>
+      </w:r>
+      <w:r>
+        <w:rPr>
+          <w:rFonts w:ascii="Arial" w:hAnsi="Arial"/>
+          <w:sz w:val="24"/>
+        </w:rPr>
+        <w:t xml:space="preserve"> When an ambitious worker is corrected, when their preferred promotion is delayed, or when another worker is chosen, their disposition changes overnight. They begin to murmur, withdraw their service, or leave the church entirely. Faithful people, however, do not break under pressure; they possess no personal entitlement, and their loyalty remains constant whether their natural desires are fulfilled or denied.</w:t>
       </w:r>
     </w:p>
     <w:p>
       <w:pPr>
-        <w:spacing w:before="60" w:after="60"/>
-      </w:pPr>
+        <w:spacing w:before="240" w:after="80"/>
+      </w:pPr>
+      <w:r>
+        <w:rPr>
+          <w:rFonts w:ascii="Arial" w:hAnsi="Arial"/>
+          <w:b/>
+          <w:sz w:val="24"/>
+        </w:rPr>
+        <w:t>Ruth and Naomi: Uncalculating Loyalty Looking for Nothing</w:t>
+      </w:r>
     </w:p>
     <w:p>
       <w:pPr>
-        <w:spacing w:before="80" w:after="80" w:line="276" w:lineRule="auto"/>
-      </w:pPr>
-      <w:r>
-        <w:rPr>
-          <w:rFonts w:ascii="Arial" w:hAnsi="Arial"/>
-          <w:sz w:val="24"/>
-        </w:rPr>
-        <w:t xml:space="preserve">In sharp contrast, carnal ambition—described in the New Testament as </w:t>
-      </w:r>
+        <w:spacing w:before="160" w:after="40"/>
+      </w:pPr>
       <w:r>
         <w:rPr>
           <w:rFonts w:ascii="Arial" w:hAnsi="Arial"/>
@@ -393,52 +590,43 @@
           <w:i/>
           <w:sz w:val="24"/>
         </w:rPr>
-        <w:t>eritheia</w:t>
-      </w:r>
-      <w:r>
-        <w:rPr>
-          <w:rFonts w:ascii="Arial" w:hAnsi="Arial"/>
-          <w:sz w:val="24"/>
-        </w:rPr>
-        <w:t xml:space="preserve"> (self-seeking rivalry, factional ambition, partisan spirit, as in Philippians 2:3 and James 3:14-16)—is inherently self-absorbed. The ambitious person enters ministry with a covert agenda: they seek to rise through the ranks, gain proximity to senior leadership, acquire a platform, or carve out an independent reputation. The teaching provides the definitive spiritual diagnostic to unmask ambition: </w:t>
-      </w:r>
-      <w:r>
-        <w:rPr>
-          <w:rFonts w:ascii="Arial" w:hAnsi="Arial"/>
-          <w:b/>
-          <w:sz w:val="24"/>
-        </w:rPr>
-        <w:t>the true nature of an individual's service is revealed when their personal desires, preferences, and positional ambitions are denied or delayed</w:t>
-      </w:r>
-      <w:r>
-        <w:rPr>
-          <w:rFonts w:ascii="Arial" w:hAnsi="Arial"/>
-          <w:sz w:val="24"/>
-        </w:rPr>
-        <w:t>. An ambitious worker will act faithful only as long as the trajectory favors their advancement; the moment an alteration occurs, a correction is administered, or another person is preferred, their disposition changes immediately. They murmur, withdraw their service, exhibit resentment, or orchestrate rebellion. The faithful steward, however, remains immovable because their service was never tethered to personal entitlement.</w:t>
+        <w:t>Ruth 1:14, 16-17</w:t>
       </w:r>
     </w:p>
     <w:p>
       <w:pPr>
-        <w:spacing w:before="60" w:after="60"/>
-      </w:pPr>
+        <w:spacing w:before="20" w:after="20"/>
+        <w:ind w:left="360"/>
+      </w:pPr>
+      <w:r>
+        <w:rPr>
+          <w:rFonts w:ascii="Arial" w:hAnsi="Arial"/>
+          <w:b/>
+          <w:i/>
+          <w:sz w:val="24"/>
+        </w:rPr>
+        <w:t>[14] And they lifted up their voice, and wept again: and Orpah kissed her mother in law; but Ruth clave unto her.</w:t>
+      </w:r>
     </w:p>
     <w:p>
       <w:pPr>
-        <w:spacing w:before="240" w:after="80"/>
+        <w:spacing w:before="20" w:after="20"/>
+        <w:ind w:left="360"/>
       </w:pPr>
       <w:r>
         <w:rPr>
           <w:rFonts w:ascii="Arial" w:hAnsi="Arial"/>
           <w:b/>
-          <w:sz w:val="24"/>
-        </w:rPr>
-        <w:t>Case Study 1: Ruth and Naomi — Uncalculating Loyalty vs. Conditional Affection</w:t>
+          <w:i/>
+          <w:sz w:val="24"/>
+        </w:rPr>
+        <w:t>[16] And Ruth said, Intreat me not to leave thee, or to return from following after thee: for whither thou goest, I will go; and where thou lodgest, I will lodge: thy people shall be my people, and thy God my God:</w:t>
       </w:r>
     </w:p>
     <w:p>
       <w:pPr>
-        <w:spacing w:before="160" w:after="40"/>
+        <w:spacing w:before="20" w:after="20"/>
+        <w:ind w:left="360"/>
       </w:pPr>
       <w:r>
         <w:rPr>
@@ -447,11 +635,129 @@
           <w:i/>
           <w:sz w:val="24"/>
         </w:rPr>
-        <w:t>Ruth 1:14, 16-17</w:t>
+        <w:t>[17] Where thou diest, will I die, and there will I be buried: the LORD do so to me, and more also, if ought but death part thee and me.</w:t>
       </w:r>
     </w:p>
     <w:p>
       <w:pPr>
+        <w:spacing w:before="60" w:after="60"/>
+      </w:pPr>
+    </w:p>
+    <w:p>
+      <w:pPr>
+        <w:spacing w:before="80" w:after="80" w:line="276" w:lineRule="auto"/>
+      </w:pPr>
+      <w:r>
+        <w:rPr>
+          <w:rFonts w:ascii="Arial" w:hAnsi="Arial"/>
+          <w:sz w:val="24"/>
+        </w:rPr>
+        <w:t xml:space="preserve">The first illustration employed in the teaching to demonstrate the difference between faithfulness and ambition is </w:t>
+      </w:r>
+      <w:r>
+        <w:rPr>
+          <w:rFonts w:ascii="Arial" w:hAnsi="Arial"/>
+          <w:b/>
+          <w:sz w:val="24"/>
+        </w:rPr>
+        <w:t>Ruth and Naomi</w:t>
+      </w:r>
+      <w:r>
+        <w:rPr>
+          <w:rFonts w:ascii="Arial" w:hAnsi="Arial"/>
+          <w:sz w:val="24"/>
+        </w:rPr>
+        <w:t xml:space="preserve">. Following the death of her husband and both sons in the country of Moab, Naomi stood utterly bereft of social security, financial inheritance, and prospective husbands. Recognizing her destitution, Naomi urged her two Moabite daughters-in-law to return to their mothers' houses. </w:t>
+      </w:r>
+      <w:r>
+        <w:rPr>
+          <w:rFonts w:ascii="Arial" w:hAnsi="Arial"/>
+          <w:b/>
+          <w:sz w:val="24"/>
+        </w:rPr>
+        <w:t>Orpah kissed Naomi and departed, but Ruth clave unto her</w:t>
+      </w:r>
+      <w:r>
+        <w:rPr>
+          <w:rFonts w:ascii="Arial" w:hAnsi="Arial"/>
+          <w:sz w:val="24"/>
+        </w:rPr>
+        <w:t xml:space="preserve"> (Ruth 1:14). Orpah exemplifies affection that terminates when personal advantage ceases; she loved Naomi, but once Naomi had no more sons or worldly prospects to offer, Orpah turned back.</w:t>
+      </w:r>
+    </w:p>
+    <w:p>
+      <w:pPr>
+        <w:spacing w:before="80" w:after="80" w:line="276" w:lineRule="auto"/>
+      </w:pPr>
+      <w:r>
+        <w:rPr>
+          <w:rFonts w:ascii="Arial" w:hAnsi="Arial"/>
+          <w:sz w:val="24"/>
+        </w:rPr>
+        <w:t xml:space="preserve">Ruth, however, embodies pure, unadulterated faithfulness. When urged to leave, Ruth uttered that monumental covenant of devotion: </w:t>
+      </w:r>
+      <w:r>
+        <w:rPr>
+          <w:rFonts w:ascii="Arial" w:hAnsi="Arial"/>
+          <w:b/>
+          <w:i/>
+          <w:sz w:val="24"/>
+        </w:rPr>
+        <w:t xml:space="preserve">'Whither thou goest, I will go; and where thou lodgest, I will lodge: thy people shall be my people, and thy God my God: Where thou diest, will I die, and there will I be buried' </w:t>
+      </w:r>
+      <w:r>
+        <w:rPr>
+          <w:rFonts w:ascii="Arial" w:hAnsi="Arial"/>
+          <w:sz w:val="24"/>
+        </w:rPr>
+        <w:t xml:space="preserve">(Ruth 1:16-17). The speaker captures the entire essence of Ruth's action in one definitive sentence: </w:t>
+      </w:r>
+      <w:r>
+        <w:rPr>
+          <w:rFonts w:ascii="Arial" w:hAnsi="Arial"/>
+          <w:b/>
+          <w:i/>
+          <w:sz w:val="24"/>
+        </w:rPr>
+        <w:t>'She wasn't looking for anything. That's faithfulness.'</w:t>
+      </w:r>
+      <w:r>
+        <w:rPr>
+          <w:rFonts w:ascii="Arial" w:hAnsi="Arial"/>
+          <w:sz w:val="24"/>
+        </w:rPr>
+        <w:t xml:space="preserve"> Ruth was an alien Gentile entering Israel with zero guarantees of marriage, property, or societal respect. She was not calculating perks, perks of leadership, or future benefits. Ambition is always calculating: 'What will I get out of this association?' Faithfulness declares: 'I am committed 100% to this spiritual cause and this oversight, looking for nothing in return.'</w:t>
+      </w:r>
+    </w:p>
+    <w:p>
+      <w:pPr>
+        <w:spacing w:before="240" w:after="80"/>
+      </w:pPr>
+      <w:r>
+        <w:rPr>
+          <w:rFonts w:ascii="Arial" w:hAnsi="Arial"/>
+          <w:b/>
+          <w:sz w:val="24"/>
+        </w:rPr>
+        <w:t>Elisha and Elijah: Wholehearted Servanthood and Wearing the Father's Ministry</w:t>
+      </w:r>
+    </w:p>
+    <w:p>
+      <w:pPr>
+        <w:spacing w:before="160" w:after="40"/>
+      </w:pPr>
+      <w:r>
+        <w:rPr>
+          <w:rFonts w:ascii="Arial" w:hAnsi="Arial"/>
+          <w:b/>
+          <w:i/>
+          <w:sz w:val="24"/>
+        </w:rPr>
+        <w:t>2 Kings 3:11</w:t>
+      </w:r>
+    </w:p>
+    <w:p>
+      <w:pPr>
         <w:spacing w:before="20" w:after="20"/>
         <w:ind w:left="360"/>
       </w:pPr>
@@ -462,11 +768,30 @@
           <w:i/>
           <w:sz w:val="24"/>
         </w:rPr>
-        <w:t>[14] And they lifted up their voice, and wept again: and Orpah kissed her mother in law; but Ruth clave unto her.</w:t>
+        <w:t>[11] But Jehoshaphat said, Is there not here a prophet of the LORD, that we may enquire of the LORD by him? And one of the king of Israel's servants answered and said, Here is Elisha the son of Shaphat, which poured water on the hands of Elijah.</w:t>
       </w:r>
     </w:p>
     <w:p>
       <w:pPr>
+        <w:spacing w:before="60" w:after="60"/>
+      </w:pPr>
+    </w:p>
+    <w:p>
+      <w:pPr>
+        <w:spacing w:before="160" w:after="40"/>
+      </w:pPr>
+      <w:r>
+        <w:rPr>
+          <w:rFonts w:ascii="Arial" w:hAnsi="Arial"/>
+          <w:b/>
+          <w:i/>
+          <w:sz w:val="24"/>
+        </w:rPr>
+        <w:t>2 Kings 2:2, 14</w:t>
+      </w:r>
+    </w:p>
+    <w:p>
+      <w:pPr>
         <w:spacing w:before="20" w:after="20"/>
         <w:ind w:left="360"/>
       </w:pPr>
@@ -477,7 +802,7 @@
           <w:i/>
           <w:sz w:val="24"/>
         </w:rPr>
-        <w:t>[16] And Ruth said, Intreat me not to leave thee, or to return from following after thee: for whither thou goest, I will go; and where thou lodgest, I will lodge: thy people shall be my people, and thy God my God:</w:t>
+        <w:t>[2] And Elijah said unto Elisha, Tarry here, I pray thee; for the LORD hath sent me to Bethel. And Elisha said unto him, As the LORD liveth, and as thy soul liveth, I will not leave thee. So they went down to Bethel.</w:t>
       </w:r>
     </w:p>
     <w:p>
@@ -492,7 +817,7 @@
           <w:i/>
           <w:sz w:val="24"/>
         </w:rPr>
-        <w:t>[17] Where thou diest, will I die, and there will I be buried: the LORD do so to me, and more also, if ought but death part thee and me.</w:t>
+        <w:t>[14] And he took the mantle of Elijah that fell from him, and smote the waters, and said, Where is the LORD God of Elijah? and when he also had smitten the waters, they parted hither and thither: and Elisha went over.</w:t>
       </w:r>
     </w:p>
     <w:p>
@@ -509,7 +834,7 @@
           <w:rFonts w:ascii="Arial" w:hAnsi="Arial"/>
           <w:sz w:val="24"/>
         </w:rPr>
-        <w:t>The narrative of Ruth and Naomi provides an unassailable demonstration of pure faithfulness contrasted with conditional attachment. Following the death of Elimelech and his two sons in Moab, Naomi stood destitute, bereft of husband, sons, and financial security. When Naomi urged her two Moabite daughters-in-law to return to their maternal homes where prospective marriage and societal security awaited them, Orpah kissed Naomi and departed, but Ruth clave unto her (</w:t>
+        <w:t xml:space="preserve">The second example analyzed in the teaching is the relationship between </w:t>
       </w:r>
       <w:r>
         <w:rPr>
@@ -517,20 +842,98 @@
           <w:b/>
           <w:sz w:val="24"/>
         </w:rPr>
-        <w:t>Ruth 1:14</w:t>
-      </w:r>
-      <w:r>
-        <w:rPr>
-          <w:rFonts w:ascii="Arial" w:hAnsi="Arial"/>
-          <w:sz w:val="24"/>
-        </w:rPr>
-        <w:t>). Orpah represents affection that terminates when personal advantage ceases. Orpah loved Naomi, but her commitment was contingent upon what the relationship could provide. When Naomi could offer no more husbands, inheritance, or social elevation, Orpah's devotion evaporated.</w:t>
+        <w:t>Elisha and Elijah</w:t>
+      </w:r>
+      <w:r>
+        <w:rPr>
+          <w:rFonts w:ascii="Arial" w:hAnsi="Arial"/>
+          <w:sz w:val="24"/>
+        </w:rPr>
+        <w:t xml:space="preserve">. The speaker highlights the historical background: Elisha emerged from a wealthy family (plowing with twelve yoke of oxen) and was likely older than Elijah, yet he completely surrendered his independence to follow Elijah faithfully. Years later, when the kings of Israel, Judah, and Edom were in crisis and inquired for a prophet of the Lord, Elisha was identified not by ecclesiastical titles or prophetic claims, but by his steadfast servanthood: </w:t>
+      </w:r>
+      <w:r>
+        <w:rPr>
+          <w:rFonts w:ascii="Arial" w:hAnsi="Arial"/>
+          <w:b/>
+          <w:i/>
+          <w:sz w:val="24"/>
+        </w:rPr>
+        <w:t xml:space="preserve">'Here is Elisha the son of Shaphat, which poured water on the hands of Elijah' </w:t>
+      </w:r>
+      <w:r>
+        <w:rPr>
+          <w:rFonts w:ascii="Arial" w:hAnsi="Arial"/>
+          <w:sz w:val="24"/>
+        </w:rPr>
+        <w:t xml:space="preserve">(2 Kings 3:11). The speaker notes that pouring water on Elijah's hands was a symbolic term meaning </w:t>
+      </w:r>
+      <w:r>
+        <w:rPr>
+          <w:rFonts w:ascii="Arial" w:hAnsi="Arial"/>
+          <w:b/>
+          <w:sz w:val="24"/>
+        </w:rPr>
+        <w:t>he served him faithfully with all his heart</w:t>
+      </w:r>
+      <w:r>
+        <w:rPr>
+          <w:rFonts w:ascii="Arial" w:hAnsi="Arial"/>
+          <w:sz w:val="24"/>
+        </w:rPr>
+        <w:t>.</w:t>
       </w:r>
     </w:p>
     <w:p>
       <w:pPr>
-        <w:spacing w:before="60" w:after="60"/>
-      </w:pPr>
+        <w:spacing w:before="80" w:after="80" w:line="276" w:lineRule="auto"/>
+      </w:pPr>
+      <w:r>
+        <w:rPr>
+          <w:rFonts w:ascii="Arial" w:hAnsi="Arial"/>
+          <w:sz w:val="24"/>
+        </w:rPr>
+        <w:t xml:space="preserve">The speaker contrasts Elisha's faithful devotion with the behavior of the </w:t>
+      </w:r>
+      <w:r>
+        <w:rPr>
+          <w:rFonts w:ascii="Arial" w:hAnsi="Arial"/>
+          <w:b/>
+          <w:sz w:val="24"/>
+        </w:rPr>
+        <w:t>'sons of the prophets'</w:t>
+      </w:r>
+      <w:r>
+        <w:rPr>
+          <w:rFonts w:ascii="Arial" w:hAnsi="Arial"/>
+          <w:sz w:val="24"/>
+        </w:rPr>
+        <w:t xml:space="preserve">. As Elijah and Elisha pressed through Gilgal, Bethel, Jericho, and toward Jordan, the sons of the prophets stayed behind at a distance, taunting Elisha with cynical questions: </w:t>
+      </w:r>
+      <w:r>
+        <w:rPr>
+          <w:rFonts w:ascii="Arial" w:hAnsi="Arial"/>
+          <w:b/>
+          <w:i/>
+          <w:sz w:val="24"/>
+        </w:rPr>
+        <w:t>'Don't you know? Why are you following this man? What are you following him for? Don't you know he's going today?'</w:t>
+      </w:r>
+      <w:r>
+        <w:rPr>
+          <w:rFonts w:ascii="Arial" w:hAnsi="Arial"/>
+          <w:sz w:val="24"/>
+        </w:rPr>
+        <w:t xml:space="preserve"> The sons of the prophets represent onlookers who possess information about the prophetic office but lack relational loyalty and the willingness to endure pressure. Elisha did not even answer their cynicism; he stood faithful, declaring repeatedly, </w:t>
+      </w:r>
+      <w:r>
+        <w:rPr>
+          <w:rFonts w:ascii="Arial" w:hAnsi="Arial"/>
+          <w:b/>
+          <w:i/>
+          <w:sz w:val="24"/>
+        </w:rPr>
+        <w:t>'As the LORD liveth, and as thy soul liveth, I will not leave thee.'</w:t>
+      </w:r>
     </w:p>
     <w:p>
       <w:pPr>
@@ -541,7 +944,22 @@
           <w:rFonts w:ascii="Arial" w:hAnsi="Arial"/>
           <w:sz w:val="24"/>
         </w:rPr>
-        <w:t xml:space="preserve">Ruth, however, epitomizes pure, uncalculating faithfulness. In verse 16-17, she articulated an unconditional covenant that bound her life, geography, culture, spiritual allegiance, and mortality to Naomi. Ruth was a Gentile widow entering an Israelite society that historically despised Moabites; she possessed zero earthly guarantee of marriage, property, or recognition. Yet she declared: </w:t>
+        <w:t xml:space="preserve">When Elijah asked what he should do for him, Elisha asked for a double portion of his spirit. The speaker clarifies that this was </w:t>
+      </w:r>
+      <w:r>
+        <w:rPr>
+          <w:rFonts w:ascii="Arial" w:hAnsi="Arial"/>
+          <w:b/>
+          <w:sz w:val="24"/>
+        </w:rPr>
+        <w:t>the firstborn inheritance to be the head of the prophets</w:t>
+      </w:r>
+      <w:r>
+        <w:rPr>
+          <w:rFonts w:ascii="Arial" w:hAnsi="Arial"/>
+          <w:sz w:val="24"/>
+        </w:rPr>
+        <w:t xml:space="preserve">—taking on the spiritual responsibility of continuing Elijah's work, not an ambitious attempt to outshine him. The crowning proof that Elisha was not acting out of personal ambition occurred the moment Elijah was caught up into heaven. Picking up the fallen mantle, Elisha struck the waters of Jordan and cried: </w:t>
       </w:r>
       <w:r>
         <w:rPr>
@@ -550,37 +968,63 @@
           <w:i/>
           <w:sz w:val="24"/>
         </w:rPr>
-        <w:t>*'Whither thou goest, I will go; and where thou lodgest, I will lodge: thy people shall be my people, and thy God my God.'*</w:t>
-      </w:r>
-      <w:r>
-        <w:rPr>
-          <w:rFonts w:ascii="Arial" w:hAnsi="Arial"/>
-          <w:sz w:val="24"/>
-        </w:rPr>
-        <w:t xml:space="preserve"> Ruth was not calculating perks, calculating an inheritance, or pursuing upward social mobility. Her service was unadulterated loyalty. Ambition asks: 'What will I gain from this association?' Faithfulness declares: 'I am committed to this spiritual assignment regardless of personal cost.'</w:t>
+        <w:t>'Where is the LORD God of Elijah?'</w:t>
+      </w:r>
+      <w:r>
+        <w:rPr>
+          <w:rFonts w:ascii="Arial" w:hAnsi="Arial"/>
+          <w:sz w:val="24"/>
+        </w:rPr>
+        <w:t xml:space="preserve"> The speaker powerfully underscores this exact phrase: </w:t>
+      </w:r>
+      <w:r>
+        <w:rPr>
+          <w:rFonts w:ascii="Arial" w:hAnsi="Arial"/>
+          <w:b/>
+          <w:i/>
+          <w:sz w:val="24"/>
+        </w:rPr>
+        <w:t>'That's what he said. That's faithfulness. Nothing changed. He wasn't doing it for himself. Where is the Lord God? He didn't say of Elisha? No, he said of Elijah. So he's letting everybody know: I'm wearing Elijah's ministry. That's a faithful person. He's loyal.'</w:t>
+      </w:r>
+      <w:r>
+        <w:rPr>
+          <w:rFonts w:ascii="Arial" w:hAnsi="Arial"/>
+          <w:sz w:val="24"/>
+        </w:rPr>
+        <w:t xml:space="preserve"> Ambition seeks to establish an independent brand: 'Now that the old man is gone, my time has come; behold the ministry of Elisha!' Faithfulness honors spiritual lineage and lets everyone know: 'I am merely wearing my father's ministry under the same God.'</w:t>
       </w:r>
     </w:p>
     <w:p>
       <w:pPr>
-        <w:spacing w:before="60" w:after="60"/>
-      </w:pPr>
+        <w:spacing w:before="240" w:after="80"/>
+      </w:pPr>
+      <w:r>
+        <w:rPr>
+          <w:rFonts w:ascii="Arial" w:hAnsi="Arial"/>
+          <w:b/>
+          <w:sz w:val="24"/>
+        </w:rPr>
+        <w:t>Joshua and Moses: Staying with Instructions and Never Preaching with the Leader's Mistakes</w:t>
+      </w:r>
     </w:p>
     <w:p>
       <w:pPr>
-        <w:spacing w:before="240" w:after="80"/>
+        <w:spacing w:before="160" w:after="40"/>
       </w:pPr>
       <w:r>
         <w:rPr>
           <w:rFonts w:ascii="Arial" w:hAnsi="Arial"/>
           <w:b/>
-          <w:sz w:val="24"/>
-        </w:rPr>
-        <w:t>Case Study 2: Elisha and Elijah — Humble Servanthood vs. Independent Platforms</w:t>
+          <w:i/>
+          <w:sz w:val="24"/>
+        </w:rPr>
+        <w:t>Joshua 1:1-2</w:t>
       </w:r>
     </w:p>
     <w:p>
       <w:pPr>
-        <w:spacing w:before="160" w:after="40"/>
+        <w:spacing w:before="20" w:after="20"/>
+        <w:ind w:left="360"/>
       </w:pPr>
       <w:r>
         <w:rPr>
@@ -589,7 +1033,7 @@
           <w:i/>
           <w:sz w:val="24"/>
         </w:rPr>
-        <w:t>2 Kings 3:11</w:t>
+        <w:t>[1] Now after the death of Moses the servant of the LORD it came to pass, that the LORD spake unto Joshua the son of Nun, Moses' minister, saying,</w:t>
       </w:r>
     </w:p>
     <w:p>
@@ -604,7 +1048,7 @@
           <w:i/>
           <w:sz w:val="24"/>
         </w:rPr>
-        <w:t>[11] But Jehoshaphat said, Is there not here a prophet of the LORD, that we may enquire of the LORD by him? And one of the king of Israel's servants answered and said, Here is Elisha the son of Shaphat, which poured water on the hands of Elijah.</w:t>
+        <w:t>[2] Moses my servant is dead; now therefore arise, go over this Jordan, thou, and all this people, unto the land which I do give to them, even to the children of Israel.</w:t>
       </w:r>
     </w:p>
     <w:p>
@@ -621,7 +1065,49 @@
           <w:rFonts w:ascii="Arial" w:hAnsi="Arial"/>
           <w:sz w:val="24"/>
         </w:rPr>
-        <w:t xml:space="preserve">The relationship between Elisha and Elijah reveals the structural posture of faithful discipleship. When Elijah cast his mantle upon Elisha in 1 Kings 19:19-21, Elisha was plowing with twelve yoke of oxen—indicating that he hailed from a wealthy, established agricultural family. Elisha slew his oxen, burned the farming implements to feed the people, and departed to minister unto Elijah. He surrendered familial wealth and social independence to assume the position of a domestic attendant. When the kings of Israel, Judah, and Edom sought a genuine word from the Lord years later in 2 Kings 3:11, the identifying credential that validated Elisha was not oratorical charisma or prophetic self-promotion, but: </w:t>
+        <w:t xml:space="preserve">The third case study is </w:t>
+      </w:r>
+      <w:r>
+        <w:rPr>
+          <w:rFonts w:ascii="Arial" w:hAnsi="Arial"/>
+          <w:b/>
+          <w:sz w:val="24"/>
+        </w:rPr>
+        <w:t>Joshua and Moses</w:t>
+      </w:r>
+      <w:r>
+        <w:rPr>
+          <w:rFonts w:ascii="Arial" w:hAnsi="Arial"/>
+          <w:sz w:val="24"/>
+        </w:rPr>
+        <w:t xml:space="preserve">. Throughout the wilderness journey, Joshua was identified as </w:t>
+      </w:r>
+      <w:r>
+        <w:rPr>
+          <w:rFonts w:ascii="Arial" w:hAnsi="Arial"/>
+          <w:b/>
+          <w:sz w:val="24"/>
+        </w:rPr>
+        <w:t>Moses' minister</w:t>
+      </w:r>
+      <w:r>
+        <w:rPr>
+          <w:rFonts w:ascii="Arial" w:hAnsi="Arial"/>
+          <w:sz w:val="24"/>
+        </w:rPr>
+        <w:t xml:space="preserve"> (Exodus 24:13; Joshua 1:1)—a dependable assistant who executed Moses' commands and remained in the tabernacle. When Moses died and God called Joshua to lead the children of Israel across Jordan, Joshua's loyalty was put to the ultimate test. How does an ambitious person behave when succeeding a legendary predecessor? The speaker exposes the subtle carnality of ambition: an ambitious successor frequently uses the predecessor's flaws to build their own credibility and preach to the congregation.</w:t>
+      </w:r>
+    </w:p>
+    <w:p>
+      <w:pPr>
+        <w:spacing w:before="80" w:after="80" w:line="276" w:lineRule="auto"/>
+      </w:pPr>
+      <w:r>
+        <w:rPr>
+          <w:rFonts w:ascii="Arial" w:hAnsi="Arial"/>
+          <w:sz w:val="24"/>
+        </w:rPr>
+        <w:t xml:space="preserve">The speaker explains the contrast in vivid, unmistakable language: </w:t>
       </w:r>
       <w:r>
         <w:rPr>
@@ -630,25 +1116,40 @@
           <w:i/>
           <w:sz w:val="24"/>
         </w:rPr>
-        <w:t>*'Here is Elisha the son of Shaphat, which poured water on the hands of Elijah.'*</w:t>
-      </w:r>
-      <w:r>
-        <w:rPr>
-          <w:rFonts w:ascii="Arial" w:hAnsi="Arial"/>
-          <w:sz w:val="24"/>
-        </w:rPr>
-        <w:t xml:space="preserve"> He was known across the nation as the faithful servant who washed the hands of his spiritual father.</w:t>
+        <w:t>'Joshua said, this is the God of Moses as Moses, the servant of the Lord. And you know, he didn't use Moses to preach, to say, you know, Moses could have brought us here, but you know he's not the one that eventually came, you know what happened now? Should you get? No, no, no, no. He stayed with the fact that this is Moses' instruction. Loyal, faithful people don't do otherwise when you are not there.'</w:t>
+      </w:r>
+      <w:r>
+        <w:rPr>
+          <w:rFonts w:ascii="Arial" w:hAnsi="Arial"/>
+          <w:sz w:val="24"/>
+        </w:rPr>
+        <w:t xml:space="preserve"> An ambitious leader exploits the leader's absence or passing to highlight where the predecessor failed, presenting themselves as the superior, enlightened leader. Joshua completely refused to preach with Moses' mistakes. He stayed strictly with Moses' instructions, honored Moses as the servant of the Lord, and carried the people across Jordan. Faithfulness preserves instructions; ambition alters them for personal glory.</w:t>
       </w:r>
     </w:p>
     <w:p>
       <w:pPr>
-        <w:spacing w:before="60" w:after="60"/>
-      </w:pPr>
+        <w:spacing w:before="240" w:after="80"/>
+      </w:pPr>
+      <w:r>
+        <w:rPr>
+          <w:rFonts w:ascii="Arial" w:hAnsi="Arial"/>
+          <w:b/>
+          <w:sz w:val="24"/>
+        </w:rPr>
+        <w:t>The Behind-the-Scenes Standard: The Front-Row Test</w:t>
+      </w:r>
     </w:p>
     <w:p>
       <w:pPr>
-        <w:spacing w:before="160" w:after="40"/>
-      </w:pPr>
+        <w:spacing w:before="80" w:after="80" w:line="276" w:lineRule="auto"/>
+      </w:pPr>
+      <w:r>
+        <w:rPr>
+          <w:rFonts w:ascii="Arial" w:hAnsi="Arial"/>
+          <w:sz w:val="24"/>
+        </w:rPr>
+        <w:t xml:space="preserve">Building directly upon Joshua's loyalty in Moses' absence, Pastor delivers the foundational litmus test that separates genuine faithfulness from mere eye-service in the local church: </w:t>
+      </w:r>
       <w:r>
         <w:rPr>
           <w:rFonts w:ascii="Arial" w:hAnsi="Arial"/>
@@ -656,11 +1157,50 @@
           <w:i/>
           <w:sz w:val="24"/>
         </w:rPr>
-        <w:t>2 Kings 2:2, 14</w:t>
+        <w:t>'Loyal, faithful people don't do otherwise when you are not there. Let me add one more. Faithful people will do in the service what they will have done if Jesus was seated in the front seat. Faithful people will do in the service what they will have done if Pastor was seated in the service. Faithful people, it is not because you are there. In fact, they do things behind you as though you are seated there. It's required of a steward that a man be found faithful, reliable under every circumstance.'</w:t>
       </w:r>
     </w:p>
     <w:p>
       <w:pPr>
+        <w:spacing w:before="80" w:after="80" w:line="276" w:lineRule="auto"/>
+      </w:pPr>
+      <w:r>
+        <w:rPr>
+          <w:rFonts w:ascii="Arial" w:hAnsi="Arial"/>
+          <w:sz w:val="24"/>
+        </w:rPr>
+        <w:t>Ambitious individuals are governed entirely by visibility: they arrive early, pray loudly, take detailed notes, and display fervent activity only when the Senior Pastor or coordinator is physically present in the room. The moment leadership is absent, their standard collapses into flippancy, lateness, and negligence. The faithful steward, however, operates under the perpetual consciousness of God. Whether laboring in front of thousands or organizing chairs in complete obscurity, their conduct is identical to how they would behave if Jesus Christ or their pastor were seated right in the front row.</w:t>
+      </w:r>
+    </w:p>
+    <w:p>
+      <w:pPr>
+        <w:spacing w:before="240" w:after="80"/>
+      </w:pPr>
+      <w:r>
+        <w:rPr>
+          <w:rFonts w:ascii="Arial" w:hAnsi="Arial"/>
+          <w:b/>
+          <w:sz w:val="24"/>
+        </w:rPr>
+        <w:t>Timothy and Paul: Faithful Everywhere vs. The Broken Tooth and Foot Out of Joint</w:t>
+      </w:r>
+    </w:p>
+    <w:p>
+      <w:pPr>
+        <w:spacing w:before="160" w:after="40"/>
+      </w:pPr>
+      <w:r>
+        <w:rPr>
+          <w:rFonts w:ascii="Arial" w:hAnsi="Arial"/>
+          <w:b/>
+          <w:i/>
+          <w:sz w:val="24"/>
+        </w:rPr>
+        <w:t>Proverbs 25:19</w:t>
+      </w:r>
+    </w:p>
+    <w:p>
+      <w:pPr>
         <w:spacing w:before="20" w:after="20"/>
         <w:ind w:left="360"/>
       </w:pPr>
@@ -671,11 +1211,30 @@
           <w:i/>
           <w:sz w:val="24"/>
         </w:rPr>
-        <w:t>[2] And Elijah said unto Elisha, Tarry here, I pray thee; for the LORD hath sent me to Bethel. And Elisha said unto him, As the LORD liveth, and as thy soul liveth, I will not leave thee. So they went down to Bethel.</w:t>
+        <w:t>[19] Confidence in an unfaithful man in time of trouble is like a broken tooth, and a foot out of joint.</w:t>
       </w:r>
     </w:p>
     <w:p>
       <w:pPr>
+        <w:spacing w:before="60" w:after="60"/>
+      </w:pPr>
+    </w:p>
+    <w:p>
+      <w:pPr>
+        <w:spacing w:before="160" w:after="40"/>
+      </w:pPr>
+      <w:r>
+        <w:rPr>
+          <w:rFonts w:ascii="Arial" w:hAnsi="Arial"/>
+          <w:b/>
+          <w:i/>
+          <w:sz w:val="24"/>
+        </w:rPr>
+        <w:t>Philippians 2:19-22</w:t>
+      </w:r>
+    </w:p>
+    <w:p>
+      <w:pPr>
         <w:spacing w:before="20" w:after="20"/>
         <w:ind w:left="360"/>
       </w:pPr>
@@ -686,25 +1245,29 @@
           <w:i/>
           <w:sz w:val="24"/>
         </w:rPr>
-        <w:t>[14] And he took the mantle of Elijah that fell from him, and smote the waters, and said, Where is the LORD God of Elijah? and when he also had smitten the waters, they parted hither and thither: and Elisha went over.</w:t>
+        <w:t>[19] But I trust in the Lord Jesus to send Timotheus shortly unto you, that I also may be of good comfort, when I know your state.</w:t>
       </w:r>
     </w:p>
     <w:p>
       <w:pPr>
-        <w:spacing w:before="60" w:after="60"/>
-      </w:pPr>
+        <w:spacing w:before="20" w:after="20"/>
+        <w:ind w:left="360"/>
+      </w:pPr>
+      <w:r>
+        <w:rPr>
+          <w:rFonts w:ascii="Arial" w:hAnsi="Arial"/>
+          <w:b/>
+          <w:i/>
+          <w:sz w:val="24"/>
+        </w:rPr>
+        <w:t>[20] For I have no man likeminded, who will naturally care for your state.</w:t>
+      </w:r>
     </w:p>
     <w:p>
       <w:pPr>
-        <w:spacing w:before="80" w:after="80" w:line="276" w:lineRule="auto"/>
-      </w:pPr>
-      <w:r>
-        <w:rPr>
-          <w:rFonts w:ascii="Arial" w:hAnsi="Arial"/>
-          <w:sz w:val="24"/>
-        </w:rPr>
-        <w:t xml:space="preserve">The crucial divergence between faithfulness and ambition is showcased in 2 Kings 2 as Elijah journeyed from Gilgal to Bethel, Jericho, and the Jordan. At each juncture, the 'sons of the prophets' stood at a distance, taunting Elisha with cynical commentary: 'Knowest thou that the LORD will take away thy master from thy head today?' The sons of the prophets represent religious onlookers—individuals who possess theoretical prophetic information but lack relational loyalty and sacrificial endurance. They remained spectators on the bank. Elisha, however, refused to abandon his duty post, answering repeatedly: </w:t>
-      </w:r>
+        <w:spacing w:before="20" w:after="20"/>
+        <w:ind w:left="360"/>
+      </w:pPr>
       <w:r>
         <w:rPr>
           <w:rFonts w:ascii="Arial" w:hAnsi="Arial"/>
@@ -712,38 +1275,31 @@
           <w:i/>
           <w:sz w:val="24"/>
         </w:rPr>
-        <w:t>*'As the LORD liveth, and as thy soul liveth, I will not leave thee.'*</w:t>
-      </w:r>
-      <w:r>
-        <w:rPr>
-          <w:rFonts w:ascii="Arial" w:hAnsi="Arial"/>
-          <w:sz w:val="24"/>
-        </w:rPr>
-        <w:t xml:space="preserve"> When Elijah asked what he should do for him before his departure, Elisha requested a double portion of his spirit. The teaching makes a vital doctrinal clarification: </w:t>
-      </w:r>
-      <w:r>
-        <w:rPr>
-          <w:rFonts w:ascii="Arial" w:hAnsi="Arial"/>
-          <w:b/>
-          <w:sz w:val="24"/>
-        </w:rPr>
-        <w:t>this was not an ambitious demand to outshine or overshadow Elijah</w:t>
-      </w:r>
-      <w:r>
-        <w:rPr>
-          <w:rFonts w:ascii="Arial" w:hAnsi="Arial"/>
-          <w:sz w:val="24"/>
-        </w:rPr>
-        <w:t>; under Mosaic law, the double portion was the exclusive legal right of the firstborn son, signifying Elisha's desire to inherit the spiritual responsibility of maintaining the continuity of Elijah's prophetic office.</w:t>
+        <w:t>[21] For all seek their own, not the things which are Jesus Christ's.</w:t>
       </w:r>
     </w:p>
     <w:p>
       <w:pPr>
-        <w:spacing w:before="60" w:after="60"/>
-      </w:pPr>
+        <w:spacing w:before="20" w:after="20"/>
+        <w:ind w:left="360"/>
+      </w:pPr>
+      <w:r>
+        <w:rPr>
+          <w:rFonts w:ascii="Arial" w:hAnsi="Arial"/>
+          <w:b/>
+          <w:i/>
+          <w:sz w:val="24"/>
+        </w:rPr>
+        <w:t>[22] But ye know the proof of him, that, as a son with the father, he hath served with me in the gospel.</w:t>
+      </w:r>
     </w:p>
     <w:p>
       <w:pPr>
+        <w:spacing w:before="60" w:after="60"/>
+      </w:pPr>
+    </w:p>
+    <w:p>
+      <w:pPr>
         <w:spacing w:before="80" w:after="80" w:line="276" w:lineRule="auto"/>
       </w:pPr>
       <w:r>
@@ -751,7 +1307,22 @@
           <w:rFonts w:ascii="Arial" w:hAnsi="Arial"/>
           <w:sz w:val="24"/>
         </w:rPr>
-        <w:t xml:space="preserve">The crowning proof of Elisha's pure motivation occurred immediately after Elijah was taken up. Picking up the fallen mantle, Elisha struck the Jordan and cried: </w:t>
+        <w:t xml:space="preserve">The fourth example presented in the teaching is </w:t>
+      </w:r>
+      <w:r>
+        <w:rPr>
+          <w:rFonts w:ascii="Arial" w:hAnsi="Arial"/>
+          <w:b/>
+          <w:sz w:val="24"/>
+        </w:rPr>
+        <w:t>Timothy and Paul</w:t>
+      </w:r>
+      <w:r>
+        <w:rPr>
+          <w:rFonts w:ascii="Arial" w:hAnsi="Arial"/>
+          <w:sz w:val="24"/>
+        </w:rPr>
+        <w:t xml:space="preserve">. Drawing from what Pastor Somi shared at the Believers Convention, the speaker notes how thoroughly dependable Timothy was across Paul's entire apostolic journey: </w:t>
       </w:r>
       <w:r>
         <w:rPr>
@@ -760,38 +1331,153 @@
           <w:i/>
           <w:sz w:val="24"/>
         </w:rPr>
-        <w:t>*'Where is the LORD God of Elijah?'*</w:t>
-      </w:r>
-      <w:r>
-        <w:rPr>
-          <w:rFonts w:ascii="Arial" w:hAnsi="Arial"/>
-          <w:sz w:val="24"/>
-        </w:rPr>
-        <w:t xml:space="preserve"> He did not cry: 'Where is the God of Elisha? Now my time has come! Finally, the old man is gone and my personal ministry can shine!' Elisha wore Elijah's ministry, honored Elijah's legacy, and pointed the people back to the God of his spiritual father. Ambition seeks an independent brand; faithfulness honors spiritual lineage and builds upon the apostolic foundation.</w:t>
+        <w:t>'And we saw Timothy everywhere, you know, we can readily call Paul's epistles, Timothy's epistles, readily faithful. Faithful. He's everywhere, he's everywhere.'</w:t>
+      </w:r>
+      <w:r>
+        <w:rPr>
+          <w:rFonts w:ascii="Arial" w:hAnsi="Arial"/>
+          <w:sz w:val="24"/>
+        </w:rPr>
+        <w:t xml:space="preserve"> In almost every epistle written by Paul—from Thessalonians to Corinthians, Philippians, and Colossians—Timothy is present as a trusted co-laborer. In Philippians 2:20-22, Paul lamented that while most ministers seek their own interests, Timothy served with him as a son with a father and naturally cared for the state of the flock.</w:t>
       </w:r>
     </w:p>
     <w:p>
       <w:pPr>
-        <w:spacing w:before="60" w:after="60"/>
-      </w:pPr>
+        <w:spacing w:before="80" w:after="80" w:line="276" w:lineRule="auto"/>
+      </w:pPr>
+      <w:r>
+        <w:rPr>
+          <w:rFonts w:ascii="Arial" w:hAnsi="Arial"/>
+          <w:sz w:val="24"/>
+        </w:rPr>
+        <w:t xml:space="preserve">The speaker then presents the exact scriptural contrast to Timothy's faithfulness by reading </w:t>
+      </w:r>
+      <w:r>
+        <w:rPr>
+          <w:rFonts w:ascii="Arial" w:hAnsi="Arial"/>
+          <w:b/>
+          <w:sz w:val="24"/>
+        </w:rPr>
+        <w:t>Proverbs 25:19</w:t>
+      </w:r>
+      <w:r>
+        <w:rPr>
+          <w:rFonts w:ascii="Arial" w:hAnsi="Arial"/>
+          <w:sz w:val="24"/>
+        </w:rPr>
+        <w:t xml:space="preserve">: </w:t>
+      </w:r>
+      <w:r>
+        <w:rPr>
+          <w:rFonts w:ascii="Arial" w:hAnsi="Arial"/>
+          <w:b/>
+          <w:i/>
+          <w:sz w:val="24"/>
+        </w:rPr>
+        <w:t>'Confidence in an unfaithful man in time of trouble is like a broken tooth, and a foot out of joint.'</w:t>
+      </w:r>
+      <w:r>
+        <w:rPr>
+          <w:rFonts w:ascii="Arial" w:hAnsi="Arial"/>
+          <w:sz w:val="24"/>
+        </w:rPr>
+        <w:t xml:space="preserve"> The speaker expounds this verse with visceral practical application: </w:t>
+      </w:r>
+      <w:r>
+        <w:rPr>
+          <w:rFonts w:ascii="Arial" w:hAnsi="Arial"/>
+          <w:b/>
+          <w:i/>
+          <w:sz w:val="24"/>
+        </w:rPr>
+        <w:t>'I've experienced it too. A broken tooth: it will be painful, it cannot chew. A foot out of joint: you can't walk with it, it will not go. He's there. He has a responsibility. You have made him a cell leader, he's there. His name is on the roll, he's HOD, he's a pastor. But it's like a broken tooth: we can't chew, we can't walk, but he's there.'</w:t>
+      </w:r>
     </w:p>
     <w:p>
       <w:pPr>
-        <w:spacing w:before="240" w:after="80"/>
-      </w:pPr>
+        <w:spacing w:before="80" w:after="80" w:line="276" w:lineRule="auto"/>
+      </w:pPr>
+      <w:r>
+        <w:rPr>
+          <w:rFonts w:ascii="Arial" w:hAnsi="Arial"/>
+          <w:sz w:val="24"/>
+        </w:rPr>
+        <w:t xml:space="preserve">An ambitious, unfaithful worker is like a dislocated ankle or a fractured molar: in calm weather, they appear functional, but the moment trouble, pressure, or demands arrive, leaning on them produces excruciating pain and ministerial paralysis. They occupy an office, draw a title, and appear on the roster, yet when work is to be done, they cannot chew and cannot walk. Timothy was the exact opposite: steady, reliable, and available under every condition. The speaker delivers a sobering warning: </w:t>
+      </w:r>
       <w:r>
         <w:rPr>
           <w:rFonts w:ascii="Arial" w:hAnsi="Arial"/>
           <w:b/>
-          <w:sz w:val="24"/>
-        </w:rPr>
-        <w:t>Case Study 3: Joshua and Moses — Generational Honor vs. Revisionist Usurpation</w:t>
+          <w:i/>
+          <w:sz w:val="24"/>
+        </w:rPr>
+        <w:t>'Anybody that tells you that what you do in the service of God has no consequence, he's deceiving you... When you are serving God, you don't joke. God practically treasures lives.'</w:t>
       </w:r>
     </w:p>
     <w:p>
       <w:pPr>
-        <w:spacing w:before="160" w:after="40"/>
-      </w:pPr>
+        <w:spacing w:before="60" w:after="60"/>
+      </w:pPr>
+    </w:p>
+    <w:p>
+      <w:pPr>
+        <w:spacing w:before="280" w:after="80"/>
+      </w:pPr>
+      <w:r>
+        <w:rPr>
+          <w:rFonts w:ascii="Arial" w:hAnsi="Arial"/>
+          <w:b/>
+          <w:sz w:val="26"/>
+        </w:rPr>
+        <w:t>CONCLUSION</w:t>
+      </w:r>
+    </w:p>
+    <w:p>
+      <w:pPr>
+        <w:spacing w:before="80" w:after="80" w:line="276" w:lineRule="auto"/>
+      </w:pPr>
+      <w:r>
+        <w:rPr>
+          <w:rFonts w:ascii="Arial" w:hAnsi="Arial"/>
+          <w:sz w:val="24"/>
+        </w:rPr>
+        <w:t xml:space="preserve">In conclusion, the difference between faithfulness and ambition within this teaching is total and absolute. </w:t>
+      </w:r>
+      <w:r>
+        <w:rPr>
+          <w:rFonts w:ascii="Arial" w:hAnsi="Arial"/>
+          <w:b/>
+          <w:sz w:val="24"/>
+        </w:rPr>
+        <w:t>Ambition</w:t>
+      </w:r>
+      <w:r>
+        <w:rPr>
+          <w:rFonts w:ascii="Arial" w:hAnsi="Arial"/>
+          <w:sz w:val="24"/>
+        </w:rPr>
+        <w:t xml:space="preserve"> is driven by self-advancement, title-seeking, and rising through the ranks. It acts faithful only as long as its desires are granted; the moment an alteration or denial occurs, it changes, murmurs, and withdraws. When trouble arrives, the ambitious worker is like a broken tooth that cannot chew and a foot out of joint that cannot walk—paralyzing the local church.</w:t>
+      </w:r>
+    </w:p>
+    <w:p>
+      <w:pPr>
+        <w:spacing w:before="80" w:after="80" w:line="276" w:lineRule="auto"/>
+      </w:pPr>
+      <w:r>
+        <w:rPr>
+          <w:rFonts w:ascii="Arial" w:hAnsi="Arial"/>
+          <w:b/>
+          <w:sz w:val="24"/>
+        </w:rPr>
+        <w:t>Faithfulness</w:t>
+      </w:r>
+      <w:r>
+        <w:rPr>
+          <w:rFonts w:ascii="Arial" w:hAnsi="Arial"/>
+          <w:sz w:val="24"/>
+        </w:rPr>
+        <w:t xml:space="preserve">, conversely, is </w:t>
+      </w:r>
       <w:r>
         <w:rPr>
           <w:rFonts w:ascii="Arial" w:hAnsi="Arial"/>
@@ -799,11 +1485,395 @@
           <w:i/>
           <w:sz w:val="24"/>
         </w:rPr>
-        <w:t>Joshua 1:1-2</w:t>
+        <w:t>loyalty—being committed to a cause 100%</w:t>
+      </w:r>
+      <w:r>
+        <w:rPr>
+          <w:rFonts w:ascii="Arial" w:hAnsi="Arial"/>
+          <w:sz w:val="24"/>
+        </w:rPr>
+        <w:t xml:space="preserve">. It is reliable, trustworthy, and constant regardless of circumstances. Faithful men do not break under pressure, make no excuses, and remain immovable. It is embodied in: </w:t>
+      </w:r>
+      <w:r>
+        <w:rPr>
+          <w:rFonts w:ascii="Arial" w:hAnsi="Arial"/>
+          <w:b/>
+          <w:sz w:val="24"/>
+        </w:rPr>
+        <w:t>Ruth</w:t>
+      </w:r>
+      <w:r>
+        <w:rPr>
+          <w:rFonts w:ascii="Arial" w:hAnsi="Arial"/>
+          <w:sz w:val="24"/>
+        </w:rPr>
+        <w:t xml:space="preserve">, who clave to Naomi looking for nothing; </w:t>
+      </w:r>
+      <w:r>
+        <w:rPr>
+          <w:rFonts w:ascii="Arial" w:hAnsi="Arial"/>
+          <w:b/>
+          <w:sz w:val="24"/>
+        </w:rPr>
+        <w:t>Elisha</w:t>
+      </w:r>
+      <w:r>
+        <w:rPr>
+          <w:rFonts w:ascii="Arial" w:hAnsi="Arial"/>
+          <w:sz w:val="24"/>
+        </w:rPr>
+        <w:t xml:space="preserve">, who poured water on Elijah's hands, ignored the cynical sons of the prophets, and struck Jordan crying, 'Where is the Lord God of Elijah?', letting everyone know he was wearing his father's ministry; </w:t>
+      </w:r>
+      <w:r>
+        <w:rPr>
+          <w:rFonts w:ascii="Arial" w:hAnsi="Arial"/>
+          <w:b/>
+          <w:sz w:val="24"/>
+        </w:rPr>
+        <w:t>Joshua</w:t>
+      </w:r>
+      <w:r>
+        <w:rPr>
+          <w:rFonts w:ascii="Arial" w:hAnsi="Arial"/>
+          <w:sz w:val="24"/>
+        </w:rPr>
+        <w:t xml:space="preserve">, who stayed with Moses' instructions and refused to preach with Moses' flaws; and </w:t>
+      </w:r>
+      <w:r>
+        <w:rPr>
+          <w:rFonts w:ascii="Arial" w:hAnsi="Arial"/>
+          <w:b/>
+          <w:sz w:val="24"/>
+        </w:rPr>
+        <w:t>Timothy</w:t>
+      </w:r>
+      <w:r>
+        <w:rPr>
+          <w:rFonts w:ascii="Arial" w:hAnsi="Arial"/>
+          <w:sz w:val="24"/>
+        </w:rPr>
+        <w:t>, who was everywhere faithful, serving as a son with a father.</w:t>
       </w:r>
     </w:p>
     <w:p>
       <w:pPr>
+        <w:spacing w:before="80" w:after="80" w:line="276" w:lineRule="auto"/>
+      </w:pPr>
+      <w:r>
+        <w:rPr>
+          <w:rFonts w:ascii="Arial" w:hAnsi="Arial"/>
+          <w:sz w:val="24"/>
+        </w:rPr>
+        <w:t>For every cell leader and worker, the challenge is clear: We must examine our motives before God. We must pass the front-row test—doing in the service and behind the scenes precisely what we would do if Jesus Christ or our Pastor were seated in the front seat. We must discard personal ambition, crucify self-seeking entitlements, and be found faithful stewards who are 100% dependable in the house of God.</w:t>
+      </w:r>
+    </w:p>
+    <w:p>
+      <w:pPr>
+        <w:spacing w:before="320" w:after="80"/>
+      </w:pPr>
+      <w:r>
+        <w:rPr>
+          <w:rFonts w:ascii="Arial" w:hAnsi="Arial"/>
+          <w:b/>
+          <w:sz w:val="28"/>
+        </w:rPr>
+        <w:t>QUESTION 2</w:t>
+      </w:r>
+    </w:p>
+    <w:p>
+      <w:pPr>
+        <w:spacing w:before="80" w:after="240"/>
+      </w:pPr>
+      <w:r>
+        <w:rPr>
+          <w:rFonts w:ascii="Arial" w:hAnsi="Arial"/>
+          <w:b/>
+          <w:sz w:val="24"/>
+        </w:rPr>
+        <w:t>Does God test believers? With the aid of this track explain the correlation between tests and faithfulness in the work of the ministry. Also explain the role of tests in attaining leadership. Using at least 2 biblical characters employed in this teaching, explain the possible outcomes to tests.</w:t>
+      </w:r>
+    </w:p>
+    <w:p>
+      <w:pPr>
+        <w:spacing w:before="280" w:after="80"/>
+      </w:pPr>
+      <w:r>
+        <w:rPr>
+          <w:rFonts w:ascii="Arial" w:hAnsi="Arial"/>
+          <w:b/>
+          <w:sz w:val="26"/>
+        </w:rPr>
+        <w:t>INTRODUCTION</w:t>
+      </w:r>
+    </w:p>
+    <w:p>
+      <w:pPr>
+        <w:spacing w:before="80" w:after="80" w:line="276" w:lineRule="auto"/>
+      </w:pPr>
+      <w:r>
+        <w:rPr>
+          <w:rFonts w:ascii="Arial" w:hAnsi="Arial"/>
+          <w:sz w:val="24"/>
+        </w:rPr>
+        <w:t xml:space="preserve">A critical doctrinal question confronted in this teaching is whether God tests believers under the New Covenant. The speaker answers with an emphatic, unqualified </w:t>
+      </w:r>
+      <w:r>
+        <w:rPr>
+          <w:rFonts w:ascii="Arial" w:hAnsi="Arial"/>
+          <w:b/>
+          <w:sz w:val="24"/>
+        </w:rPr>
+        <w:t>YES</w:t>
+      </w:r>
+      <w:r>
+        <w:rPr>
+          <w:rFonts w:ascii="Arial" w:hAnsi="Arial"/>
+          <w:sz w:val="24"/>
+        </w:rPr>
+        <w:t xml:space="preserve">. Pastor states directly: </w:t>
+      </w:r>
+      <w:r>
+        <w:rPr>
+          <w:rFonts w:ascii="Arial" w:hAnsi="Arial"/>
+          <w:b/>
+          <w:i/>
+          <w:sz w:val="24"/>
+        </w:rPr>
+        <w:t>'Praise the Lord. And there are things that will come to test you. To test that you are faithful, to test you. And some of us have failed the test. You never know when the test is. God tests people.'</w:t>
+      </w:r>
+      <w:r>
+        <w:rPr>
+          <w:rFonts w:ascii="Arial" w:hAnsi="Arial"/>
+          <w:sz w:val="24"/>
+        </w:rPr>
+        <w:t xml:space="preserve"> However, the teaching immediately clarifies the exact nature of divine testing: </w:t>
+      </w:r>
+      <w:r>
+        <w:rPr>
+          <w:rFonts w:ascii="Arial" w:hAnsi="Arial"/>
+          <w:b/>
+          <w:i/>
+          <w:sz w:val="24"/>
+        </w:rPr>
+        <w:t>'It is not testing you so that you can fail. It's the way you test drive a car.'</w:t>
+      </w:r>
+      <w:r>
+        <w:rPr>
+          <w:rFonts w:ascii="Arial" w:hAnsi="Arial"/>
+          <w:sz w:val="24"/>
+        </w:rPr>
+        <w:t xml:space="preserve"> Just as an automobile manufacturer test-drives a newly engineered vehicle through demanding terrains and braking tests not to wreck the engine, but to prove that it can handle real-world road conditions without breaking down, God tests believers to authenticate their integrity and build their capacity.</w:t>
+      </w:r>
+    </w:p>
+    <w:p>
+      <w:pPr>
+        <w:spacing w:before="80" w:after="80" w:line="276" w:lineRule="auto"/>
+      </w:pPr>
+      <w:r>
+        <w:rPr>
+          <w:rFonts w:ascii="Arial" w:hAnsi="Arial"/>
+          <w:sz w:val="24"/>
+        </w:rPr>
+        <w:t xml:space="preserve">The speaker points to God's boast over Job in </w:t>
+      </w:r>
+      <w:r>
+        <w:rPr>
+          <w:rFonts w:ascii="Arial" w:hAnsi="Arial"/>
+          <w:b/>
+          <w:sz w:val="24"/>
+        </w:rPr>
+        <w:t>Job 1:8</w:t>
+      </w:r>
+      <w:r>
+        <w:rPr>
+          <w:rFonts w:ascii="Arial" w:hAnsi="Arial"/>
+          <w:sz w:val="24"/>
+        </w:rPr>
+        <w:t xml:space="preserve">: </w:t>
+      </w:r>
+      <w:r>
+        <w:rPr>
+          <w:rFonts w:ascii="Arial" w:hAnsi="Arial"/>
+          <w:b/>
+          <w:i/>
+          <w:sz w:val="24"/>
+        </w:rPr>
+        <w:t>'Have you considered my servant Job? What a boast! Have you considered him? He has integrity, that test.'</w:t>
+      </w:r>
+      <w:r>
+        <w:rPr>
+          <w:rFonts w:ascii="Arial" w:hAnsi="Arial"/>
+          <w:sz w:val="24"/>
+        </w:rPr>
+        <w:t xml:space="preserve"> In the same vein, </w:t>
+      </w:r>
+      <w:r>
+        <w:rPr>
+          <w:rFonts w:ascii="Arial" w:hAnsi="Arial"/>
+          <w:b/>
+          <w:sz w:val="24"/>
+        </w:rPr>
+        <w:t>James 1:2-4</w:t>
+      </w:r>
+      <w:r>
+        <w:rPr>
+          <w:rFonts w:ascii="Arial" w:hAnsi="Arial"/>
+          <w:sz w:val="24"/>
+        </w:rPr>
+        <w:t xml:space="preserve"> commands believers to count it all joy when they encounter diverse tests and trials, because the trial of faith produces patience (</w:t>
+      </w:r>
+      <w:r>
+        <w:rPr>
+          <w:rFonts w:ascii="Arial" w:hAnsi="Arial"/>
+          <w:b/>
+          <w:i/>
+          <w:sz w:val="24"/>
+        </w:rPr>
+        <w:t>hypomone</w:t>
+      </w:r>
+      <w:r>
+        <w:rPr>
+          <w:rFonts w:ascii="Arial" w:hAnsi="Arial"/>
+          <w:sz w:val="24"/>
+        </w:rPr>
+        <w:t xml:space="preserve">), and that patience, when finished, leaves the minister entirely wanting nothing. Pastor delivers a stern warning: </w:t>
+      </w:r>
+      <w:r>
+        <w:rPr>
+          <w:rFonts w:ascii="Arial" w:hAnsi="Arial"/>
+          <w:b/>
+          <w:i/>
+          <w:sz w:val="24"/>
+        </w:rPr>
+        <w:t>'When you run from tests, you run from the character that you require to do the work of the ministry.'</w:t>
+      </w:r>
+      <w:r>
+        <w:rPr>
+          <w:rFonts w:ascii="Arial" w:hAnsi="Arial"/>
+          <w:sz w:val="24"/>
+        </w:rPr>
+        <w:t xml:space="preserve"> Tests are not an interruption of ministry; they are the divine instrument through which faithfulness is forged, character is proven, and leaders are qualified.</w:t>
+      </w:r>
+    </w:p>
+    <w:p>
+      <w:pPr>
+        <w:spacing w:before="80" w:after="80" w:line="276" w:lineRule="auto"/>
+      </w:pPr>
+      <w:r>
+        <w:rPr>
+          <w:rFonts w:ascii="Arial" w:hAnsi="Arial"/>
+          <w:sz w:val="24"/>
+        </w:rPr>
+        <w:t xml:space="preserve">To provide a comprehensive exposition of Question 2 as done within this track, this answer analyzes: (1) the divine purpose of tests as illustrated by the car test-drive, (2) the direct correlation between tests and faithfulness in ministry, (3) the mandatory role of human proving before appointing leaders in the local church (1 Tim 3:10, 13; 2 Tim 2:15; Acts 15:26), and (4) the divergent outcomes of testing through the primary archetypes of </w:t>
+      </w:r>
+      <w:r>
+        <w:rPr>
+          <w:rFonts w:ascii="Arial" w:hAnsi="Arial"/>
+          <w:b/>
+          <w:sz w:val="24"/>
+        </w:rPr>
+        <w:t>Joseph</w:t>
+      </w:r>
+      <w:r>
+        <w:rPr>
+          <w:rFonts w:ascii="Arial" w:hAnsi="Arial"/>
+          <w:sz w:val="24"/>
+        </w:rPr>
+        <w:t xml:space="preserve"> (passing into Christlike character and kingdom authority) versus </w:t>
+      </w:r>
+      <w:r>
+        <w:rPr>
+          <w:rFonts w:ascii="Arial" w:hAnsi="Arial"/>
+          <w:b/>
+          <w:sz w:val="24"/>
+        </w:rPr>
+        <w:t>Gehazi</w:t>
+      </w:r>
+      <w:r>
+        <w:rPr>
+          <w:rFonts w:ascii="Arial" w:hAnsi="Arial"/>
+          <w:sz w:val="24"/>
+        </w:rPr>
+        <w:t xml:space="preserve"> (failing through covetousness into leprosy and ruin), supplemented by </w:t>
+      </w:r>
+      <w:r>
+        <w:rPr>
+          <w:rFonts w:ascii="Arial" w:hAnsi="Arial"/>
+          <w:b/>
+          <w:sz w:val="24"/>
+        </w:rPr>
+        <w:t>Eliab</w:t>
+      </w:r>
+      <w:r>
+        <w:rPr>
+          <w:rFonts w:ascii="Arial" w:hAnsi="Arial"/>
+          <w:sz w:val="24"/>
+        </w:rPr>
+        <w:t xml:space="preserve"> (who failed the test of the heart) and </w:t>
+      </w:r>
+      <w:r>
+        <w:rPr>
+          <w:rFonts w:ascii="Arial" w:hAnsi="Arial"/>
+          <w:b/>
+          <w:sz w:val="24"/>
+        </w:rPr>
+        <w:t>David</w:t>
+      </w:r>
+      <w:r>
+        <w:rPr>
+          <w:rFonts w:ascii="Arial" w:hAnsi="Arial"/>
+          <w:sz w:val="24"/>
+        </w:rPr>
+        <w:t xml:space="preserve"> (who passed the test of the few sheep).</w:t>
+      </w:r>
+    </w:p>
+    <w:p>
+      <w:pPr>
+        <w:spacing w:before="60" w:after="60"/>
+      </w:pPr>
+    </w:p>
+    <w:p>
+      <w:pPr>
+        <w:spacing w:before="280" w:after="80"/>
+      </w:pPr>
+      <w:r>
+        <w:rPr>
+          <w:rFonts w:ascii="Arial" w:hAnsi="Arial"/>
+          <w:b/>
+          <w:sz w:val="26"/>
+        </w:rPr>
+        <w:t>BODY</w:t>
+      </w:r>
+    </w:p>
+    <w:p>
+      <w:pPr>
+        <w:spacing w:before="240" w:after="80"/>
+      </w:pPr>
+      <w:r>
+        <w:rPr>
+          <w:rFonts w:ascii="Arial" w:hAnsi="Arial"/>
+          <w:b/>
+          <w:sz w:val="24"/>
+        </w:rPr>
+        <w:t>Does God Test Believers? The Purpose of the Divine Test-Drive</w:t>
+      </w:r>
+    </w:p>
+    <w:p>
+      <w:pPr>
+        <w:spacing w:before="160" w:after="40"/>
+      </w:pPr>
+      <w:r>
+        <w:rPr>
+          <w:rFonts w:ascii="Arial" w:hAnsi="Arial"/>
+          <w:b/>
+          <w:i/>
+          <w:sz w:val="24"/>
+        </w:rPr>
+        <w:t>James 1:2-4</w:t>
+      </w:r>
+    </w:p>
+    <w:p>
+      <w:pPr>
         <w:spacing w:before="20" w:after="20"/>
         <w:ind w:left="360"/>
       </w:pPr>
@@ -814,7 +1884,7 @@
           <w:i/>
           <w:sz w:val="24"/>
         </w:rPr>
-        <w:t>[1] Now after the death of Moses the servant of the LORD it came to pass, that the LORD spake unto Joshua the son of Nun, Moses' minister, saying,</w:t>
+        <w:t>[2] My brethren, count it all joy when ye fall into divers temptations;</w:t>
       </w:r>
     </w:p>
     <w:p>
@@ -829,116 +1899,56 @@
           <w:i/>
           <w:sz w:val="24"/>
         </w:rPr>
-        <w:t>[2] Moses my servant is dead; now therefore arise, go over this Jordan, thou, and all this people, unto the land which I do give to them, even to the children of Israel.</w:t>
+        <w:t>[3] Knowing this, that the trying of your faith worketh patience.</w:t>
       </w:r>
     </w:p>
     <w:p>
       <w:pPr>
-        <w:spacing w:before="60" w:after="60"/>
-      </w:pPr>
+        <w:spacing w:before="20" w:after="20"/>
+        <w:ind w:left="360"/>
+      </w:pPr>
+      <w:r>
+        <w:rPr>
+          <w:rFonts w:ascii="Arial" w:hAnsi="Arial"/>
+          <w:b/>
+          <w:i/>
+          <w:sz w:val="24"/>
+        </w:rPr>
+        <w:t>[4] But let patience have her perfect work, that ye may be perfect and entire, wanting nothing.</w:t>
+      </w:r>
     </w:p>
     <w:p>
       <w:pPr>
-        <w:spacing w:before="80" w:after="80" w:line="276" w:lineRule="auto"/>
-      </w:pPr>
-      <w:r>
-        <w:rPr>
-          <w:rFonts w:ascii="Arial" w:hAnsi="Arial"/>
-          <w:sz w:val="24"/>
-        </w:rPr>
-        <w:t xml:space="preserve">A parallel dynamic of generational fidelity is demonstrated in Joshua's lifelong walk with Moses. Throughout Exodus and Numbers, Joshua was designated not as a co-leader or political rival, but as </w:t>
-      </w:r>
-      <w:r>
-        <w:rPr>
-          <w:rFonts w:ascii="Arial" w:hAnsi="Arial"/>
-          <w:b/>
-          <w:sz w:val="24"/>
-        </w:rPr>
-        <w:t>Moses' minister</w:t>
-      </w:r>
-      <w:r>
-        <w:rPr>
-          <w:rFonts w:ascii="Arial" w:hAnsi="Arial"/>
-          <w:sz w:val="24"/>
-        </w:rPr>
-        <w:t xml:space="preserve"> (</w:t>
-      </w:r>
-      <w:r>
-        <w:rPr>
-          <w:rFonts w:ascii="Arial" w:hAnsi="Arial"/>
-          <w:b/>
-          <w:sz w:val="24"/>
-        </w:rPr>
-        <w:t>Exodus 24:13; 33:11</w:t>
-      </w:r>
-      <w:r>
-        <w:rPr>
-          <w:rFonts w:ascii="Arial" w:hAnsi="Arial"/>
-          <w:sz w:val="24"/>
-        </w:rPr>
-        <w:t>)—a dedicated assistant who remained in the tabernacle, guarded Moses' integrity, and executed military commands at Rephidim. When Moses passed away on Mount Nebo, God called Joshua to lead Israel across the Jordan (</w:t>
-      </w:r>
-      <w:r>
-        <w:rPr>
-          <w:rFonts w:ascii="Arial" w:hAnsi="Arial"/>
-          <w:b/>
-          <w:sz w:val="24"/>
-        </w:rPr>
-        <w:t>Joshua 1:1-2</w:t>
-      </w:r>
-      <w:r>
-        <w:rPr>
-          <w:rFonts w:ascii="Arial" w:hAnsi="Arial"/>
-          <w:sz w:val="24"/>
-        </w:rPr>
-        <w:t>). An ambitious subordinate, upon ascending to supreme leadership, frequently engages in revisionist history—minimizing the predecessor's accomplishments, magnifying their flaws, and presenting themselves as the enlightened emancipator. An ambitious successor would have proclaimed to Israel: 'Moses failed to bring you into the Promised Land because of his anger at Meribah; but I am the new anointed vessel who will accomplish what Moses could never do!'</w:t>
-      </w:r>
+        <w:spacing w:before="60" w:after="60"/>
+      </w:pPr>
     </w:p>
     <w:p>
       <w:pPr>
-        <w:spacing w:before="60" w:after="60"/>
-      </w:pPr>
+        <w:spacing w:before="160" w:after="40"/>
+      </w:pPr>
+      <w:r>
+        <w:rPr>
+          <w:rFonts w:ascii="Arial" w:hAnsi="Arial"/>
+          <w:b/>
+          <w:i/>
+          <w:sz w:val="24"/>
+        </w:rPr>
+        <w:t>Job 1:8</w:t>
+      </w:r>
     </w:p>
     <w:p>
       <w:pPr>
-        <w:spacing w:before="80" w:after="80" w:line="276" w:lineRule="auto"/>
-      </w:pPr>
-      <w:r>
-        <w:rPr>
-          <w:rFonts w:ascii="Arial" w:hAnsi="Arial"/>
-          <w:sz w:val="24"/>
-        </w:rPr>
-        <w:t>Joshua completely rejected such fleshly self-aggrandizement. He anchored his leadership strictly in the continuity of Moses' divine instructions. Throughout the conquest of Canaan, Joshua repeatedly affirmed that the Lord God was the God of Moses, and that Israel was executing the precise commandments delivered through Moses the servant of the Lord (</w:t>
-      </w:r>
+        <w:spacing w:before="20" w:after="20"/>
+        <w:ind w:left="360"/>
+      </w:pPr>
       <w:r>
         <w:rPr>
           <w:rFonts w:ascii="Arial" w:hAnsi="Arial"/>
           <w:b/>
-          <w:sz w:val="24"/>
-        </w:rPr>
-        <w:t>Joshua 1:7; 4:10; 11:15</w:t>
-      </w:r>
-      <w:r>
-        <w:rPr>
-          <w:rFonts w:ascii="Arial" w:hAnsi="Arial"/>
-          <w:sz w:val="24"/>
-        </w:rPr>
-        <w:t xml:space="preserve">). The teaching notes: </w:t>
-      </w:r>
-      <w:r>
-        <w:rPr>
-          <w:rFonts w:ascii="Arial" w:hAnsi="Arial"/>
-          <w:b/>
-          <w:sz w:val="24"/>
-        </w:rPr>
-        <w:t>loyal, faithful people do not do otherwise when the leader is no longer present</w:t>
-      </w:r>
-      <w:r>
-        <w:rPr>
-          <w:rFonts w:ascii="Arial" w:hAnsi="Arial"/>
-          <w:sz w:val="24"/>
-        </w:rPr>
-        <w:t>. Joshua did not rewrite the doctrine, alter the pattern, or demean the father of the work; he faithfully stewarded the vision across Jordan. Ambition uses the departure of a leader to establish personal supremacy; faithfulness guards the deposit and preserves apostolic continuity.</w:t>
+          <w:i/>
+          <w:sz w:val="24"/>
+        </w:rPr>
+        <w:t>[8] And the LORD said unto Satan, Hast thou considered my servant Job, that there is none like him in the earth, a perfect and an upright man, one that feareth God, and escheweth evil?</w:t>
       </w:r>
     </w:p>
     <w:p>
@@ -948,21 +1958,43 @@
     </w:p>
     <w:p>
       <w:pPr>
-        <w:spacing w:before="240" w:after="80"/>
-      </w:pPr>
+        <w:spacing w:before="80" w:after="80" w:line="276" w:lineRule="auto"/>
+      </w:pPr>
+      <w:r>
+        <w:rPr>
+          <w:rFonts w:ascii="Arial" w:hAnsi="Arial"/>
+          <w:sz w:val="24"/>
+        </w:rPr>
+        <w:t xml:space="preserve">The teaching leaves no ambiguity regarding whether God tests believers: </w:t>
+      </w:r>
       <w:r>
         <w:rPr>
           <w:rFonts w:ascii="Arial" w:hAnsi="Arial"/>
           <w:b/>
-          <w:sz w:val="24"/>
-        </w:rPr>
-        <w:t>Case Study 4: Timothy and Paul — Sonship and Selfless Care vs. Mercenary Self-Seeking</w:t>
+          <w:i/>
+          <w:sz w:val="24"/>
+        </w:rPr>
+        <w:t>'God tests people. It is not testing you so that you can fail. It's the way you test drive a car.'</w:t>
+      </w:r>
+      <w:r>
+        <w:rPr>
+          <w:rFonts w:ascii="Arial" w:hAnsi="Arial"/>
+          <w:sz w:val="24"/>
+        </w:rPr>
+        <w:t xml:space="preserve"> When an automobile company designs a vehicle, the car is subjected to rigorous crash tests, high-speed tracks, and severe braking. The engineers do not test-drive the vehicle to crush it or cause it to fail; they test-drive it to prove its roadworthiness and demonstrate that the mechanical components will hold up under severe stress. In the same way, God tests believers to prove their integrity, burn out instability, and display their dependability.</w:t>
       </w:r>
     </w:p>
     <w:p>
       <w:pPr>
-        <w:spacing w:before="160" w:after="40"/>
-      </w:pPr>
+        <w:spacing w:before="80" w:after="80" w:line="276" w:lineRule="auto"/>
+      </w:pPr>
+      <w:r>
+        <w:rPr>
+          <w:rFonts w:ascii="Arial" w:hAnsi="Arial"/>
+          <w:sz w:val="24"/>
+        </w:rPr>
+        <w:t xml:space="preserve">The speaker notes how God boasted to Satan concerning Job: </w:t>
+      </w:r>
       <w:r>
         <w:rPr>
           <w:rFonts w:ascii="Arial" w:hAnsi="Arial"/>
@@ -970,11 +2002,198 @@
           <w:i/>
           <w:sz w:val="24"/>
         </w:rPr>
-        <w:t>Philippians 2:19-22</w:t>
+        <w:t>'Have you considered my servant Job? What a boast. Have you considered him? He has integrity, that test.'</w:t>
+      </w:r>
+      <w:r>
+        <w:rPr>
+          <w:rFonts w:ascii="Arial" w:hAnsi="Arial"/>
+          <w:sz w:val="24"/>
+        </w:rPr>
+        <w:t xml:space="preserve"> God knew Job's faith was not fair-weather enthusiasm; his integrity was tested and proven. James 1:2-4 confirms that the trial of faith produces patience—the capacity to stand firm under pressure. Therefore, </w:t>
+      </w:r>
+      <w:r>
+        <w:rPr>
+          <w:rFonts w:ascii="Arial" w:hAnsi="Arial"/>
+          <w:b/>
+          <w:i/>
+          <w:sz w:val="24"/>
+        </w:rPr>
+        <w:t>'when you run from tests, you run from the character that you require to do the work of the ministry.'</w:t>
+      </w:r>
+      <w:r>
+        <w:rPr>
+          <w:rFonts w:ascii="Arial" w:hAnsi="Arial"/>
+          <w:sz w:val="24"/>
+        </w:rPr>
+        <w:t xml:space="preserve"> A Christian worker who evades difficulty, runs from correction, or abandons their post whenever friction arises will never develop the spiritual stamina required to shepherd people.</w:t>
       </w:r>
     </w:p>
     <w:p>
       <w:pPr>
+        <w:spacing w:before="240" w:after="80"/>
+      </w:pPr>
+      <w:r>
+        <w:rPr>
+          <w:rFonts w:ascii="Arial" w:hAnsi="Arial"/>
+          <w:b/>
+          <w:sz w:val="24"/>
+        </w:rPr>
+        <w:t>The Correlation Between Tests and Faithfulness in the Work of Ministry</w:t>
+      </w:r>
+    </w:p>
+    <w:p>
+      <w:pPr>
+        <w:spacing w:before="80" w:after="80" w:line="276" w:lineRule="auto"/>
+      </w:pPr>
+      <w:r>
+        <w:rPr>
+          <w:rFonts w:ascii="Arial" w:hAnsi="Arial"/>
+          <w:sz w:val="24"/>
+        </w:rPr>
+        <w:t xml:space="preserve">Within the teaching, testing and faithfulness are shown to be completely inseparable. You cannot claim to be faithful in the abstract; faithfulness can only be verified when tested under pressure. As Pastor states: </w:t>
+      </w:r>
+      <w:r>
+        <w:rPr>
+          <w:rFonts w:ascii="Arial" w:hAnsi="Arial"/>
+          <w:b/>
+          <w:i/>
+          <w:sz w:val="24"/>
+        </w:rPr>
+        <w:t>'Faithful men don't break under pressure. No, he's faithful, reliable. No excuses.'</w:t>
+      </w:r>
+      <w:r>
+        <w:rPr>
+          <w:rFonts w:ascii="Arial" w:hAnsi="Arial"/>
+          <w:sz w:val="24"/>
+        </w:rPr>
+        <w:t xml:space="preserve"> Tests are the divine mechanism that reveals whether a leader is truly committed to the cause or merely enjoying the comfort of convenience. God tests you to prove that you are faithful, and </w:t>
+      </w:r>
+      <w:r>
+        <w:rPr>
+          <w:rFonts w:ascii="Arial" w:hAnsi="Arial"/>
+          <w:b/>
+          <w:i/>
+          <w:sz w:val="24"/>
+        </w:rPr>
+        <w:t>'God does not use men that He doesn't test. He will use you to test you so that He can use you for more. That's what He does.'</w:t>
+      </w:r>
+    </w:p>
+    <w:p>
+      <w:pPr>
+        <w:spacing w:before="80" w:after="80" w:line="276" w:lineRule="auto"/>
+      </w:pPr>
+      <w:r>
+        <w:rPr>
+          <w:rFonts w:ascii="Arial" w:hAnsi="Arial"/>
+          <w:sz w:val="24"/>
+        </w:rPr>
+        <w:t xml:space="preserve">The speaker shares a deeply personal reflection on how a mature leader interprets trials: </w:t>
+      </w:r>
+      <w:r>
+        <w:rPr>
+          <w:rFonts w:ascii="Arial" w:hAnsi="Arial"/>
+          <w:b/>
+          <w:i/>
+          <w:sz w:val="24"/>
+        </w:rPr>
+        <w:t>'As I am right now, sometimes I look at myself and say, this is God working something through me. He's building character. He's building strength, commitment. That's what He's doing. So you can read meanings to different circumstances. See something as a trial for you. Or see it like, I'm tired, I'm tired. No, you shouldn't be. You have to be tested.'</w:t>
+      </w:r>
+      <w:r>
+        <w:rPr>
+          <w:rFonts w:ascii="Arial" w:hAnsi="Arial"/>
+          <w:sz w:val="24"/>
+        </w:rPr>
+        <w:t xml:space="preserve"> When a cell leader views challenges through the eyes of flesh, they complain about fatigue, lack of transport, or bad weather. But when viewed through spiritual maturity, every trial is recognized as God's gym—building ministerial muscles, endurance, and unyielding dependability.</w:t>
+      </w:r>
+    </w:p>
+    <w:p>
+      <w:pPr>
+        <w:spacing w:before="80" w:after="80" w:line="276" w:lineRule="auto"/>
+      </w:pPr>
+      <w:r>
+        <w:rPr>
+          <w:rFonts w:ascii="Arial" w:hAnsi="Arial"/>
+          <w:sz w:val="24"/>
+        </w:rPr>
+        <w:t xml:space="preserve">Furthermore, the teaching establishes that </w:t>
+      </w:r>
+      <w:r>
+        <w:rPr>
+          <w:rFonts w:ascii="Arial" w:hAnsi="Arial"/>
+          <w:b/>
+          <w:i/>
+          <w:sz w:val="24"/>
+        </w:rPr>
+        <w:t>'faithfulness is the breath of ministry that you are always at your duty post.'</w:t>
+      </w:r>
+      <w:r>
+        <w:rPr>
+          <w:rFonts w:ascii="Arial" w:hAnsi="Arial"/>
+          <w:sz w:val="24"/>
+        </w:rPr>
+        <w:t xml:space="preserve"> The speaker uses the practical example of </w:t>
+      </w:r>
+      <w:r>
+        <w:rPr>
+          <w:rFonts w:ascii="Arial" w:hAnsi="Arial"/>
+          <w:b/>
+          <w:sz w:val="24"/>
+        </w:rPr>
+        <w:t>holidays</w:t>
+      </w:r>
+      <w:r>
+        <w:rPr>
+          <w:rFonts w:ascii="Arial" w:hAnsi="Arial"/>
+          <w:sz w:val="24"/>
+        </w:rPr>
+        <w:t xml:space="preserve"> to demonstrate ministerial alertness. The speaker declares: </w:t>
+      </w:r>
+      <w:r>
+        <w:rPr>
+          <w:rFonts w:ascii="Arial" w:hAnsi="Arial"/>
+          <w:b/>
+          <w:i/>
+          <w:sz w:val="24"/>
+        </w:rPr>
+        <w:t>'The holiday period is not holiday for ministry. No, it's not. That is why I grew up saying I don't take holidays from the government... On Christmas Day, I made observance because I like to observe: in plane, security people were working, the planes were working, air traffic controller didn't say jingle bells... Doctors are working, they will call on Christmas Day... Things are working around the clock. The police are saying Merry Christmas, please let me check your boot. Everybody is working! So I told myself, I'm a preacher of the gospel, I must be alert. So you must be faithful with time, faithful with alertness in the things that you are meant to do.'</w:t>
+      </w:r>
+      <w:r>
+        <w:rPr>
+          <w:rFonts w:ascii="Arial" w:hAnsi="Arial"/>
+          <w:sz w:val="24"/>
+        </w:rPr>
+        <w:t xml:space="preserve"> Tests reveal whether a leader maintains unbroken vigilance at their post or abandons the flock the moment a secular holiday or personal fatigue arrives.</w:t>
+      </w:r>
+    </w:p>
+    <w:p>
+      <w:pPr>
+        <w:spacing w:before="240" w:after="80"/>
+      </w:pPr>
+      <w:r>
+        <w:rPr>
+          <w:rFonts w:ascii="Arial" w:hAnsi="Arial"/>
+          <w:b/>
+          <w:sz w:val="24"/>
+        </w:rPr>
+        <w:t>The Role of Tests in Attaining Leadership: The Mandate of Proving</w:t>
+      </w:r>
+    </w:p>
+    <w:p>
+      <w:pPr>
+        <w:spacing w:before="160" w:after="40"/>
+      </w:pPr>
+      <w:r>
+        <w:rPr>
+          <w:rFonts w:ascii="Arial" w:hAnsi="Arial"/>
+          <w:b/>
+          <w:i/>
+          <w:sz w:val="24"/>
+        </w:rPr>
+        <w:t>1 Timothy 3:10, 13</w:t>
+      </w:r>
+    </w:p>
+    <w:p>
+      <w:pPr>
         <w:spacing w:before="20" w:after="20"/>
         <w:ind w:left="360"/>
       </w:pPr>
@@ -985,7 +2204,7 @@
           <w:i/>
           <w:sz w:val="24"/>
         </w:rPr>
-        <w:t>[19] But I trust in the Lord Jesus to send Timotheus shortly unto you, that I also may be of good comfort, when I know your state.</w:t>
+        <w:t>[10] And let these also first be proved; then let them use the office of a deacon, being found blameless.</w:t>
       </w:r>
     </w:p>
     <w:p>
@@ -1000,11 +2219,30 @@
           <w:i/>
           <w:sz w:val="24"/>
         </w:rPr>
-        <w:t>[20] For I have no man likeminded, who will naturally care for your state.</w:t>
+        <w:t>[13] For they that have used the office of a deacon well purchase to themselves a good degree, and great boldness in the faith which is in Christ Jesus.</w:t>
       </w:r>
     </w:p>
     <w:p>
       <w:pPr>
+        <w:spacing w:before="60" w:after="60"/>
+      </w:pPr>
+    </w:p>
+    <w:p>
+      <w:pPr>
+        <w:spacing w:before="160" w:after="40"/>
+      </w:pPr>
+      <w:r>
+        <w:rPr>
+          <w:rFonts w:ascii="Arial" w:hAnsi="Arial"/>
+          <w:b/>
+          <w:i/>
+          <w:sz w:val="24"/>
+        </w:rPr>
+        <w:t>2 Timothy 2:15</w:t>
+      </w:r>
+    </w:p>
+    <w:p>
+      <w:pPr>
         <w:spacing w:before="20" w:after="20"/>
         <w:ind w:left="360"/>
       </w:pPr>
@@ -1015,11 +2253,30 @@
           <w:i/>
           <w:sz w:val="24"/>
         </w:rPr>
-        <w:t>[21] For all seek their own, not the things which are Jesus Christ's.</w:t>
+        <w:t>[15] Study to shew thyself approved unto God, a workman that needeth not to be ashamed, rightly dividing the word of truth.</w:t>
       </w:r>
     </w:p>
     <w:p>
       <w:pPr>
+        <w:spacing w:before="60" w:after="60"/>
+      </w:pPr>
+    </w:p>
+    <w:p>
+      <w:pPr>
+        <w:spacing w:before="160" w:after="40"/>
+      </w:pPr>
+      <w:r>
+        <w:rPr>
+          <w:rFonts w:ascii="Arial" w:hAnsi="Arial"/>
+          <w:b/>
+          <w:i/>
+          <w:sz w:val="24"/>
+        </w:rPr>
+        <w:t>Acts 15:25-26</w:t>
+      </w:r>
+    </w:p>
+    <w:p>
+      <w:pPr>
         <w:spacing w:before="20" w:after="20"/>
         <w:ind w:left="360"/>
       </w:pPr>
@@ -1030,16 +2287,31 @@
           <w:i/>
           <w:sz w:val="24"/>
         </w:rPr>
-        <w:t>[22] But ye know the proof of him, that, as a son with the father, he hath served with me in the gospel.</w:t>
+        <w:t>[25] It seemed good unto us, being assembled with one accord, to send chosen men unto you with our beloved Barnabas and Paul,</w:t>
       </w:r>
     </w:p>
     <w:p>
       <w:pPr>
-        <w:spacing w:before="60" w:after="60"/>
-      </w:pPr>
+        <w:spacing w:before="20" w:after="20"/>
+        <w:ind w:left="360"/>
+      </w:pPr>
+      <w:r>
+        <w:rPr>
+          <w:rFonts w:ascii="Arial" w:hAnsi="Arial"/>
+          <w:b/>
+          <w:i/>
+          <w:sz w:val="24"/>
+        </w:rPr>
+        <w:t>[26] Men that have hazarded their lives for the name of our Lord Jesus Christ.</w:t>
+      </w:r>
     </w:p>
     <w:p>
       <w:pPr>
+        <w:spacing w:before="60" w:after="60"/>
+      </w:pPr>
+    </w:p>
+    <w:p>
+      <w:pPr>
         <w:spacing w:before="80" w:after="80" w:line="276" w:lineRule="auto"/>
       </w:pPr>
       <w:r>
@@ -1047,22 +2319,7 @@
           <w:rFonts w:ascii="Arial" w:hAnsi="Arial"/>
           <w:sz w:val="24"/>
         </w:rPr>
-        <w:t xml:space="preserve">The New Testament archetype of faithful ministerial partnership is found in Paul's commendation of Timothy. In </w:t>
-      </w:r>
-      <w:r>
-        <w:rPr>
-          <w:rFonts w:ascii="Arial" w:hAnsi="Arial"/>
-          <w:b/>
-          <w:sz w:val="24"/>
-        </w:rPr>
-        <w:t>Philippians 2:19-22</w:t>
-      </w:r>
-      <w:r>
-        <w:rPr>
-          <w:rFonts w:ascii="Arial" w:hAnsi="Arial"/>
-          <w:sz w:val="24"/>
-        </w:rPr>
-        <w:t xml:space="preserve">, Paul draws an explicit contrast between the pervasive culture of carnal ambition and Timothy's selfless faithfulness. Paul lamented the general ministerial climate of his day, delivering a staggering diagnosis in verse 21: </w:t>
+        <w:t xml:space="preserve">In the local church, testing is the non-negotiable prerequisite for appointing leaders. The speaker lays down a cardinal rule for all pastors and coordinators: </w:t>
       </w:r>
       <w:r>
         <w:rPr>
@@ -1071,14 +2328,14 @@
           <w:i/>
           <w:sz w:val="24"/>
         </w:rPr>
-        <w:t>*'For all seek their own, not the things which are Jesus Christ's.'*</w:t>
-      </w:r>
-      <w:r>
-        <w:rPr>
-          <w:rFonts w:ascii="Arial" w:hAnsi="Arial"/>
-          <w:sz w:val="24"/>
-        </w:rPr>
-        <w:t xml:space="preserve"> Many ministers in the first century were engaged in ministry as a commercial career or personal platform; they sought their own reputation, financial comfort, and status. But concerning Timothy, Paul declared: </w:t>
+        <w:t>'Don't use people you have not proven. Don't dash, don't donate responsibility to people.'</w:t>
+      </w:r>
+      <w:r>
+        <w:rPr>
+          <w:rFonts w:ascii="Arial" w:hAnsi="Arial"/>
+          <w:sz w:val="24"/>
+        </w:rPr>
+        <w:t xml:space="preserve"> Reading from 1 Timothy 3:10, the speaker points out: </w:t>
       </w:r>
       <w:r>
         <w:rPr>
@@ -1087,14 +2344,14 @@
           <w:i/>
           <w:sz w:val="24"/>
         </w:rPr>
-        <w:t>*'For I have no man likeminded, who will naturally care for your state... But ye know the proof of him, that, as a son with the father, he hath served with me in the gospel.'*</w:t>
-      </w:r>
-      <w:r>
-        <w:rPr>
-          <w:rFonts w:ascii="Arial" w:hAnsi="Arial"/>
-          <w:sz w:val="24"/>
-        </w:rPr>
-        <w:t xml:space="preserve"> The Greek word for 'likeminded' is </w:t>
+        <w:t>'Let these also first be proved. The Bible says let them be examined closely, tested thoroughly.'</w:t>
+      </w:r>
+      <w:r>
+        <w:rPr>
+          <w:rFonts w:ascii="Arial" w:hAnsi="Arial"/>
+          <w:sz w:val="24"/>
+        </w:rPr>
+        <w:t xml:space="preserve"> The speaker then asks a penetrating question that shatters religious passivity: </w:t>
       </w:r>
       <w:r>
         <w:rPr>
@@ -1103,20 +2360,45 @@
           <w:i/>
           <w:sz w:val="24"/>
         </w:rPr>
-        <w:t>isopsychos</w:t>
-      </w:r>
-      <w:r>
-        <w:rPr>
-          <w:rFonts w:ascii="Arial" w:hAnsi="Arial"/>
-          <w:sz w:val="24"/>
-        </w:rPr>
-        <w:t>—sharing the exact same soul, heartbeat, and ministerial priorities.</w:t>
+        <w:t>'If Paul writes to Timothy that he should prove the deacons, who does the proving? Huh? Is he saying the Spirit of God will prove him? No, you will do it! So in leadership you open your eyes to moments to know people and their true character. It must be proved.'</w:t>
       </w:r>
     </w:p>
     <w:p>
       <w:pPr>
-        <w:spacing w:before="60" w:after="60"/>
-      </w:pPr>
+        <w:spacing w:before="80" w:after="80" w:line="276" w:lineRule="auto"/>
+      </w:pPr>
+      <w:r>
+        <w:rPr>
+          <w:rFonts w:ascii="Arial" w:hAnsi="Arial"/>
+          <w:sz w:val="24"/>
+        </w:rPr>
+        <w:t xml:space="preserve">Spiritual leaders cannot wait for a mystical voice or an angelic certificate from heaven; human leadership must actively prove prospective workers through real-life observations. In 2 Timothy 2:15, Paul says to be </w:t>
+      </w:r>
+      <w:r>
+        <w:rPr>
+          <w:rFonts w:ascii="Arial" w:hAnsi="Arial"/>
+          <w:b/>
+          <w:i/>
+          <w:sz w:val="24"/>
+        </w:rPr>
+        <w:t>'approved unto God'—approved is the exact same word: tested! A leader cannot be untested.</w:t>
+      </w:r>
+      <w:r>
+        <w:rPr>
+          <w:rFonts w:ascii="Arial" w:hAnsi="Arial"/>
+          <w:sz w:val="24"/>
+        </w:rPr>
+        <w:t xml:space="preserve"> In Acts 15:26, when the apostles in Jerusalem sent Paul and Barnabas to the Gentile churches, they commended them as: </w:t>
+      </w:r>
+      <w:r>
+        <w:rPr>
+          <w:rFonts w:ascii="Arial" w:hAnsi="Arial"/>
+          <w:b/>
+          <w:i/>
+          <w:sz w:val="24"/>
+        </w:rPr>
+        <w:t>'Men that have hazarded their lives for the name of our Lord Jesus Christ. You know what that means? They put everything on the table. Said, we know these guys, we've seen them through hard times. They are not fair-weather guys. So he said, listen to them. They have been proven.'</w:t>
+      </w:r>
     </w:p>
     <w:p>
       <w:pPr>
@@ -1127,47 +2409,48 @@
           <w:rFonts w:ascii="Arial" w:hAnsi="Arial"/>
           <w:sz w:val="24"/>
         </w:rPr>
-        <w:t>The teaching observes that Timothy was so thoroughly integrated into Paul's apostolic labor that one could readily refer to Paul's epistles as 'Timothy's epistles.' In 1 and 2 Thessalonians, 2 Corinthians, Philippians, Colossians, and Philemon, Timothy's name is conjoined with Paul in the opening salutations. Timothy was sent into troubled churches (Corinth, Thessalonica, Philippi, Ephesus) not to build an independent brand, but to remind believers of Paul's ways which be in Christ (</w:t>
-      </w:r>
-      <w:r>
-        <w:rPr>
-          <w:rFonts w:ascii="Arial" w:hAnsi="Arial"/>
-          <w:b/>
-          <w:sz w:val="24"/>
-        </w:rPr>
-        <w:t>1 Corinthians 4:17</w:t>
-      </w:r>
-      <w:r>
-        <w:rPr>
-          <w:rFonts w:ascii="Arial" w:hAnsi="Arial"/>
-          <w:sz w:val="24"/>
-        </w:rPr>
-        <w:t xml:space="preserve">). Timothy served </w:t>
-      </w:r>
-      <w:r>
-        <w:rPr>
-          <w:rFonts w:ascii="Arial" w:hAnsi="Arial"/>
-          <w:b/>
-          <w:sz w:val="24"/>
-        </w:rPr>
-        <w:t>as a son with a father</w:t>
-      </w:r>
-      <w:r>
-        <w:rPr>
-          <w:rFonts w:ascii="Arial" w:hAnsi="Arial"/>
-          <w:sz w:val="24"/>
-        </w:rPr>
-        <w:t>—a posture of covenantal honor, absolute transparency, and shared labor. Ambition operates as a mercenary: it works for wages, demands recognition, and jumps to the highest bidder. Faithfulness operates as a son: it invests life, protects the house, and naturally cares for the sheep.</w:t>
+        <w:t>The speaker details exactly how testing is practically conducted in the local church to vet leadership and weed out ambition:</w:t>
       </w:r>
     </w:p>
     <w:p>
       <w:pPr>
-        <w:spacing w:before="60" w:after="60"/>
-      </w:pPr>
+        <w:spacing w:before="80" w:after="80" w:line="276" w:lineRule="auto"/>
+      </w:pPr>
+      <w:r>
+        <w:rPr>
+          <w:rFonts w:ascii="Arial" w:hAnsi="Arial"/>
+          <w:b/>
+          <w:sz w:val="24"/>
+        </w:rPr>
+        <w:t xml:space="preserve">1. Pocketing Titles at the Door: </w:t>
+      </w:r>
+      <w:r>
+        <w:rPr>
+          <w:rFonts w:ascii="Arial" w:hAnsi="Arial"/>
+          <w:sz w:val="24"/>
+        </w:rPr>
+        <w:t xml:space="preserve">When people join the church seeking rapid prominence, their titles mean nothing: </w:t>
+      </w:r>
+      <w:r>
+        <w:rPr>
+          <w:rFonts w:ascii="Arial" w:hAnsi="Arial"/>
+          <w:b/>
+          <w:i/>
+          <w:sz w:val="24"/>
+        </w:rPr>
+        <w:t>'Wherever you are coming from, even if you are an Archbishop, you pocket it when you get to the door here! You join membership class, we see you every day, we test you with Operations department, then you go to Works, then Security... Those who are singing, they now wash toilet! You come here to have position or to serve? If you are here to serve, anywhere they put you, you will serve.'</w:t>
+      </w:r>
+      <w:r>
+        <w:rPr>
+          <w:rFonts w:ascii="Arial" w:hAnsi="Arial"/>
+          <w:sz w:val="24"/>
+        </w:rPr>
+        <w:t xml:space="preserve"> Ambitious people flee when handed a mop or assigned to security; true servants serve with joy wherever placed.</w:t>
+      </w:r>
     </w:p>
     <w:p>
       <w:pPr>
-        <w:spacing w:before="240" w:after="80"/>
+        <w:spacing w:before="80" w:after="80" w:line="276" w:lineRule="auto"/>
       </w:pPr>
       <w:r>
         <w:rPr>
@@ -1175,7 +2458,30 @@
           <w:b/>
           <w:sz w:val="24"/>
         </w:rPr>
-        <w:t>Direct Ministerial &amp; Discipleship Application: The Behavior of Faithful Stewards</w:t>
+        <w:t xml:space="preserve">2. The Zonal Pastor Reporting Test: </w:t>
+      </w:r>
+      <w:r>
+        <w:rPr>
+          <w:rFonts w:ascii="Arial" w:hAnsi="Arial"/>
+          <w:sz w:val="24"/>
+        </w:rPr>
+        <w:t xml:space="preserve">The speaker recounts an ambitious worker who claimed he was gathering people in church: </w:t>
+      </w:r>
+      <w:r>
+        <w:rPr>
+          <w:rFonts w:ascii="Arial" w:hAnsi="Arial"/>
+          <w:b/>
+          <w:i/>
+          <w:sz w:val="24"/>
+        </w:rPr>
+        <w:t>'Someone told me, say, Pastor, I'm gathering some people... I said, yeah, go and do it in your zone, submit the report to the Zonal Pastor. Person became uncomfortable. I knew he was ambitious. Person doesn't come here anymore, because that was the motive—so that Pastor will notice me!'</w:t>
+      </w:r>
+      <w:r>
+        <w:rPr>
+          <w:rFonts w:ascii="Arial" w:hAnsi="Arial"/>
+          <w:sz w:val="24"/>
+        </w:rPr>
+        <w:t xml:space="preserve"> Testing motives through established church structures immediately exposes self-promoters.</w:t>
       </w:r>
     </w:p>
     <w:p>
@@ -1185,34 +2491,87 @@
       <w:r>
         <w:rPr>
           <w:rFonts w:ascii="Arial" w:hAnsi="Arial"/>
-          <w:sz w:val="24"/>
-        </w:rPr>
-        <w:t>From these four case studies, the teaching deduces the practical, everyday conduct that separates the faithful cell leader from the ambitious worker:</w:t>
+          <w:b/>
+          <w:sz w:val="24"/>
+        </w:rPr>
+        <w:t xml:space="preserve">3. Practical Operational Testing: </w:t>
+      </w:r>
+      <w:r>
+        <w:rPr>
+          <w:rFonts w:ascii="Arial" w:hAnsi="Arial"/>
+          <w:sz w:val="24"/>
+        </w:rPr>
+        <w:t xml:space="preserve">Leadership observes workers in real responsibilities: </w:t>
+      </w:r>
+      <w:r>
+        <w:rPr>
+          <w:rFonts w:ascii="Arial" w:hAnsi="Arial"/>
+          <w:b/>
+          <w:i/>
+          <w:sz w:val="24"/>
+        </w:rPr>
+        <w:t>'We put you in the committee for Camp Meeting or Believers Convention, and the hostel you're supposed to supervise went bad, we are going to be looking at that. Why? You're supposed to handle the Works department, you got there late—they matter! They do matter. You had eight workers working with you, two of them remain, the other six we don't see them anymore—they matter a lot. We look back and say, you don't look like you're ready for this. Eye-service can't take you far.'</w:t>
       </w:r>
     </w:p>
     <w:p>
       <w:pPr>
-        <w:spacing w:before="60" w:after="60"/>
-      </w:pPr>
+        <w:spacing w:before="80" w:after="80" w:line="276" w:lineRule="auto"/>
+      </w:pPr>
+      <w:r>
+        <w:rPr>
+          <w:rFonts w:ascii="Arial" w:hAnsi="Arial"/>
+          <w:b/>
+          <w:sz w:val="24"/>
+        </w:rPr>
+        <w:t xml:space="preserve">4. Fires in the Desert: </w:t>
+      </w:r>
+      <w:r>
+        <w:rPr>
+          <w:rFonts w:ascii="Arial" w:hAnsi="Arial"/>
+          <w:sz w:val="24"/>
+        </w:rPr>
+        <w:t xml:space="preserve">Pastor explains why trials are necessary before leadership promotion: </w:t>
+      </w:r>
+      <w:r>
+        <w:rPr>
+          <w:rFonts w:ascii="Arial" w:hAnsi="Arial"/>
+          <w:b/>
+          <w:i/>
+          <w:sz w:val="24"/>
+        </w:rPr>
+        <w:t>'Sometimes God will allow some fires so that those who cannot be with you in the Promised Land should not cross the desert. They shouldn't. So there are fires that you must have... God doesn't give oversight by social media. Forget it, it is a lie.'</w:t>
+      </w:r>
+      <w:r>
+        <w:rPr>
+          <w:rFonts w:ascii="Arial" w:hAnsi="Arial"/>
+          <w:sz w:val="24"/>
+        </w:rPr>
+        <w:t xml:space="preserve"> Testing ensures that unfaithful, brittle individuals are not entrusted with the flock of God.</w:t>
+      </w:r>
     </w:p>
     <w:p>
       <w:pPr>
+        <w:spacing w:before="240" w:after="80"/>
+      </w:pPr>
+      <w:r>
+        <w:rPr>
+          <w:rFonts w:ascii="Arial" w:hAnsi="Arial"/>
+          <w:b/>
+          <w:sz w:val="24"/>
+        </w:rPr>
+        <w:t>Biblical Characters and Possible Outcomes to Tests: Joseph vs. Gehazi</w:t>
+      </w:r>
+    </w:p>
+    <w:p>
+      <w:pPr>
         <w:spacing w:before="80" w:after="80" w:line="276" w:lineRule="auto"/>
       </w:pPr>
       <w:r>
         <w:rPr>
           <w:rFonts w:ascii="Arial" w:hAnsi="Arial"/>
-          <w:b/>
-          <w:sz w:val="24"/>
-        </w:rPr>
-        <w:t xml:space="preserve">1. The Absence Test: </w:t>
-      </w:r>
-      <w:r>
-        <w:rPr>
-          <w:rFonts w:ascii="Arial" w:hAnsi="Arial"/>
-          <w:sz w:val="24"/>
-        </w:rPr>
-        <w:t xml:space="preserve">The true mark of a faithful worker is what they do when senior leadership is completely absent. The teaching declares: </w:t>
+          <w:sz w:val="24"/>
+        </w:rPr>
+        <w:t xml:space="preserve">The teaching explicitly summarizes the two divergent outcomes of testing in one clear statement: </w:t>
       </w:r>
       <w:r>
         <w:rPr>
@@ -1221,73 +2580,724 @@
           <w:i/>
           <w:sz w:val="24"/>
         </w:rPr>
-        <w:t>*'Faithful people will do in the service what they would have done if Jesus was seated in the front seat. Faithful people will do in the service what they would have done if their pastor was seated in the service. They do things behind you as though you are seated there.'*</w:t>
-      </w:r>
-      <w:r>
-        <w:rPr>
-          <w:rFonts w:ascii="Arial" w:hAnsi="Arial"/>
-          <w:sz w:val="24"/>
-        </w:rPr>
-        <w:t xml:space="preserve"> The ambitious worker is performative: they arrive early, pray loudly, and minister intensely only when the pastor or coordinator is watching, but lapse into indolence, gossip, or flippancy when unobserved. The faithful leader works under the perpetual gaze of God.</w:t>
+        <w:t>'So when you test people, they come out either as Joseph or as Gehazi.'</w:t>
+      </w:r>
+      <w:r>
+        <w:rPr>
+          <w:rFonts w:ascii="Arial" w:hAnsi="Arial"/>
+          <w:sz w:val="24"/>
+        </w:rPr>
+        <w:t xml:space="preserve"> Passing tests produces Joseph-like Christlike character and kingdom exaltation; failing tests produces Gehazi-like compromise, disqualification, and spiritual leprosy.</w:t>
       </w:r>
     </w:p>
     <w:p>
       <w:pPr>
-        <w:spacing w:before="60" w:after="60"/>
-      </w:pPr>
+        <w:spacing w:before="160" w:after="40"/>
+      </w:pPr>
+      <w:r>
+        <w:rPr>
+          <w:rFonts w:ascii="Arial" w:hAnsi="Arial"/>
+          <w:b/>
+          <w:i/>
+          <w:sz w:val="24"/>
+        </w:rPr>
+        <w:t>Genesis 39:9; Genesis 50:20</w:t>
+      </w:r>
     </w:p>
     <w:p>
       <w:pPr>
-        <w:spacing w:before="80" w:after="80" w:line="276" w:lineRule="auto"/>
+        <w:spacing w:before="20" w:after="20"/>
+        <w:ind w:left="360"/>
       </w:pPr>
       <w:r>
         <w:rPr>
           <w:rFonts w:ascii="Arial" w:hAnsi="Arial"/>
           <w:b/>
-          <w:sz w:val="24"/>
-        </w:rPr>
-        <w:t xml:space="preserve">2. The Promotion and Alteration Test: </w:t>
-      </w:r>
-      <w:r>
-        <w:rPr>
-          <w:rFonts w:ascii="Arial" w:hAnsi="Arial"/>
-          <w:sz w:val="24"/>
-        </w:rPr>
-        <w:t>When an ambitious person is bypassed for promotion, assigned to a menial department (such as sanitation, security, or operations), or corrected by leadership, they take offense, cause division, and eventually leave. The faithful steward rejoices in any opportunity to serve the body of Christ, knowing that no task in the house of God is beneath a servant of Jesus.</w:t>
+          <w:i/>
+          <w:sz w:val="24"/>
+        </w:rPr>
+        <w:t>[9] There is none greater in this house than I; neither hath he kept back any thing from me but thee, because thou art his wife: how then can I do this great wickedness, and sin against God?</w:t>
       </w:r>
     </w:p>
     <w:p>
       <w:pPr>
-        <w:spacing w:before="60" w:after="60"/>
-      </w:pPr>
+        <w:spacing w:before="20" w:after="20"/>
+        <w:ind w:left="360"/>
+      </w:pPr>
+      <w:r>
+        <w:rPr>
+          <w:rFonts w:ascii="Arial" w:hAnsi="Arial"/>
+          <w:b/>
+          <w:i/>
+          <w:sz w:val="24"/>
+        </w:rPr>
+        <w:t>[20] But as for you, ye thought evil against me; but God meant it unto good, to bring to pass, as it is this day, to save much people alive.</w:t>
+      </w:r>
     </w:p>
     <w:p>
       <w:pPr>
-        <w:spacing w:before="80" w:after="80" w:line="276" w:lineRule="auto"/>
-      </w:pPr>
-      <w:r>
-        <w:rPr>
-          <w:rFonts w:ascii="Arial" w:hAnsi="Arial"/>
-          <w:b/>
-          <w:sz w:val="24"/>
-        </w:rPr>
-        <w:t xml:space="preserve">3. The Flock Protection Test: </w:t>
-      </w:r>
-      <w:r>
-        <w:rPr>
-          <w:rFonts w:ascii="Arial" w:hAnsi="Arial"/>
-          <w:sz w:val="24"/>
-        </w:rPr>
-        <w:t>The ambitious leader treats church members as personal property, using them to validate their leadership prowess or poaching them from other assemblies. The faithful steward wins souls from scratch (Romans 15:20), nurtures them with patience, and faithfully integrates them into the local church family.</w:t>
-      </w:r>
+        <w:spacing w:before="60" w:after="60"/>
+      </w:pPr>
     </w:p>
     <w:p>
       <w:pPr>
-        <w:spacing w:before="60" w:after="60"/>
-      </w:pPr>
+        <w:spacing w:before="80" w:after="80" w:line="276" w:lineRule="auto"/>
+      </w:pPr>
+      <w:r>
+        <w:rPr>
+          <w:rFonts w:ascii="Arial" w:hAnsi="Arial"/>
+          <w:b/>
+          <w:sz w:val="24"/>
+        </w:rPr>
+        <w:t>Outcome 1: Passing the Test — Joseph (Endurance, Christlike Character, and Exaltation):</w:t>
+      </w:r>
     </w:p>
     <w:p>
       <w:pPr>
+        <w:spacing w:before="80" w:after="80" w:line="276" w:lineRule="auto"/>
+      </w:pPr>
+      <w:r>
+        <w:rPr>
+          <w:rFonts w:ascii="Arial" w:hAnsi="Arial"/>
+          <w:sz w:val="24"/>
+        </w:rPr>
+        <w:t>Joseph stands as the supreme example of a man who passed every escalating test across every station of life. The speaker traces his faithfulness through four major environments:</w:t>
+      </w:r>
+    </w:p>
+    <w:p>
+      <w:pPr>
+        <w:spacing w:before="80" w:after="80" w:line="276" w:lineRule="auto"/>
+      </w:pPr>
+      <w:r>
+        <w:rPr>
+          <w:rFonts w:ascii="Arial" w:hAnsi="Arial"/>
+          <w:b/>
+          <w:sz w:val="24"/>
+        </w:rPr>
+        <w:t xml:space="preserve">• In Potiphar's House as a Slave: </w:t>
+      </w:r>
+      <w:r>
+        <w:rPr>
+          <w:rFonts w:ascii="Arial" w:hAnsi="Arial"/>
+          <w:sz w:val="24"/>
+        </w:rPr>
+        <w:t xml:space="preserve">Joseph went from being his father's favored son into Egyptian slavery. Yet, </w:t>
+      </w:r>
+      <w:r>
+        <w:rPr>
+          <w:rFonts w:ascii="Arial" w:hAnsi="Arial"/>
+          <w:b/>
+          <w:i/>
+          <w:sz w:val="24"/>
+        </w:rPr>
+        <w:t>'when you are faithful, no circumstance changes you. He got to Potiphar's house, he's faithful. Potiphar committed the whole place to his hands.'</w:t>
+      </w:r>
+      <w:r>
+        <w:rPr>
+          <w:rFonts w:ascii="Arial" w:hAnsi="Arial"/>
+          <w:sz w:val="24"/>
+        </w:rPr>
+        <w:t xml:space="preserve"> When Potiphar's wife repeatedly solicited him to commit adultery, Joseph refused to compromise, asserting: </w:t>
+      </w:r>
+      <w:r>
+        <w:rPr>
+          <w:rFonts w:ascii="Arial" w:hAnsi="Arial"/>
+          <w:b/>
+          <w:i/>
+          <w:sz w:val="24"/>
+        </w:rPr>
+        <w:t>'How then can I do this great wickedness, and sin against God?' (Genesis 39:9).</w:t>
+      </w:r>
+      <w:r>
+        <w:rPr>
+          <w:rFonts w:ascii="Arial" w:hAnsi="Arial"/>
+          <w:sz w:val="24"/>
+        </w:rPr>
+        <w:t xml:space="preserve"> The speaker calls this </w:t>
+      </w:r>
+      <w:r>
+        <w:rPr>
+          <w:rFonts w:ascii="Arial" w:hAnsi="Arial"/>
+          <w:b/>
+          <w:sz w:val="24"/>
+        </w:rPr>
+        <w:t>'the high point of that faithfulness.'</w:t>
+      </w:r>
+      <w:r>
+        <w:rPr>
+          <w:rFonts w:ascii="Arial" w:hAnsi="Arial"/>
+          <w:sz w:val="24"/>
+        </w:rPr>
+        <w:t xml:space="preserve"> She tore his clothes and defamed him, yet Joseph stayed faithful.</w:t>
+      </w:r>
+    </w:p>
+    <w:p>
+      <w:pPr>
+        <w:spacing w:before="80" w:after="80" w:line="276" w:lineRule="auto"/>
+      </w:pPr>
+      <w:r>
+        <w:rPr>
+          <w:rFonts w:ascii="Arial" w:hAnsi="Arial"/>
+          <w:b/>
+          <w:sz w:val="24"/>
+        </w:rPr>
+        <w:t xml:space="preserve">• In Pharaoh's Prison: </w:t>
+      </w:r>
+      <w:r>
+        <w:rPr>
+          <w:rFonts w:ascii="Arial" w:hAnsi="Arial"/>
+          <w:sz w:val="24"/>
+        </w:rPr>
+        <w:t xml:space="preserve">Falsely accused and imprisoned, Joseph did not collapse into self-pity, bitterness, or rebellion: </w:t>
+      </w:r>
+      <w:r>
+        <w:rPr>
+          <w:rFonts w:ascii="Arial" w:hAnsi="Arial"/>
+          <w:b/>
+          <w:i/>
+          <w:sz w:val="24"/>
+        </w:rPr>
+        <w:t>'He didn't get to prison and he's just grumbling: After serving God, everything I tried to do... let me cuckoo finish it, what's the big deal, let's plan prison escape. No, he didn't!'</w:t>
+      </w:r>
+      <w:r>
+        <w:rPr>
+          <w:rFonts w:ascii="Arial" w:hAnsi="Arial"/>
+          <w:sz w:val="24"/>
+        </w:rPr>
+        <w:t xml:space="preserve"> Nor did he grumble when other prisoners had dreams: </w:t>
+      </w:r>
+      <w:r>
+        <w:rPr>
+          <w:rFonts w:ascii="Arial" w:hAnsi="Arial"/>
+          <w:b/>
+          <w:i/>
+          <w:sz w:val="24"/>
+        </w:rPr>
+        <w:t>'He wasn't bitter and said, is it not dream that got me here? Look, I'm not ready for all this ministry nonsense... I just want to get out and live my life and move on. No, he just interpreted it. Faithful, faithful, faithful!'</w:t>
+      </w:r>
+      <w:r>
+        <w:rPr>
+          <w:rFonts w:ascii="Arial" w:hAnsi="Arial"/>
+          <w:sz w:val="24"/>
+        </w:rPr>
+        <w:t xml:space="preserve"> Even when the butler forgot him for two full years, Joseph nurtured no bitterness.</w:t>
+      </w:r>
+    </w:p>
+    <w:p>
+      <w:pPr>
+        <w:spacing w:before="80" w:after="80" w:line="276" w:lineRule="auto"/>
+      </w:pPr>
+      <w:r>
+        <w:rPr>
+          <w:rFonts w:ascii="Arial" w:hAnsi="Arial"/>
+          <w:b/>
+          <w:sz w:val="24"/>
+        </w:rPr>
+        <w:t xml:space="preserve">• Before Pharaoh: </w:t>
+      </w:r>
+      <w:r>
+        <w:rPr>
+          <w:rFonts w:ascii="Arial" w:hAnsi="Arial"/>
+          <w:sz w:val="24"/>
+        </w:rPr>
+        <w:t xml:space="preserve">The speaker notes: </w:t>
+      </w:r>
+      <w:r>
+        <w:rPr>
+          <w:rFonts w:ascii="Arial" w:hAnsi="Arial"/>
+          <w:b/>
+          <w:i/>
+          <w:sz w:val="24"/>
+        </w:rPr>
+        <w:t>'If you are going to handle a nation, you must know how to handle trouble. So he had learned how to handle difficulties.'</w:t>
+      </w:r>
+      <w:r>
+        <w:rPr>
+          <w:rFonts w:ascii="Arial" w:hAnsi="Arial"/>
+          <w:sz w:val="24"/>
+        </w:rPr>
+        <w:t xml:space="preserve"> When summoned before Pharaoh, Joseph did not bargain or set self-centered conditions: </w:t>
+      </w:r>
+      <w:r>
+        <w:rPr>
+          <w:rFonts w:ascii="Arial" w:hAnsi="Arial"/>
+          <w:b/>
+          <w:i/>
+          <w:sz w:val="24"/>
+        </w:rPr>
+        <w:t>'He didn't get there and say, I can't interpret your dream unless conditions: one, they will release me; two, that woman that lied against me, I want her head; three, I want to go back home. He just interpreted the dream, and the man said, it has to be you, the Spirit of God is in you.'</w:t>
+      </w:r>
+    </w:p>
+    <w:p>
+      <w:pPr>
+        <w:spacing w:before="80" w:after="80" w:line="276" w:lineRule="auto"/>
+      </w:pPr>
+      <w:r>
+        <w:rPr>
+          <w:rFonts w:ascii="Arial" w:hAnsi="Arial"/>
+          <w:b/>
+          <w:sz w:val="24"/>
+        </w:rPr>
+        <w:t xml:space="preserve">• In Ultimate Authority: </w:t>
+      </w:r>
+      <w:r>
+        <w:rPr>
+          <w:rFonts w:ascii="Arial" w:hAnsi="Arial"/>
+          <w:sz w:val="24"/>
+        </w:rPr>
+        <w:t xml:space="preserve">Exalted over Egypt, Joseph governed the entire nation—including Potiphar's household: </w:t>
+      </w:r>
+      <w:r>
+        <w:rPr>
+          <w:rFonts w:ascii="Arial" w:hAnsi="Arial"/>
+          <w:b/>
+          <w:i/>
+          <w:sz w:val="24"/>
+        </w:rPr>
+        <w:t>'When she needs food, she will line up say, Auntie Potty! Say, sorry my lord. Don't worry, it is well, give her Indomie, macaroni and all that, let her go. He has learned it!'</w:t>
+      </w:r>
+      <w:r>
+        <w:rPr>
+          <w:rFonts w:ascii="Arial" w:hAnsi="Arial"/>
+          <w:sz w:val="24"/>
+        </w:rPr>
+        <w:t xml:space="preserve"> When his fearful brothers came after Jacob died, concocting a text message out of fear, Joseph comforted them, declaring: </w:t>
+      </w:r>
+      <w:r>
+        <w:rPr>
+          <w:rFonts w:ascii="Arial" w:hAnsi="Arial"/>
+          <w:b/>
+          <w:i/>
+          <w:sz w:val="24"/>
+        </w:rPr>
+        <w:t>'What you meant for evil, God meant for good... See the character of Jesus Christ! That's faithfulness. No circumstance changes a faithful man.'</w:t>
+      </w:r>
+      <w:r>
+        <w:rPr>
+          <w:rFonts w:ascii="Arial" w:hAnsi="Arial"/>
+          <w:sz w:val="24"/>
+        </w:rPr>
+        <w:t xml:space="preserve"> Passing the test forged in Joseph the unmistakable character of Christ.</w:t>
+      </w:r>
+    </w:p>
+    <w:p>
+      <w:pPr>
+        <w:spacing w:before="60" w:after="60"/>
+      </w:pPr>
+    </w:p>
+    <w:p>
+      <w:pPr>
+        <w:spacing w:before="160" w:after="40"/>
+      </w:pPr>
+      <w:r>
+        <w:rPr>
+          <w:rFonts w:ascii="Arial" w:hAnsi="Arial"/>
+          <w:b/>
+          <w:i/>
+          <w:sz w:val="24"/>
+        </w:rPr>
+        <w:t>2 Kings 5:20, 26-27</w:t>
+      </w:r>
+    </w:p>
+    <w:p>
+      <w:pPr>
+        <w:spacing w:before="20" w:after="20"/>
+        <w:ind w:left="360"/>
+      </w:pPr>
+      <w:r>
+        <w:rPr>
+          <w:rFonts w:ascii="Arial" w:hAnsi="Arial"/>
+          <w:b/>
+          <w:i/>
+          <w:sz w:val="24"/>
+        </w:rPr>
+        <w:t>[20] But Gehazi, the servant of Elisha the man of God, said, Behold, my master hath spared Naaman this Syrian, in not receiving at his hands that which he brought: but, as the LORD liveth, I will run after him, and take somewhat of him.</w:t>
+      </w:r>
+    </w:p>
+    <w:p>
+      <w:pPr>
+        <w:spacing w:before="20" w:after="20"/>
+        <w:ind w:left="360"/>
+      </w:pPr>
+      <w:r>
+        <w:rPr>
+          <w:rFonts w:ascii="Arial" w:hAnsi="Arial"/>
+          <w:b/>
+          <w:i/>
+          <w:sz w:val="24"/>
+        </w:rPr>
+        <w:t>[26] And he said unto him, Went not mine heart with thee, when the man turned again from his chariot to meet thee? Is it a time to receive money, and to receive garments...?</w:t>
+      </w:r>
+    </w:p>
+    <w:p>
+      <w:pPr>
+        <w:spacing w:before="20" w:after="20"/>
+        <w:ind w:left="360"/>
+      </w:pPr>
+      <w:r>
+        <w:rPr>
+          <w:rFonts w:ascii="Arial" w:hAnsi="Arial"/>
+          <w:b/>
+          <w:i/>
+          <w:sz w:val="24"/>
+        </w:rPr>
+        <w:t>[27] The leprosy therefore of Naaman shall cleave unto thee, and unto thy seed for ever. And he went out from his presence a leper as white as snow.</w:t>
+      </w:r>
+    </w:p>
+    <w:p>
+      <w:pPr>
+        <w:spacing w:before="60" w:after="60"/>
+      </w:pPr>
+    </w:p>
+    <w:p>
+      <w:pPr>
+        <w:spacing w:before="80" w:after="80" w:line="276" w:lineRule="auto"/>
+      </w:pPr>
+      <w:r>
+        <w:rPr>
+          <w:rFonts w:ascii="Arial" w:hAnsi="Arial"/>
+          <w:b/>
+          <w:sz w:val="24"/>
+        </w:rPr>
+        <w:t>Outcome 2: Failing the Test — Gehazi (Covetousness, Compromise, and Leprosy):</w:t>
+      </w:r>
+    </w:p>
+    <w:p>
+      <w:pPr>
+        <w:spacing w:before="80" w:after="80" w:line="276" w:lineRule="auto"/>
+      </w:pPr>
+      <w:r>
+        <w:rPr>
+          <w:rFonts w:ascii="Arial" w:hAnsi="Arial"/>
+          <w:sz w:val="24"/>
+        </w:rPr>
+        <w:t xml:space="preserve">In tragic contrast to Joseph, the speaker presents </w:t>
+      </w:r>
+      <w:r>
+        <w:rPr>
+          <w:rFonts w:ascii="Arial" w:hAnsi="Arial"/>
+          <w:b/>
+          <w:sz w:val="24"/>
+        </w:rPr>
+        <w:t>Gehazi</w:t>
+      </w:r>
+      <w:r>
+        <w:rPr>
+          <w:rFonts w:ascii="Arial" w:hAnsi="Arial"/>
+          <w:sz w:val="24"/>
+        </w:rPr>
+        <w:t xml:space="preserve"> as the archetype of the minister who fails the test: </w:t>
+      </w:r>
+      <w:r>
+        <w:rPr>
+          <w:rFonts w:ascii="Arial" w:hAnsi="Arial"/>
+          <w:b/>
+          <w:i/>
+          <w:sz w:val="24"/>
+        </w:rPr>
+        <w:t>'As a minister, you could be like Gehazi. Gehazi wanted something. He went after Naaman and he got leprosy. He became leprous. Test!'</w:t>
+      </w:r>
+      <w:r>
+        <w:rPr>
+          <w:rFonts w:ascii="Arial" w:hAnsi="Arial"/>
+          <w:sz w:val="24"/>
+        </w:rPr>
+        <w:t xml:space="preserve"> Gehazi was the personal associate of the prophet Elisha. He had witnessed supernatural power, dead children raised, and miracles multiplied. He was in prime position to inherit Elisha's mantle, just as Elisha had inherited from Elijah. But Gehazi's heart was untested regarding material wealth.</w:t>
+      </w:r>
+    </w:p>
+    <w:p>
+      <w:pPr>
+        <w:spacing w:before="80" w:after="80" w:line="276" w:lineRule="auto"/>
+      </w:pPr>
+      <w:r>
+        <w:rPr>
+          <w:rFonts w:ascii="Arial" w:hAnsi="Arial"/>
+          <w:sz w:val="24"/>
+        </w:rPr>
+        <w:t xml:space="preserve">When Naaman the Syrian general was healed of leprosy and offered lavish gifts, Elisha adamantly refused remuneration, preserving the pure grace of God. But Gehazi's hidden ambition and covetousness flared. Swearing a carnal oath, Gehazi ran after Naaman, fabricated a lie about visiting sons of the prophets, collected two talents of silver and changes of garments, and hid them in his house. Elisha confronted him by the Spirit: </w:t>
+      </w:r>
+      <w:r>
+        <w:rPr>
+          <w:rFonts w:ascii="Arial" w:hAnsi="Arial"/>
+          <w:b/>
+          <w:i/>
+          <w:sz w:val="24"/>
+        </w:rPr>
+        <w:t>'Went not mine heart with thee, when the man turned again from his chariot to meet thee? Is it a time to receive money, and to receive garments... The leprosy therefore of Naaman shall cleave unto thee, and unto thy seed for ever.'</w:t>
+      </w:r>
+      <w:r>
+        <w:rPr>
+          <w:rFonts w:ascii="Arial" w:hAnsi="Arial"/>
+          <w:sz w:val="24"/>
+        </w:rPr>
+        <w:t xml:space="preserve"> Gehazi walked out a leper as white as snow. Proximity to an anointed ministry did not save him. His untested, greedy heart failed the test, resulting in permanent disqualification, ruin, and spiritual leprosy.</w:t>
+      </w:r>
+    </w:p>
+    <w:p>
+      <w:pPr>
+        <w:spacing w:before="240" w:after="80"/>
+      </w:pPr>
+      <w:r>
+        <w:rPr>
+          <w:rFonts w:ascii="Arial" w:hAnsi="Arial"/>
+          <w:b/>
+          <w:sz w:val="24"/>
+        </w:rPr>
+        <w:t>Supplementary Biblical Characters: Eliab vs. David</w:t>
+      </w:r>
+    </w:p>
+    <w:p>
+      <w:pPr>
+        <w:spacing w:before="160" w:after="40"/>
+      </w:pPr>
+      <w:r>
+        <w:rPr>
+          <w:rFonts w:ascii="Arial" w:hAnsi="Arial"/>
+          <w:b/>
+          <w:i/>
+          <w:sz w:val="24"/>
+        </w:rPr>
+        <w:t>1 Samuel 16:6-7, 11</w:t>
+      </w:r>
+    </w:p>
+    <w:p>
+      <w:pPr>
+        <w:spacing w:before="20" w:after="20"/>
+        <w:ind w:left="360"/>
+      </w:pPr>
+      <w:r>
+        <w:rPr>
+          <w:rFonts w:ascii="Arial" w:hAnsi="Arial"/>
+          <w:b/>
+          <w:i/>
+          <w:sz w:val="24"/>
+        </w:rPr>
+        <w:t>[6] And it came to pass, when they were come, that he looked on Eliab, and said, Surely the LORD'S anointed is before him.</w:t>
+      </w:r>
+    </w:p>
+    <w:p>
+      <w:pPr>
+        <w:spacing w:before="20" w:after="20"/>
+        <w:ind w:left="360"/>
+      </w:pPr>
+      <w:r>
+        <w:rPr>
+          <w:rFonts w:ascii="Arial" w:hAnsi="Arial"/>
+          <w:b/>
+          <w:i/>
+          <w:sz w:val="24"/>
+        </w:rPr>
+        <w:t>[7] But the LORD said unto Samuel, Look not on his countenance, or on the height of his stature; because I have refused him: for the LORD seeth not as man seeth; for man looketh on the outward appearance, but the LORD looketh on the heart.</w:t>
+      </w:r>
+    </w:p>
+    <w:p>
+      <w:pPr>
+        <w:spacing w:before="20" w:after="20"/>
+        <w:ind w:left="360"/>
+      </w:pPr>
+      <w:r>
+        <w:rPr>
+          <w:rFonts w:ascii="Arial" w:hAnsi="Arial"/>
+          <w:b/>
+          <w:i/>
+          <w:sz w:val="24"/>
+        </w:rPr>
+        <w:t>[11] And Samuel said unto Jesse, Are here all thy children? And he said, There remaineth yet the youngest, and, behold, he keepeth the sheep.</w:t>
+      </w:r>
+    </w:p>
+    <w:p>
+      <w:pPr>
+        <w:spacing w:before="60" w:after="60"/>
+      </w:pPr>
+    </w:p>
+    <w:p>
+      <w:pPr>
+        <w:spacing w:before="160" w:after="40"/>
+      </w:pPr>
+      <w:r>
+        <w:rPr>
+          <w:rFonts w:ascii="Arial" w:hAnsi="Arial"/>
+          <w:b/>
+          <w:i/>
+          <w:sz w:val="24"/>
+        </w:rPr>
+        <w:t>1 Samuel 17:28, 34-36</w:t>
+      </w:r>
+    </w:p>
+    <w:p>
+      <w:pPr>
+        <w:spacing w:before="20" w:after="20"/>
+        <w:ind w:left="360"/>
+      </w:pPr>
+      <w:r>
+        <w:rPr>
+          <w:rFonts w:ascii="Arial" w:hAnsi="Arial"/>
+          <w:b/>
+          <w:i/>
+          <w:sz w:val="24"/>
+        </w:rPr>
+        <w:t>[28] And Eliab his eldest brother heard when he spake unto the men; and Eliab's anger was kindled against David, and he said... with whom hast thou left those few sheep in the wilderness?</w:t>
+      </w:r>
+    </w:p>
+    <w:p>
+      <w:pPr>
+        <w:spacing w:before="20" w:after="20"/>
+        <w:ind w:left="360"/>
+      </w:pPr>
+      <w:r>
+        <w:rPr>
+          <w:rFonts w:ascii="Arial" w:hAnsi="Arial"/>
+          <w:b/>
+          <w:i/>
+          <w:sz w:val="24"/>
+        </w:rPr>
+        <w:t>[34] And David said unto Saul, Thy servant kept his father's sheep, and there came a lion, and a bear, and took a lamb out of the flock:</w:t>
+      </w:r>
+    </w:p>
+    <w:p>
+      <w:pPr>
+        <w:spacing w:before="20" w:after="20"/>
+        <w:ind w:left="360"/>
+      </w:pPr>
+      <w:r>
+        <w:rPr>
+          <w:rFonts w:ascii="Arial" w:hAnsi="Arial"/>
+          <w:b/>
+          <w:i/>
+          <w:sz w:val="24"/>
+        </w:rPr>
+        <w:t>[35] And I went out after him, and smote him, and delivered it out of his mouth: and when he arose against me, I caught him by his beard, and smote him, and slew him.</w:t>
+      </w:r>
+    </w:p>
+    <w:p>
+      <w:pPr>
+        <w:spacing w:before="20" w:after="20"/>
+        <w:ind w:left="360"/>
+      </w:pPr>
+      <w:r>
+        <w:rPr>
+          <w:rFonts w:ascii="Arial" w:hAnsi="Arial"/>
+          <w:b/>
+          <w:i/>
+          <w:sz w:val="24"/>
+        </w:rPr>
+        <w:t>[36] Thy servant slew both the lion and the bear: and this uncircumcised Philistine shall be as one of them...</w:t>
+      </w:r>
+    </w:p>
+    <w:p>
+      <w:pPr>
+        <w:spacing w:before="60" w:after="60"/>
+      </w:pPr>
+    </w:p>
+    <w:p>
+      <w:pPr>
+        <w:spacing w:before="80" w:after="80" w:line="276" w:lineRule="auto"/>
+      </w:pPr>
+      <w:r>
+        <w:rPr>
+          <w:rFonts w:ascii="Arial" w:hAnsi="Arial"/>
+          <w:sz w:val="24"/>
+        </w:rPr>
+        <w:t xml:space="preserve">The teaching provides two additional Old Testament characters that illustrate the outcomes of divine testing: </w:t>
+      </w:r>
+      <w:r>
+        <w:rPr>
+          <w:rFonts w:ascii="Arial" w:hAnsi="Arial"/>
+          <w:b/>
+          <w:sz w:val="24"/>
+        </w:rPr>
+        <w:t>Eliab</w:t>
+      </w:r>
+      <w:r>
+        <w:rPr>
+          <w:rFonts w:ascii="Arial" w:hAnsi="Arial"/>
+          <w:sz w:val="24"/>
+        </w:rPr>
+        <w:t xml:space="preserve"> and </w:t>
+      </w:r>
+      <w:r>
+        <w:rPr>
+          <w:rFonts w:ascii="Arial" w:hAnsi="Arial"/>
+          <w:b/>
+          <w:sz w:val="24"/>
+        </w:rPr>
+        <w:t>David</w:t>
+      </w:r>
+      <w:r>
+        <w:rPr>
+          <w:rFonts w:ascii="Arial" w:hAnsi="Arial"/>
+          <w:sz w:val="24"/>
+        </w:rPr>
+        <w:t xml:space="preserve">. When the prophet Samuel came to Bethlehem to anoint a king in 1 Samuel 16, he looked on Eliab's impressive height and majestic countenance and assumed, 'Surely the Lord's anointed is before him.' But God said, 'Look not on his countenance, or on the height of his stature; because I have refused him.' The speaker highlights: </w:t>
+      </w:r>
+      <w:r>
+        <w:rPr>
+          <w:rFonts w:ascii="Arial" w:hAnsi="Arial"/>
+          <w:b/>
+          <w:i/>
+          <w:sz w:val="24"/>
+        </w:rPr>
+        <w:t>'The Hebrew is like someone who failed the test.'</w:t>
+      </w:r>
+      <w:r>
+        <w:rPr>
+          <w:rFonts w:ascii="Arial" w:hAnsi="Arial"/>
+          <w:sz w:val="24"/>
+        </w:rPr>
+        <w:t xml:space="preserve"> Eliab had external charisma and military stature, but inwardly his heart was bitter, contemptuous, and proud (as revealed when he attacked David in 1 Samuel 17:28). Eliab failed God's character test and was rejected.</w:t>
+      </w:r>
+    </w:p>
+    <w:p>
+      <w:pPr>
+        <w:spacing w:before="80" w:after="80" w:line="276" w:lineRule="auto"/>
+      </w:pPr>
+      <w:r>
+        <w:rPr>
+          <w:rFonts w:ascii="Arial" w:hAnsi="Arial"/>
+          <w:sz w:val="24"/>
+        </w:rPr>
+        <w:t xml:space="preserve">David, however, passed the test of faithfulness in complete obscurity. When Samuel asked if all Jesse's sons were present, Jesse answered that one remained in the wilderness: </w:t>
+      </w:r>
+      <w:r>
+        <w:rPr>
+          <w:rFonts w:ascii="Arial" w:hAnsi="Arial"/>
+          <w:b/>
+          <w:i/>
+          <w:sz w:val="24"/>
+        </w:rPr>
+        <w:t>'And, behold, he keepeth the sheep. That is what was known of him, till redemption: he is keeping the sheep!'</w:t>
+      </w:r>
+      <w:r>
+        <w:rPr>
+          <w:rFonts w:ascii="Arial" w:hAnsi="Arial"/>
+          <w:sz w:val="24"/>
+        </w:rPr>
+        <w:t xml:space="preserve"> Even when Eliab mocked him at the battle, asking, 'With whom hast thou left those few sheep in the wilderness?', David had already placed them in good care. When brought before King Saul, David's credential was his pastoral vigilance: </w:t>
+      </w:r>
+      <w:r>
+        <w:rPr>
+          <w:rFonts w:ascii="Arial" w:hAnsi="Arial"/>
+          <w:b/>
+          <w:i/>
+          <w:sz w:val="24"/>
+        </w:rPr>
+        <w:t>'Sheep! Said, I'm a faithful shepherd. When the bear and the lion came, your servant went after them. God gave me the power and I tore them into pieces. That means he didn't lose a sheep! So he mirrors the good shepherd. Faithful with the few. God walked through the sheep with David, then He led the nation, just like Moses, 40 years faithful with the sheep, then God gave him Israel.'</w:t>
+      </w:r>
+      <w:r>
+        <w:rPr>
+          <w:rFonts w:ascii="Arial" w:hAnsi="Arial"/>
+          <w:sz w:val="24"/>
+        </w:rPr>
+        <w:t xml:space="preserve"> Faithfulness with the few sheep in the wilderness was the test that qualified David to rule the nation.</w:t>
+      </w:r>
+    </w:p>
+    <w:p>
+      <w:pPr>
+        <w:spacing w:before="60" w:after="60"/>
+      </w:pPr>
+    </w:p>
+    <w:p>
+      <w:pPr>
         <w:spacing w:before="280" w:after="80"/>
       </w:pPr>
       <w:r>
@@ -1308,45 +3318,20 @@
           <w:rFonts w:ascii="Arial" w:hAnsi="Arial"/>
           <w:sz w:val="24"/>
         </w:rPr>
-        <w:t>In conclusion, faithfulness and ambition represent two diametrically opposed spirits within the work of the ministry. Ambition originates in the carnal ego (</w:t>
-      </w:r>
-      <w:r>
-        <w:rPr>
-          <w:rFonts w:ascii="Arial" w:hAnsi="Arial"/>
-          <w:b/>
-          <w:i/>
-          <w:sz w:val="24"/>
-        </w:rPr>
-        <w:t>eritheia</w:t>
-      </w:r>
-      <w:r>
-        <w:rPr>
-          <w:rFonts w:ascii="Arial" w:hAnsi="Arial"/>
-          <w:sz w:val="24"/>
-        </w:rPr>
-        <w:t>); it is transactional, self-seeking, impatient of process, and easily offended when personal desires are frustrated. It leaves behind a trail of division, broken relationships, and spiritual sterility—epitomized by the sons of the prophets who stood idly by while the chariot of fire descended. Faithfulness originates in the character of God (</w:t>
-      </w:r>
-      <w:r>
-        <w:rPr>
-          <w:rFonts w:ascii="Arial" w:hAnsi="Arial"/>
-          <w:b/>
-          <w:i/>
-          <w:sz w:val="24"/>
-        </w:rPr>
-        <w:t>pistos</w:t>
-      </w:r>
-      <w:r>
-        <w:rPr>
-          <w:rFonts w:ascii="Arial" w:hAnsi="Arial"/>
-          <w:sz w:val="24"/>
-        </w:rPr>
-        <w:t>); it is selfless, patient, resilient under pressure, and steadfastly loyal across generations—demonstrated in Ruth's covenantal devotion, Elisha's humble service, Joshua's generational honor, and Timothy's filial dedication.</w:t>
+        <w:t>In summary, God actively tests believers—not to orchestrate their failure, but as an engineer test-drives a newly manufactured vehicle to authenticate its structural integrity, endurance, and roadworthiness. Tests and faithfulness exist in an unbroken relationship: faithfulness cannot be verified in ease; it is forged and demonstrated when pressure is applied. God does not use men that He does not test; He tests you so that He can use you for more.</w:t>
       </w:r>
     </w:p>
     <w:p>
       <w:pPr>
-        <w:spacing w:before="60" w:after="60"/>
-      </w:pPr>
+        <w:spacing w:before="80" w:after="80" w:line="276" w:lineRule="auto"/>
+      </w:pPr>
+      <w:r>
+        <w:rPr>
+          <w:rFonts w:ascii="Arial" w:hAnsi="Arial"/>
+          <w:sz w:val="24"/>
+        </w:rPr>
+        <w:t>In the government of the local church, human leadership is commanded to prove workers before assigning responsibility (1 Tim 3:10, 13; 2 Tim 2:15). God permits fires in the desert so that those who cannot endure the wilderness do not cross over into the Promised Land to corrupt the flock. Untested leadership is an ecclesiastical hazard.</w:t>
+      </w:r>
     </w:p>
     <w:p>
       <w:pPr>
@@ -1357,1686 +3342,38 @@
           <w:rFonts w:ascii="Arial" w:hAnsi="Arial"/>
           <w:sz w:val="24"/>
         </w:rPr>
-        <w:t>Every cell leader and worker-in-training must decisively crucify personal ambition on the altar of sacrificial stewardship. We must settle in our hearts that our names, reputations, and comfort are of no consequence; the only reality that matters is that we be found faithful stewards of the mysteries of God. Let our service be rendered with such unblemished integrity that whether observed by men or laboring in total obscurity, our posture remains constant, our loyalty unwavering, and our devotion wholly dedicated to the Lord Jesus Christ and His church.</w:t>
-      </w:r>
-    </w:p>
-    <w:p>
-      <w:pPr>
-        <w:spacing w:before="60" w:after="60"/>
-      </w:pPr>
-    </w:p>
-    <w:p>
-      <w:pPr>
-        <w:spacing w:before="320" w:after="80"/>
-      </w:pPr>
+        <w:t xml:space="preserve">The teaching presents two clear outcomes to every test: We will either emerge like </w:t>
+      </w:r>
       <w:r>
         <w:rPr>
           <w:rFonts w:ascii="Arial" w:hAnsi="Arial"/>
           <w:b/>
-          <w:sz w:val="28"/>
-        </w:rPr>
-        <w:t>QUESTION 2</w:t>
-      </w:r>
-    </w:p>
-    <w:p>
-      <w:pPr>
-        <w:spacing w:before="80" w:after="240"/>
-      </w:pPr>
+          <w:sz w:val="24"/>
+        </w:rPr>
+        <w:t>Joseph and David</w:t>
+      </w:r>
+      <w:r>
+        <w:rPr>
+          <w:rFonts w:ascii="Arial" w:hAnsi="Arial"/>
+          <w:sz w:val="24"/>
+        </w:rPr>
+        <w:t xml:space="preserve">—passing consecutive tests of slavery, false accusations, obscurity, and the defense of the few sheep without grumbling or bitterness, emerging with the character of Christ to rule nations; or we will end like </w:t>
+      </w:r>
       <w:r>
         <w:rPr>
           <w:rFonts w:ascii="Arial" w:hAnsi="Arial"/>
           <w:b/>
           <w:sz w:val="24"/>
         </w:rPr>
-        <w:t>Does God test believers? With the aid of this track explain the correlation between tests and faithfulness in the work of the ministry. Also explain the role of tests in attaining leadership. Using at least 2 biblical characters employed in this teaching, explain the possible outcomes to tests.</w:t>
-      </w:r>
-    </w:p>
-    <w:p>
-      <w:pPr>
-        <w:spacing w:before="280" w:after="80"/>
-      </w:pPr>
-      <w:r>
-        <w:rPr>
-          <w:rFonts w:ascii="Arial" w:hAnsi="Arial"/>
-          <w:b/>
-          <w:sz w:val="26"/>
-        </w:rPr>
-        <w:t>INTRODUCTION</w:t>
-      </w:r>
-    </w:p>
-    <w:p>
-      <w:pPr>
-        <w:spacing w:before="80" w:after="80" w:line="276" w:lineRule="auto"/>
-      </w:pPr>
-      <w:r>
-        <w:rPr>
-          <w:rFonts w:ascii="Arial" w:hAnsi="Arial"/>
-          <w:sz w:val="24"/>
-        </w:rPr>
-        <w:t xml:space="preserve">A pervasive doctrinal error within contemporary charismatic Christianity is the unscriptural presumption that under the New Covenant of grace, the believer is entirely exempt from divine examination, testing, or trials. Many confuse the clear scriptural truth that God never tempts believers with moral evil (James 1:13) with the false assumption that God never proves or tests their character. Consequently, when adversity, ministerial inconvenience, delayed recognition, or intense pressure confront a worker, they mistakenly attribute the friction solely to demonic attack or conclude that God has abandoned them. The teaching </w:t>
-      </w:r>
-      <w:r>
-        <w:rPr>
-          <w:rFonts w:ascii="Arial" w:hAnsi="Arial"/>
-          <w:b/>
-          <w:sz w:val="24"/>
-        </w:rPr>
-        <w:t>Cell Leaders Training: Faithfulness in Ministry</w:t>
-      </w:r>
-      <w:r>
-        <w:rPr>
-          <w:rFonts w:ascii="Arial" w:hAnsi="Arial"/>
-          <w:sz w:val="24"/>
-        </w:rPr>
-        <w:t xml:space="preserve"> provides a rigorous theological correction to this fallacy. God does indeed test believers. Divine testing is not an adversarial scheme to orchestrate destruction; rather, it is a deliberate, necessary pedagogical process designed to prove structural integrity, forge spiritual stamina, and validate character before authority is conferred. Faithfulness cannot exist as a theoretical sentiment; it can only be demonstrated and authenticated through the crucible of testing. To provide an exhaustive answer, this exposition establishes the doctrinal reality of divine testing, traces the direct correlation between testing and ministerial faithfulness, unpacks the mandatory role of vetting in attaining leadership, and contrasts the divergent outcomes of testing through the lives of Joseph, Gehazi, and David.</w:t>
-      </w:r>
-    </w:p>
-    <w:p>
-      <w:pPr>
-        <w:spacing w:before="60" w:after="60"/>
-      </w:pPr>
-    </w:p>
-    <w:p>
-      <w:pPr>
-        <w:spacing w:before="280" w:after="80"/>
-      </w:pPr>
-      <w:r>
-        <w:rPr>
-          <w:rFonts w:ascii="Arial" w:hAnsi="Arial"/>
-          <w:b/>
-          <w:sz w:val="26"/>
-        </w:rPr>
-        <w:t>BODY</w:t>
-      </w:r>
-    </w:p>
-    <w:p>
-      <w:pPr>
-        <w:spacing w:before="240" w:after="80"/>
-      </w:pPr>
-      <w:r>
-        <w:rPr>
-          <w:rFonts w:ascii="Arial" w:hAnsi="Arial"/>
-          <w:b/>
-          <w:sz w:val="24"/>
-        </w:rPr>
-        <w:t>Does God Test Believers? The Biblical Theology of Divine Proving (*Dokimazo*)</w:t>
-      </w:r>
-    </w:p>
-    <w:p>
-      <w:pPr>
-        <w:spacing w:before="160" w:after="40"/>
-      </w:pPr>
-      <w:r>
-        <w:rPr>
-          <w:rFonts w:ascii="Arial" w:hAnsi="Arial"/>
-          <w:b/>
-          <w:i/>
-          <w:sz w:val="24"/>
-        </w:rPr>
-        <w:t>James 1:2-4</w:t>
-      </w:r>
-    </w:p>
-    <w:p>
-      <w:pPr>
-        <w:spacing w:before="20" w:after="20"/>
-        <w:ind w:left="360"/>
-      </w:pPr>
-      <w:r>
-        <w:rPr>
-          <w:rFonts w:ascii="Arial" w:hAnsi="Arial"/>
-          <w:b/>
-          <w:i/>
-          <w:sz w:val="24"/>
-        </w:rPr>
-        <w:t>[2] My brethren, count it all joy when ye fall into divers temptations;</w:t>
-      </w:r>
-    </w:p>
-    <w:p>
-      <w:pPr>
-        <w:spacing w:before="20" w:after="20"/>
-        <w:ind w:left="360"/>
-      </w:pPr>
-      <w:r>
-        <w:rPr>
-          <w:rFonts w:ascii="Arial" w:hAnsi="Arial"/>
-          <w:b/>
-          <w:i/>
-          <w:sz w:val="24"/>
-        </w:rPr>
-        <w:t>[3] Knowing this, that the trying of your faith worketh patience.</w:t>
-      </w:r>
-    </w:p>
-    <w:p>
-      <w:pPr>
-        <w:spacing w:before="20" w:after="20"/>
-        <w:ind w:left="360"/>
-      </w:pPr>
-      <w:r>
-        <w:rPr>
-          <w:rFonts w:ascii="Arial" w:hAnsi="Arial"/>
-          <w:b/>
-          <w:i/>
-          <w:sz w:val="24"/>
-        </w:rPr>
-        <w:t>[4] But let patience have her perfect work, that ye may be perfect and entire, wanting nothing.</w:t>
-      </w:r>
-    </w:p>
-    <w:p>
-      <w:pPr>
-        <w:spacing w:before="60" w:after="60"/>
-      </w:pPr>
-    </w:p>
-    <w:p>
-      <w:pPr>
-        <w:spacing w:before="80" w:after="80" w:line="276" w:lineRule="auto"/>
-      </w:pPr>
-      <w:r>
-        <w:rPr>
-          <w:rFonts w:ascii="Arial" w:hAnsi="Arial"/>
-          <w:sz w:val="24"/>
-        </w:rPr>
-        <w:t xml:space="preserve">The question 'Does God test believers?' must be answered with an unqualified </w:t>
-      </w:r>
-      <w:r>
-        <w:rPr>
-          <w:rFonts w:ascii="Arial" w:hAnsi="Arial"/>
-          <w:b/>
-          <w:sz w:val="24"/>
-        </w:rPr>
-        <w:t>YES</w:t>
-      </w:r>
-      <w:r>
-        <w:rPr>
-          <w:rFonts w:ascii="Arial" w:hAnsi="Arial"/>
-          <w:sz w:val="24"/>
-        </w:rPr>
-        <w:t xml:space="preserve">, provided the nature of divine testing is accurately defined according to Scripture. The Bible distinguishes sharply between two distinct concepts: </w:t>
-      </w:r>
-      <w:r>
-        <w:rPr>
-          <w:rFonts w:ascii="Arial" w:hAnsi="Arial"/>
-          <w:b/>
-          <w:sz w:val="24"/>
-        </w:rPr>
-        <w:t>solicitation to evil</w:t>
-      </w:r>
-      <w:r>
-        <w:rPr>
-          <w:rFonts w:ascii="Arial" w:hAnsi="Arial"/>
-          <w:sz w:val="24"/>
-        </w:rPr>
-        <w:t xml:space="preserve"> (which God never does) and </w:t>
-      </w:r>
-      <w:r>
-        <w:rPr>
-          <w:rFonts w:ascii="Arial" w:hAnsi="Arial"/>
-          <w:b/>
-          <w:sz w:val="24"/>
-        </w:rPr>
-        <w:t>examination of character</w:t>
-      </w:r>
-      <w:r>
-        <w:rPr>
-          <w:rFonts w:ascii="Arial" w:hAnsi="Arial"/>
-          <w:sz w:val="24"/>
-        </w:rPr>
-        <w:t xml:space="preserve"> (which God consistently executes). In </w:t>
-      </w:r>
-      <w:r>
-        <w:rPr>
-          <w:rFonts w:ascii="Arial" w:hAnsi="Arial"/>
-          <w:b/>
-          <w:sz w:val="24"/>
-        </w:rPr>
-        <w:t>James 1:13</w:t>
-      </w:r>
-      <w:r>
-        <w:rPr>
-          <w:rFonts w:ascii="Arial" w:hAnsi="Arial"/>
-          <w:sz w:val="24"/>
-        </w:rPr>
-        <w:t xml:space="preserve">, Scripture affirms: </w:t>
-      </w:r>
-      <w:r>
-        <w:rPr>
-          <w:rFonts w:ascii="Arial" w:hAnsi="Arial"/>
-          <w:b/>
-          <w:i/>
-          <w:sz w:val="24"/>
-        </w:rPr>
-        <w:t>*'Let no man say when he is tempted, I am tempted of God: for God cannot be tempted with evil, neither tempteth he any man.'*</w:t>
-      </w:r>
-      <w:r>
-        <w:rPr>
-          <w:rFonts w:ascii="Arial" w:hAnsi="Arial"/>
-          <w:sz w:val="24"/>
-        </w:rPr>
-        <w:t xml:space="preserve"> God never orchestrates moral sin, sickness, or destruction. However, in the very same chapter (</w:t>
-      </w:r>
-      <w:r>
-        <w:rPr>
-          <w:rFonts w:ascii="Arial" w:hAnsi="Arial"/>
-          <w:b/>
-          <w:sz w:val="24"/>
-        </w:rPr>
-        <w:t>James 1:2-3</w:t>
-      </w:r>
-      <w:r>
-        <w:rPr>
-          <w:rFonts w:ascii="Arial" w:hAnsi="Arial"/>
-          <w:sz w:val="24"/>
-        </w:rPr>
-        <w:t>), James commands believers to count it all joy when they encounter diverse trials (</w:t>
-      </w:r>
-      <w:r>
-        <w:rPr>
-          <w:rFonts w:ascii="Arial" w:hAnsi="Arial"/>
-          <w:b/>
-          <w:i/>
-          <w:sz w:val="24"/>
-        </w:rPr>
-        <w:t>peirasmos</w:t>
-      </w:r>
-      <w:r>
-        <w:rPr>
-          <w:rFonts w:ascii="Arial" w:hAnsi="Arial"/>
-          <w:sz w:val="24"/>
-        </w:rPr>
-        <w:t>), knowing that the trying (</w:t>
-      </w:r>
-      <w:r>
-        <w:rPr>
-          <w:rFonts w:ascii="Arial" w:hAnsi="Arial"/>
-          <w:b/>
-          <w:i/>
-          <w:sz w:val="24"/>
-        </w:rPr>
-        <w:t>dokimion</w:t>
-      </w:r>
-      <w:r>
-        <w:rPr>
-          <w:rFonts w:ascii="Arial" w:hAnsi="Arial"/>
-          <w:sz w:val="24"/>
-        </w:rPr>
-        <w:t>) of their faith produces steadfast patience (</w:t>
-      </w:r>
-      <w:r>
-        <w:rPr>
-          <w:rFonts w:ascii="Arial" w:hAnsi="Arial"/>
-          <w:b/>
-          <w:i/>
-          <w:sz w:val="24"/>
-        </w:rPr>
-        <w:t>hypomone</w:t>
-      </w:r>
-      <w:r>
-        <w:rPr>
-          <w:rFonts w:ascii="Arial" w:hAnsi="Arial"/>
-          <w:sz w:val="24"/>
-        </w:rPr>
-        <w:t>).</w:t>
-      </w:r>
-    </w:p>
-    <w:p>
-      <w:pPr>
-        <w:spacing w:before="60" w:after="60"/>
-      </w:pPr>
-    </w:p>
-    <w:p>
-      <w:pPr>
-        <w:spacing w:before="80" w:after="80" w:line="276" w:lineRule="auto"/>
-      </w:pPr>
-      <w:r>
-        <w:rPr>
-          <w:rFonts w:ascii="Arial" w:hAnsi="Arial"/>
-          <w:sz w:val="24"/>
-        </w:rPr>
-        <w:t>The Greek word family for biblical testing—</w:t>
-      </w:r>
-      <w:r>
-        <w:rPr>
-          <w:rFonts w:ascii="Arial" w:hAnsi="Arial"/>
-          <w:b/>
-          <w:i/>
-          <w:sz w:val="24"/>
-        </w:rPr>
-        <w:t>dokimazo</w:t>
-      </w:r>
-      <w:r>
-        <w:rPr>
-          <w:rFonts w:ascii="Arial" w:hAnsi="Arial"/>
-          <w:sz w:val="24"/>
-        </w:rPr>
-        <w:t xml:space="preserve"> (verb), </w:t>
-      </w:r>
-      <w:r>
-        <w:rPr>
-          <w:rFonts w:ascii="Arial" w:hAnsi="Arial"/>
-          <w:b/>
-          <w:i/>
-          <w:sz w:val="24"/>
-        </w:rPr>
-        <w:t>dokime</w:t>
-      </w:r>
-      <w:r>
-        <w:rPr>
-          <w:rFonts w:ascii="Arial" w:hAnsi="Arial"/>
-          <w:sz w:val="24"/>
-        </w:rPr>
-        <w:t xml:space="preserve"> (noun), and </w:t>
-      </w:r>
-      <w:r>
-        <w:rPr>
-          <w:rFonts w:ascii="Arial" w:hAnsi="Arial"/>
-          <w:b/>
-          <w:i/>
-          <w:sz w:val="24"/>
-        </w:rPr>
-        <w:t>dokimos</w:t>
-      </w:r>
-      <w:r>
-        <w:rPr>
-          <w:rFonts w:ascii="Arial" w:hAnsi="Arial"/>
-          <w:sz w:val="24"/>
-        </w:rPr>
-        <w:t xml:space="preserve"> (adjective)—originates from the metallurgy of the ancient world. It refers to subjecting gold or silver to extreme furnace heat to burn away dross and verify that the metal is authentic and meets the legal standard. In secular and commercial usage, it was applied to testing coins to ensure they were not counterfeit. Therefore, when God tests a believer, </w:t>
-      </w:r>
-      <w:r>
-        <w:rPr>
-          <w:rFonts w:ascii="Arial" w:hAnsi="Arial"/>
-          <w:b/>
-          <w:sz w:val="24"/>
-        </w:rPr>
-        <w:t>the purpose is never to make them fail; the purpose is to prove their authenticity, strengthen their spiritual fiber, and display their integrity</w:t>
-      </w:r>
-      <w:r>
-        <w:rPr>
-          <w:rFonts w:ascii="Arial" w:hAnsi="Arial"/>
-          <w:sz w:val="24"/>
-        </w:rPr>
-        <w:t xml:space="preserve">. The teaching employs a vivid contemporary analogy: </w:t>
-      </w:r>
-      <w:r>
-        <w:rPr>
-          <w:rFonts w:ascii="Arial" w:hAnsi="Arial"/>
-          <w:b/>
-          <w:i/>
-          <w:sz w:val="24"/>
-        </w:rPr>
-        <w:t>*'God tests people not so that they can fail, but the way an automobile engineer test-drives a newly manufactured vehicle.'*</w:t>
-      </w:r>
-      <w:r>
-        <w:rPr>
-          <w:rFonts w:ascii="Arial" w:hAnsi="Arial"/>
-          <w:sz w:val="24"/>
-        </w:rPr>
-        <w:t xml:space="preserve"> The car is driven over rugged terrain, tested at high speeds, and subjected to emergency braking not to destroy the engine, but to prove that it can handle real-world conditions without breaking down. In Job 1:8, God boasted of Job's moral fortitude before Satan: </w:t>
-      </w:r>
-      <w:r>
-        <w:rPr>
-          <w:rFonts w:ascii="Arial" w:hAnsi="Arial"/>
-          <w:b/>
-          <w:i/>
-          <w:sz w:val="24"/>
-        </w:rPr>
-        <w:t>*'Hast thou considered my servant Job, that there is none like him in the earth, a perfect and an upright man?'*</w:t>
-      </w:r>
-      <w:r>
-        <w:rPr>
-          <w:rFonts w:ascii="Arial" w:hAnsi="Arial"/>
-          <w:sz w:val="24"/>
-        </w:rPr>
-        <w:t xml:space="preserve"> God knew Job's integrity would survive the storm.</w:t>
-      </w:r>
-    </w:p>
-    <w:p>
-      <w:pPr>
-        <w:spacing w:before="60" w:after="60"/>
-      </w:pPr>
-    </w:p>
-    <w:p>
-      <w:pPr>
-        <w:spacing w:before="160" w:after="40"/>
-      </w:pPr>
-      <w:r>
-        <w:rPr>
-          <w:rFonts w:ascii="Arial" w:hAnsi="Arial"/>
-          <w:b/>
-          <w:i/>
-          <w:sz w:val="24"/>
-        </w:rPr>
-        <w:t>1 Samuel 16:6-7</w:t>
-      </w:r>
-    </w:p>
-    <w:p>
-      <w:pPr>
-        <w:spacing w:before="20" w:after="20"/>
-        <w:ind w:left="360"/>
-      </w:pPr>
-      <w:r>
-        <w:rPr>
-          <w:rFonts w:ascii="Arial" w:hAnsi="Arial"/>
-          <w:b/>
-          <w:i/>
-          <w:sz w:val="24"/>
-        </w:rPr>
-        <w:t>[6] And it came to pass, when they were come, that he looked on Eliab, and said, Surely the LORD'S anointed is before him.</w:t>
-      </w:r>
-    </w:p>
-    <w:p>
-      <w:pPr>
-        <w:spacing w:before="20" w:after="20"/>
-        <w:ind w:left="360"/>
-      </w:pPr>
-      <w:r>
-        <w:rPr>
-          <w:rFonts w:ascii="Arial" w:hAnsi="Arial"/>
-          <w:b/>
-          <w:i/>
-          <w:sz w:val="24"/>
-        </w:rPr>
-        <w:t>[7] But the LORD said unto Samuel, Look not on his countenance, or on the height of his stature; because I have refused him: for the LORD seeth not as man seeth; for man looketh on the outward appearance, but the LORD looketh on the heart.</w:t>
-      </w:r>
-    </w:p>
-    <w:p>
-      <w:pPr>
-        <w:spacing w:before="60" w:after="60"/>
-      </w:pPr>
-    </w:p>
-    <w:p>
-      <w:pPr>
-        <w:spacing w:before="80" w:after="80" w:line="276" w:lineRule="auto"/>
-      </w:pPr>
-      <w:r>
-        <w:rPr>
-          <w:rFonts w:ascii="Arial" w:hAnsi="Arial"/>
-          <w:sz w:val="24"/>
-        </w:rPr>
-        <w:t xml:space="preserve">The Old Testament confirms this principle in the rejection of Eliab in </w:t>
-      </w:r>
-      <w:r>
-        <w:rPr>
-          <w:rFonts w:ascii="Arial" w:hAnsi="Arial"/>
-          <w:b/>
-          <w:sz w:val="24"/>
-        </w:rPr>
-        <w:t>1 Samuel 16:6-7</w:t>
-      </w:r>
-      <w:r>
-        <w:rPr>
-          <w:rFonts w:ascii="Arial" w:hAnsi="Arial"/>
-          <w:sz w:val="24"/>
-        </w:rPr>
-        <w:t xml:space="preserve">. When Samuel arrived in Bethlehem, he was captivated by Eliab's regal height and handsome countenance, declaring: 'Surely the LORD's anointed is before him!' But the Lord said: </w:t>
-      </w:r>
-      <w:r>
-        <w:rPr>
-          <w:rFonts w:ascii="Arial" w:hAnsi="Arial"/>
-          <w:b/>
-          <w:i/>
-          <w:sz w:val="24"/>
-        </w:rPr>
-        <w:t>*'Look not on his countenance, or on the height of his stature; because I have refused him.'*</w:t>
-      </w:r>
-      <w:r>
-        <w:rPr>
-          <w:rFonts w:ascii="Arial" w:hAnsi="Arial"/>
-          <w:sz w:val="24"/>
-        </w:rPr>
-        <w:t xml:space="preserve"> The Hebrew word for 'refused' is </w:t>
-      </w:r>
-      <w:r>
-        <w:rPr>
-          <w:rFonts w:ascii="Arial" w:hAnsi="Arial"/>
-          <w:b/>
-          <w:i/>
-          <w:sz w:val="24"/>
-        </w:rPr>
-        <w:t>ma'as</w:t>
-      </w:r>
-      <w:r>
-        <w:rPr>
-          <w:rFonts w:ascii="Arial" w:hAnsi="Arial"/>
-          <w:sz w:val="24"/>
-        </w:rPr>
-        <w:t>, signifying that Eliab had been examined and rejected as substandard. Eliab looked like a king on the exterior, but within his heart lay anger, pride, and contempt (as later manifested in his vicious attack on David in 1 Samuel 17:28). Eliab failed the internal character test. God tests the heart because true spiritual ministry cannot be built upon cosmetic appearance.</w:t>
-      </w:r>
-    </w:p>
-    <w:p>
-      <w:pPr>
-        <w:spacing w:before="60" w:after="60"/>
-      </w:pPr>
-    </w:p>
-    <w:p>
-      <w:pPr>
-        <w:spacing w:before="240" w:after="80"/>
-      </w:pPr>
-      <w:r>
-        <w:rPr>
-          <w:rFonts w:ascii="Arial" w:hAnsi="Arial"/>
-          <w:b/>
-          <w:sz w:val="24"/>
-        </w:rPr>
-        <w:t>The Correlation Between Tests and Faithfulness in the Work of Ministry</w:t>
-      </w:r>
-    </w:p>
-    <w:p>
-      <w:pPr>
-        <w:spacing w:before="80" w:after="80" w:line="276" w:lineRule="auto"/>
-      </w:pPr>
-      <w:r>
-        <w:rPr>
-          <w:rFonts w:ascii="Arial" w:hAnsi="Arial"/>
-          <w:sz w:val="24"/>
-        </w:rPr>
-        <w:t>Faithfulness (</w:t>
-      </w:r>
-      <w:r>
-        <w:rPr>
-          <w:rFonts w:ascii="Arial" w:hAnsi="Arial"/>
-          <w:b/>
-          <w:i/>
-          <w:sz w:val="24"/>
-        </w:rPr>
-        <w:t>pistos</w:t>
-      </w:r>
-      <w:r>
-        <w:rPr>
-          <w:rFonts w:ascii="Arial" w:hAnsi="Arial"/>
-          <w:sz w:val="24"/>
-        </w:rPr>
-        <w:t>) and testing (</w:t>
-      </w:r>
-      <w:r>
-        <w:rPr>
-          <w:rFonts w:ascii="Arial" w:hAnsi="Arial"/>
-          <w:b/>
-          <w:i/>
-          <w:sz w:val="24"/>
-        </w:rPr>
-        <w:t>dokimazo</w:t>
-      </w:r>
-      <w:r>
-        <w:rPr>
-          <w:rFonts w:ascii="Arial" w:hAnsi="Arial"/>
-          <w:sz w:val="24"/>
-        </w:rPr>
-        <w:t>) exist in an unbreakable symbiotic relationship. One cannot speak of faithfulness in the abstract. An untested soldier cannot claim courage; an untested bridge cannot guarantee structural safety; and an untested believer cannot boast of faithfulness. Faithfulness is only demonstrated when opposing forces exert pressure upon a leader's conviction.</w:t>
-      </w:r>
-    </w:p>
-    <w:p>
-      <w:pPr>
-        <w:spacing w:before="60" w:after="60"/>
-      </w:pPr>
-    </w:p>
-    <w:p>
-      <w:pPr>
-        <w:spacing w:before="80" w:after="80" w:line="276" w:lineRule="auto"/>
-      </w:pPr>
-      <w:r>
-        <w:rPr>
-          <w:rFonts w:ascii="Arial" w:hAnsi="Arial"/>
-          <w:sz w:val="24"/>
-        </w:rPr>
-        <w:t>The teaching outlines four key dimensions where tests correlate directly with ministerial faithfulness:</w:t>
-      </w:r>
-    </w:p>
-    <w:p>
-      <w:pPr>
-        <w:spacing w:before="60" w:after="60"/>
-      </w:pPr>
-    </w:p>
-    <w:p>
-      <w:pPr>
-        <w:spacing w:before="80" w:after="80" w:line="276" w:lineRule="auto"/>
-      </w:pPr>
-      <w:r>
-        <w:rPr>
-          <w:rFonts w:ascii="Arial" w:hAnsi="Arial"/>
-          <w:b/>
-          <w:sz w:val="24"/>
-        </w:rPr>
-        <w:t xml:space="preserve">1. Tests Separate Sentiment from Conviction: </w:t>
-      </w:r>
-      <w:r>
-        <w:rPr>
-          <w:rFonts w:ascii="Arial" w:hAnsi="Arial"/>
-          <w:sz w:val="24"/>
-        </w:rPr>
-        <w:t>Anyone can sing songs of consecration, shout 'amen' in a convention, or profess undying loyalty when the sun is shining and blessings abound. But faithfulness is only verified when adversity strikes—when funds are low, when physical fatigue sets in, when disciples are ungrateful, or when personal sacrifice is demanded. If a leader abandons their cell group because of rain, minor headaches, or internet data constraints, they have failed the test of faithfulness.</w:t>
-      </w:r>
-    </w:p>
-    <w:p>
-      <w:pPr>
-        <w:spacing w:before="60" w:after="60"/>
-      </w:pPr>
-    </w:p>
-    <w:p>
-      <w:pPr>
-        <w:spacing w:before="80" w:after="80" w:line="276" w:lineRule="auto"/>
-      </w:pPr>
-      <w:r>
-        <w:rPr>
-          <w:rFonts w:ascii="Arial" w:hAnsi="Arial"/>
-          <w:b/>
-          <w:sz w:val="24"/>
-        </w:rPr>
-        <w:t xml:space="preserve">2. Tests Develop Spiritual Endurance (*Hypomone*): </w:t>
-      </w:r>
-      <w:r>
-        <w:rPr>
-          <w:rFonts w:ascii="Arial" w:hAnsi="Arial"/>
-          <w:sz w:val="24"/>
-        </w:rPr>
-        <w:t>Ministry is not a hundred-meter sprint; it is an exhausting, lifelong marathon. James 1:3-4 declares that the trying of faith produces patience (</w:t>
-      </w:r>
-      <w:r>
-        <w:rPr>
-          <w:rFonts w:ascii="Arial" w:hAnsi="Arial"/>
-          <w:b/>
-          <w:i/>
-          <w:sz w:val="24"/>
-        </w:rPr>
-        <w:t>hypomone</w:t>
-      </w:r>
-      <w:r>
-        <w:rPr>
-          <w:rFonts w:ascii="Arial" w:hAnsi="Arial"/>
-          <w:sz w:val="24"/>
-        </w:rPr>
-        <w:t>)—the capacity to stand under heavy burdens without buckling. When a leader runs away from tests, conflicts, or difficult people, they run away from the very instrument God uses to build spiritual muscles. Untested leaders buckle at the first sign of pastoral crisis.</w:t>
-      </w:r>
-    </w:p>
-    <w:p>
-      <w:pPr>
-        <w:spacing w:before="60" w:after="60"/>
-      </w:pPr>
-    </w:p>
-    <w:p>
-      <w:pPr>
-        <w:spacing w:before="80" w:after="80" w:line="276" w:lineRule="auto"/>
-      </w:pPr>
-      <w:r>
-        <w:rPr>
-          <w:rFonts w:ascii="Arial" w:hAnsi="Arial"/>
-          <w:b/>
-          <w:sz w:val="24"/>
-        </w:rPr>
-        <w:t xml:space="preserve">3. Tests Guard Against Pride: </w:t>
-      </w:r>
-      <w:r>
-        <w:rPr>
-          <w:rFonts w:ascii="Arial" w:hAnsi="Arial"/>
-          <w:sz w:val="24"/>
-        </w:rPr>
-        <w:t>Unchecked success breeds arrogance. Testing reminds the minister of their human frailty, forcing them to depend wholly upon the Holy Spirit and the Word rather than their natural intelligence or personality. Paul's thorn in the flesh (2 Corinthians 12:7-10) was permitted so that he would not be exalted above measure, discovering that God's grace is perfected in human weakness.</w:t>
-      </w:r>
-    </w:p>
-    <w:p>
-      <w:pPr>
-        <w:spacing w:before="60" w:after="60"/>
-      </w:pPr>
-    </w:p>
-    <w:p>
-      <w:pPr>
-        <w:spacing w:before="80" w:after="80" w:line="276" w:lineRule="auto"/>
-      </w:pPr>
-      <w:r>
-        <w:rPr>
-          <w:rFonts w:ascii="Arial" w:hAnsi="Arial"/>
-          <w:b/>
-          <w:sz w:val="24"/>
-        </w:rPr>
-        <w:t xml:space="preserve">4. Tests Qualify the Leader for Multiplication: </w:t>
-      </w:r>
-      <w:r>
-        <w:rPr>
-          <w:rFonts w:ascii="Arial" w:hAnsi="Arial"/>
-          <w:sz w:val="24"/>
-        </w:rPr>
-        <w:t xml:space="preserve">Jesus declared in Luke 16:10: </w:t>
-      </w:r>
-      <w:r>
-        <w:rPr>
-          <w:rFonts w:ascii="Arial" w:hAnsi="Arial"/>
-          <w:b/>
-          <w:i/>
-          <w:sz w:val="24"/>
-        </w:rPr>
-        <w:t>*'He that is faithful in that which is least is faithful also in much.'*</w:t>
-      </w:r>
-      <w:r>
-        <w:rPr>
-          <w:rFonts w:ascii="Arial" w:hAnsi="Arial"/>
-          <w:sz w:val="24"/>
-        </w:rPr>
-        <w:t xml:space="preserve"> God does not entrust fifty or a hundred souls to a leader who starves or mismanages five. The test of the 'few' is the mandatory qualification for the stewardship of the 'many.'</w:t>
-      </w:r>
-    </w:p>
-    <w:p>
-      <w:pPr>
-        <w:spacing w:before="60" w:after="60"/>
-      </w:pPr>
-    </w:p>
-    <w:p>
-      <w:pPr>
-        <w:spacing w:before="240" w:after="80"/>
-      </w:pPr>
-      <w:r>
-        <w:rPr>
-          <w:rFonts w:ascii="Arial" w:hAnsi="Arial"/>
-          <w:b/>
-          <w:sz w:val="24"/>
-        </w:rPr>
-        <w:t>The Role of Tests in Attaining Leadership: The Mandate of Vetting (*Dokimazo*)</w:t>
-      </w:r>
-    </w:p>
-    <w:p>
-      <w:pPr>
-        <w:spacing w:before="160" w:after="40"/>
-      </w:pPr>
-      <w:r>
-        <w:rPr>
-          <w:rFonts w:ascii="Arial" w:hAnsi="Arial"/>
-          <w:b/>
-          <w:i/>
-          <w:sz w:val="24"/>
-        </w:rPr>
-        <w:t>1 Timothy 3:10, 13</w:t>
-      </w:r>
-    </w:p>
-    <w:p>
-      <w:pPr>
-        <w:spacing w:before="20" w:after="20"/>
-        <w:ind w:left="360"/>
-      </w:pPr>
-      <w:r>
-        <w:rPr>
-          <w:rFonts w:ascii="Arial" w:hAnsi="Arial"/>
-          <w:b/>
-          <w:i/>
-          <w:sz w:val="24"/>
-        </w:rPr>
-        <w:t>[10] And let these also first be proved; then let them use the office of a deacon, being found blameless.</w:t>
-      </w:r>
-    </w:p>
-    <w:p>
-      <w:pPr>
-        <w:spacing w:before="20" w:after="20"/>
-        <w:ind w:left="360"/>
-      </w:pPr>
-      <w:r>
-        <w:rPr>
-          <w:rFonts w:ascii="Arial" w:hAnsi="Arial"/>
-          <w:b/>
-          <w:i/>
-          <w:sz w:val="24"/>
-        </w:rPr>
-        <w:t>[13] For they that have used the office of a deacon well purchase to themselves a good degree, and great boldness in the faith which is in Christ Jesus.</w:t>
-      </w:r>
-    </w:p>
-    <w:p>
-      <w:pPr>
-        <w:spacing w:before="60" w:after="60"/>
-      </w:pPr>
-    </w:p>
-    <w:p>
-      <w:pPr>
-        <w:spacing w:before="80" w:after="80" w:line="276" w:lineRule="auto"/>
-      </w:pPr>
-      <w:r>
-        <w:rPr>
-          <w:rFonts w:ascii="Arial" w:hAnsi="Arial"/>
-          <w:sz w:val="24"/>
-        </w:rPr>
-        <w:t xml:space="preserve">In the administrative government of the local church, testing is not an optional luxury; it is a mandatory apostolic statute. In </w:t>
-      </w:r>
-      <w:r>
-        <w:rPr>
-          <w:rFonts w:ascii="Arial" w:hAnsi="Arial"/>
-          <w:b/>
-          <w:sz w:val="24"/>
-        </w:rPr>
-        <w:t>1 Timothy 3:10</w:t>
-      </w:r>
-      <w:r>
-        <w:rPr>
-          <w:rFonts w:ascii="Arial" w:hAnsi="Arial"/>
-          <w:sz w:val="24"/>
-        </w:rPr>
-        <w:t xml:space="preserve">, Paul issues an explicit command concerning prospective deacons and ministry associates: </w:t>
-      </w:r>
-      <w:r>
-        <w:rPr>
-          <w:rFonts w:ascii="Arial" w:hAnsi="Arial"/>
-          <w:b/>
-          <w:sz w:val="24"/>
-        </w:rPr>
-        <w:t>let these also first be proved</w:t>
-      </w:r>
-      <w:r>
-        <w:rPr>
-          <w:rFonts w:ascii="Arial" w:hAnsi="Arial"/>
-          <w:sz w:val="24"/>
-        </w:rPr>
-        <w:t xml:space="preserve"> (</w:t>
-      </w:r>
-      <w:r>
-        <w:rPr>
-          <w:rFonts w:ascii="Arial" w:hAnsi="Arial"/>
-          <w:b/>
-          <w:i/>
-          <w:sz w:val="24"/>
-        </w:rPr>
-        <w:t>dokimazesthosan proton</w:t>
-      </w:r>
-      <w:r>
-        <w:rPr>
-          <w:rFonts w:ascii="Arial" w:hAnsi="Arial"/>
-          <w:sz w:val="24"/>
-        </w:rPr>
-        <w:t xml:space="preserve">). Notice the chronological priority: </w:t>
-      </w:r>
-      <w:r>
-        <w:rPr>
-          <w:rFonts w:ascii="Arial" w:hAnsi="Arial"/>
-          <w:b/>
-          <w:sz w:val="24"/>
-        </w:rPr>
-        <w:t>proving must precede appointment</w:t>
-      </w:r>
-      <w:r>
-        <w:rPr>
-          <w:rFonts w:ascii="Arial" w:hAnsi="Arial"/>
-          <w:sz w:val="24"/>
-        </w:rPr>
-        <w:t>. The church must never donate responsibility to unproven individuals simply because they are wealthy, academically educated, socially influential, or loudly enthusiastic.</w:t>
-      </w:r>
-    </w:p>
-    <w:p>
-      <w:pPr>
-        <w:spacing w:before="60" w:after="60"/>
-      </w:pPr>
-    </w:p>
-    <w:p>
-      <w:pPr>
-        <w:spacing w:before="80" w:after="80" w:line="276" w:lineRule="auto"/>
-      </w:pPr>
-      <w:r>
-        <w:rPr>
-          <w:rFonts w:ascii="Arial" w:hAnsi="Arial"/>
-          <w:sz w:val="24"/>
-        </w:rPr>
-        <w:t xml:space="preserve">The teaching asks a penetrating question: </w:t>
-      </w:r>
-      <w:r>
-        <w:rPr>
-          <w:rFonts w:ascii="Arial" w:hAnsi="Arial"/>
-          <w:b/>
-          <w:i/>
-          <w:sz w:val="24"/>
-        </w:rPr>
-        <w:t>*'When Paul writes that deacons must first be proved, who does the proving? Does the Holy Spirit send an angel with a certificate? No! Human leadership must do the proving!'*</w:t>
-      </w:r>
-      <w:r>
-        <w:rPr>
-          <w:rFonts w:ascii="Arial" w:hAnsi="Arial"/>
-          <w:sz w:val="24"/>
-        </w:rPr>
-        <w:t xml:space="preserve"> Pastors and leaders must actively observe prospective workers in real-life settings: How do they handle menial tasks? Are they punctual? How do they react to correction? Do they finish what they start? Can they handle small budgets without dishonesty? In the local church, genuine leadership development starts at the lowest levels—sanitation, ushering, works, operations, logistics. When title-seeking individuals join an assembly seeking rapid ordination and are handed a broom or asked to clean restrooms, their true heart is exposed immediately. If they flee, the church is spared future calamity; if they serve with joy, they purchase to themselves a good degree and great boldness in the faith (</w:t>
-      </w:r>
-      <w:r>
-        <w:rPr>
-          <w:rFonts w:ascii="Arial" w:hAnsi="Arial"/>
-          <w:b/>
-          <w:sz w:val="24"/>
-        </w:rPr>
-        <w:t>1 Timothy 3:13</w:t>
-      </w:r>
-      <w:r>
-        <w:rPr>
-          <w:rFonts w:ascii="Arial" w:hAnsi="Arial"/>
-          <w:sz w:val="24"/>
-        </w:rPr>
-        <w:t>).</w:t>
-      </w:r>
-    </w:p>
-    <w:p>
-      <w:pPr>
-        <w:spacing w:before="60" w:after="60"/>
-      </w:pPr>
-    </w:p>
-    <w:p>
-      <w:pPr>
-        <w:spacing w:before="160" w:after="40"/>
-      </w:pPr>
-      <w:r>
-        <w:rPr>
-          <w:rFonts w:ascii="Arial" w:hAnsi="Arial"/>
-          <w:b/>
-          <w:i/>
-          <w:sz w:val="24"/>
-        </w:rPr>
-        <w:t>2 Timothy 2:15</w:t>
-      </w:r>
-    </w:p>
-    <w:p>
-      <w:pPr>
-        <w:spacing w:before="20" w:after="20"/>
-        <w:ind w:left="360"/>
-      </w:pPr>
-      <w:r>
-        <w:rPr>
-          <w:rFonts w:ascii="Arial" w:hAnsi="Arial"/>
-          <w:b/>
-          <w:i/>
-          <w:sz w:val="24"/>
-        </w:rPr>
-        <w:t>[15] Study to shew thyself approved unto God, a workman that needeth not to be ashamed, rightly dividing the word of truth.</w:t>
-      </w:r>
-    </w:p>
-    <w:p>
-      <w:pPr>
-        <w:spacing w:before="60" w:after="60"/>
-      </w:pPr>
-    </w:p>
-    <w:p>
-      <w:pPr>
-        <w:spacing w:before="80" w:after="80" w:line="276" w:lineRule="auto"/>
-      </w:pPr>
-      <w:r>
-        <w:rPr>
-          <w:rFonts w:ascii="Arial" w:hAnsi="Arial"/>
-          <w:sz w:val="24"/>
-        </w:rPr>
-        <w:t xml:space="preserve">In </w:t>
-      </w:r>
-      <w:r>
-        <w:rPr>
-          <w:rFonts w:ascii="Arial" w:hAnsi="Arial"/>
-          <w:b/>
-          <w:sz w:val="24"/>
-        </w:rPr>
-        <w:t>2 Timothy 2:15</w:t>
-      </w:r>
-      <w:r>
-        <w:rPr>
-          <w:rFonts w:ascii="Arial" w:hAnsi="Arial"/>
-          <w:sz w:val="24"/>
-        </w:rPr>
-        <w:t xml:space="preserve">, Paul reiterates that the goal of every minister is to be </w:t>
-      </w:r>
-      <w:r>
-        <w:rPr>
-          <w:rFonts w:ascii="Arial" w:hAnsi="Arial"/>
-          <w:b/>
-          <w:sz w:val="24"/>
-        </w:rPr>
-        <w:t>approved unto God</w:t>
-      </w:r>
-      <w:r>
-        <w:rPr>
-          <w:rFonts w:ascii="Arial" w:hAnsi="Arial"/>
-          <w:sz w:val="24"/>
-        </w:rPr>
-        <w:t xml:space="preserve">. The Greek word is </w:t>
-      </w:r>
-      <w:r>
-        <w:rPr>
-          <w:rFonts w:ascii="Arial" w:hAnsi="Arial"/>
-          <w:b/>
-          <w:i/>
-          <w:sz w:val="24"/>
-        </w:rPr>
-        <w:t>dokimos</w:t>
-      </w:r>
-      <w:r>
-        <w:rPr>
-          <w:rFonts w:ascii="Arial" w:hAnsi="Arial"/>
-          <w:sz w:val="24"/>
-        </w:rPr>
-        <w:t xml:space="preserve">—standing approved after being thoroughly tested in the fire. In Acts 15:26, when the Jerusalem council sent leaders to Antioch, they commended Paul and Barnabas as </w:t>
-      </w:r>
-      <w:r>
-        <w:rPr>
-          <w:rFonts w:ascii="Arial" w:hAnsi="Arial"/>
-          <w:b/>
-          <w:i/>
-          <w:sz w:val="24"/>
-        </w:rPr>
-        <w:t>*'men that have hazarded their lives for the name of our Lord Jesus Christ.'*</w:t>
-      </w:r>
-      <w:r>
-        <w:rPr>
-          <w:rFonts w:ascii="Arial" w:hAnsi="Arial"/>
-          <w:sz w:val="24"/>
-        </w:rPr>
-        <w:t xml:space="preserve"> Their authority was recognized because they had been proven under persecution. The teaching delivers a stern pastoral warning: </w:t>
-      </w:r>
-      <w:r>
-        <w:rPr>
-          <w:rFonts w:ascii="Arial" w:hAnsi="Arial"/>
-          <w:b/>
-          <w:sz w:val="24"/>
-        </w:rPr>
-        <w:t>pastors must never bypass the testing process</w:t>
-      </w:r>
-      <w:r>
-        <w:rPr>
-          <w:rFonts w:ascii="Arial" w:hAnsi="Arial"/>
-          <w:sz w:val="24"/>
-        </w:rPr>
-        <w:t>. God allows fires and wilderness experiences so that those who cannot survive the desert do not cross over into the Promised Land to corrupt the flock.</w:t>
-      </w:r>
-    </w:p>
-    <w:p>
-      <w:pPr>
-        <w:spacing w:before="60" w:after="60"/>
-      </w:pPr>
-    </w:p>
-    <w:p>
-      <w:pPr>
-        <w:spacing w:before="240" w:after="80"/>
-      </w:pPr>
-      <w:r>
-        <w:rPr>
-          <w:rFonts w:ascii="Arial" w:hAnsi="Arial"/>
-          <w:b/>
-          <w:sz w:val="24"/>
-        </w:rPr>
-        <w:t>Biblical Characters and Possible Outcomes to Tests: Joseph vs. Gehazi</w:t>
-      </w:r>
-    </w:p>
-    <w:p>
-      <w:pPr>
-        <w:spacing w:before="80" w:after="80" w:line="276" w:lineRule="auto"/>
-      </w:pPr>
-      <w:r>
-        <w:rPr>
-          <w:rFonts w:ascii="Arial" w:hAnsi="Arial"/>
-          <w:sz w:val="24"/>
-        </w:rPr>
-        <w:t>The teaching examines biblical characters to demonstrate the two diametrically opposed outcomes of divine testing: passing into exaltation and spiritual maturity (</w:t>
-      </w:r>
-      <w:r>
-        <w:rPr>
-          <w:rFonts w:ascii="Arial" w:hAnsi="Arial"/>
-          <w:b/>
-          <w:i/>
-          <w:sz w:val="24"/>
-        </w:rPr>
-        <w:t>dokimos</w:t>
-      </w:r>
-      <w:r>
-        <w:rPr>
-          <w:rFonts w:ascii="Arial" w:hAnsi="Arial"/>
-          <w:sz w:val="24"/>
-        </w:rPr>
-        <w:t>) versus failing into compromise, greed, and spiritual ruin (</w:t>
-      </w:r>
-      <w:r>
-        <w:rPr>
-          <w:rFonts w:ascii="Arial" w:hAnsi="Arial"/>
-          <w:b/>
-          <w:i/>
-          <w:sz w:val="24"/>
-        </w:rPr>
-        <w:t>adokimos</w:t>
-      </w:r>
-      <w:r>
-        <w:rPr>
-          <w:rFonts w:ascii="Arial" w:hAnsi="Arial"/>
-          <w:sz w:val="24"/>
-        </w:rPr>
-        <w:t>).</w:t>
-      </w:r>
-    </w:p>
-    <w:p>
-      <w:pPr>
-        <w:spacing w:before="60" w:after="60"/>
-      </w:pPr>
-    </w:p>
-    <w:p>
-      <w:pPr>
-        <w:spacing w:before="80" w:after="80" w:line="276" w:lineRule="auto"/>
-      </w:pPr>
-      <w:r>
-        <w:rPr>
-          <w:rFonts w:ascii="Arial" w:hAnsi="Arial"/>
-          <w:b/>
-          <w:sz w:val="24"/>
-        </w:rPr>
-        <w:t>Outcome 1: The Passing of Tests — Joseph (Endurance, Integrity, and Exaltation):</w:t>
-      </w:r>
-    </w:p>
-    <w:p>
-      <w:pPr>
-        <w:spacing w:before="60" w:after="60"/>
-      </w:pPr>
-    </w:p>
-    <w:p>
-      <w:pPr>
-        <w:spacing w:before="80" w:after="80" w:line="276" w:lineRule="auto"/>
-      </w:pPr>
-      <w:r>
-        <w:rPr>
-          <w:rFonts w:ascii="Arial" w:hAnsi="Arial"/>
-          <w:sz w:val="24"/>
-        </w:rPr>
-        <w:t>Joseph stands as the supreme Old Testament archetype of a leader who passed consecutive, escalating tests across diverse environments:</w:t>
-      </w:r>
-    </w:p>
-    <w:p>
-      <w:pPr>
-        <w:spacing w:before="60" w:after="60"/>
-      </w:pPr>
-    </w:p>
-    <w:p>
-      <w:pPr>
-        <w:spacing w:before="80" w:after="80" w:line="276" w:lineRule="auto"/>
-      </w:pPr>
-      <w:r>
-        <w:rPr>
-          <w:rFonts w:ascii="Arial" w:hAnsi="Arial"/>
-          <w:b/>
-          <w:sz w:val="24"/>
-        </w:rPr>
-        <w:t xml:space="preserve">• The Test of Servitude in Potiphar's House: </w:t>
-      </w:r>
-      <w:r>
-        <w:rPr>
-          <w:rFonts w:ascii="Arial" w:hAnsi="Arial"/>
-          <w:sz w:val="24"/>
-        </w:rPr>
-        <w:t xml:space="preserve">Sold into Egyptian slavery by his brothers, Joseph did not collapse into depression, bitterness, or rebellion. He served with such excellence and reliability that Potiphar left everything in his hands. When Potiphar's wife repeatedly solicited him to commit adultery, Joseph passed the moral test of secret integrity, declaring: </w:t>
-      </w:r>
-      <w:r>
-        <w:rPr>
-          <w:rFonts w:ascii="Arial" w:hAnsi="Arial"/>
-          <w:b/>
-          <w:i/>
-          <w:sz w:val="24"/>
-        </w:rPr>
-        <w:t>*'How then can I do this great wickedness, and sin against God?' (Genesis 39:9)*</w:t>
-      </w:r>
-      <w:r>
-        <w:rPr>
-          <w:rFonts w:ascii="Arial" w:hAnsi="Arial"/>
-          <w:sz w:val="24"/>
-        </w:rPr>
-        <w:t>. He chose prison over moral compromise.</w:t>
-      </w:r>
-    </w:p>
-    <w:p>
-      <w:pPr>
-        <w:spacing w:before="60" w:after="60"/>
-      </w:pPr>
-    </w:p>
-    <w:p>
-      <w:pPr>
-        <w:spacing w:before="80" w:after="80" w:line="276" w:lineRule="auto"/>
-      </w:pPr>
-      <w:r>
-        <w:rPr>
-          <w:rFonts w:ascii="Arial" w:hAnsi="Arial"/>
-          <w:b/>
-          <w:sz w:val="24"/>
-        </w:rPr>
-        <w:t xml:space="preserve">• The Test of Injustice and Obscurity in the Dungeon: </w:t>
-      </w:r>
-      <w:r>
-        <w:rPr>
-          <w:rFonts w:ascii="Arial" w:hAnsi="Arial"/>
-          <w:sz w:val="24"/>
-        </w:rPr>
-        <w:t>Falsely accused and incarcerated, Joseph did not abandon his ministry. He did not say: 'Is this the reward for serving God? Dreams got me into trouble; I will never interpret another dream!' Instead, he observed the distress of the baker and butler, ministered to their needs with compassion, and accurately interpreted their dreams. Even when the butler forgot him for two full years (Genesis 40:23), Joseph nurtured no bitterness.</w:t>
-      </w:r>
-    </w:p>
-    <w:p>
-      <w:pPr>
-        <w:spacing w:before="60" w:after="60"/>
-      </w:pPr>
-    </w:p>
-    <w:p>
-      <w:pPr>
-        <w:spacing w:before="80" w:after="80" w:line="276" w:lineRule="auto"/>
-      </w:pPr>
-      <w:r>
-        <w:rPr>
-          <w:rFonts w:ascii="Arial" w:hAnsi="Arial"/>
-          <w:b/>
-          <w:sz w:val="24"/>
-        </w:rPr>
-        <w:t xml:space="preserve">• The Test of Power and Vindication before Pharaoh and his Brothers: </w:t>
-      </w:r>
-      <w:r>
-        <w:rPr>
-          <w:rFonts w:ascii="Arial" w:hAnsi="Arial"/>
-          <w:sz w:val="24"/>
-        </w:rPr>
-        <w:t xml:space="preserve">When summoned before Pharaoh, Joseph did not bargain for his release or demand retribution against Potiphar's wife; he pointed Pharaoh directly to God (Genesis 41:16). When exalted to govern the empire, he fed Egypt, provided for Potiphar's household, and when his fearful brothers stood before him, Joseph revealed the supreme character of Christ: </w:t>
-      </w:r>
-      <w:r>
-        <w:rPr>
-          <w:rFonts w:ascii="Arial" w:hAnsi="Arial"/>
-          <w:b/>
-          <w:i/>
-          <w:sz w:val="24"/>
-        </w:rPr>
-        <w:t>*'Fear not: for am I in the place of God? But as for you, ye thought evil against me; but God meant it unto good, to save much people alive' (Genesis 50:19-20)*</w:t>
-      </w:r>
-      <w:r>
-        <w:rPr>
-          <w:rFonts w:ascii="Arial" w:hAnsi="Arial"/>
-          <w:sz w:val="24"/>
-        </w:rPr>
-        <w:t>. Because Joseph was faithful across every station, God entrusted him with the salvation of nations. Tested faithfulness produces unshakeable character and kingdom exaltation.</w:t>
-      </w:r>
-    </w:p>
-    <w:p>
-      <w:pPr>
-        <w:spacing w:before="60" w:after="60"/>
-      </w:pPr>
-    </w:p>
-    <w:p>
-      <w:pPr>
-        <w:spacing w:before="80" w:after="80" w:line="276" w:lineRule="auto"/>
-      </w:pPr>
-      <w:r>
-        <w:rPr>
-          <w:rFonts w:ascii="Arial" w:hAnsi="Arial"/>
-          <w:b/>
-          <w:sz w:val="24"/>
-        </w:rPr>
-        <w:t>Outcome 2: The Failure of Tests — Gehazi (Covetousness, Deceit, and Disqualification):</w:t>
-      </w:r>
-    </w:p>
-    <w:p>
-      <w:pPr>
-        <w:spacing w:before="60" w:after="60"/>
-      </w:pPr>
-    </w:p>
-    <w:p>
-      <w:pPr>
-        <w:spacing w:before="160" w:after="40"/>
-      </w:pPr>
-      <w:r>
-        <w:rPr>
-          <w:rFonts w:ascii="Arial" w:hAnsi="Arial"/>
-          <w:b/>
-          <w:i/>
-          <w:sz w:val="24"/>
-        </w:rPr>
-        <w:t>2 Kings 5:20, 26-27</w:t>
-      </w:r>
-    </w:p>
-    <w:p>
-      <w:pPr>
-        <w:spacing w:before="20" w:after="20"/>
-        <w:ind w:left="360"/>
-      </w:pPr>
-      <w:r>
-        <w:rPr>
-          <w:rFonts w:ascii="Arial" w:hAnsi="Arial"/>
-          <w:b/>
-          <w:i/>
-          <w:sz w:val="24"/>
-        </w:rPr>
-        <w:t>[20] But Gehazi, the servant of Elisha the man of God, said, Behold, my master hath spared Naaman this Syrian, in not receiving at his hands that which he brought: but, as the LORD liveth, I will run after him, and take somewhat of him.</w:t>
-      </w:r>
-    </w:p>
-    <w:p>
-      <w:pPr>
-        <w:spacing w:before="20" w:after="20"/>
-        <w:ind w:left="360"/>
-      </w:pPr>
-      <w:r>
-        <w:rPr>
-          <w:rFonts w:ascii="Arial" w:hAnsi="Arial"/>
-          <w:b/>
-          <w:i/>
-          <w:sz w:val="24"/>
-        </w:rPr>
-        <w:t>[26] And he said unto him, Went not mine heart with thee, when the man turned again from his chariot to meet thee? Is it a time to receive money, and to receive garments, and oliveyards, and vineyards, and sheep, and oxen, and menservants, and maidservants?</w:t>
-      </w:r>
-    </w:p>
-    <w:p>
-      <w:pPr>
-        <w:spacing w:before="20" w:after="20"/>
-        <w:ind w:left="360"/>
-      </w:pPr>
-      <w:r>
-        <w:rPr>
-          <w:rFonts w:ascii="Arial" w:hAnsi="Arial"/>
-          <w:b/>
-          <w:i/>
-          <w:sz w:val="24"/>
-        </w:rPr>
-        <w:t>[27] The leprosy therefore of Naaman shall cleave unto thee, and unto thy seed for ever. And he went out from his presence a leper as white as snow.</w:t>
-      </w:r>
-    </w:p>
-    <w:p>
-      <w:pPr>
-        <w:spacing w:before="60" w:after="60"/>
-      </w:pPr>
-    </w:p>
-    <w:p>
-      <w:pPr>
-        <w:spacing w:before="80" w:after="80" w:line="276" w:lineRule="auto"/>
-      </w:pPr>
-      <w:r>
-        <w:rPr>
-          <w:rFonts w:ascii="Arial" w:hAnsi="Arial"/>
-          <w:sz w:val="24"/>
-        </w:rPr>
-        <w:t>In tragic contrast, Gehazi exemplifies the catastrophic failure of a minister under testing. Gehazi occupied an extraordinary spiritual position as the personal associate and disciple of Elisha. He witnessed dead children raised to life, poisoned pots cleansed, and miracles multiplied; he stood in prime position to inherit the spiritual mantle and double portion from Elisha, just as Elisha had inherited from Elijah. But Gehazi was untested in his heart concerning material wealth.</w:t>
-      </w:r>
-    </w:p>
-    <w:p>
-      <w:pPr>
-        <w:spacing w:before="60" w:after="60"/>
-      </w:pPr>
-    </w:p>
-    <w:p>
-      <w:pPr>
-        <w:spacing w:before="80" w:after="80" w:line="276" w:lineRule="auto"/>
-      </w:pPr>
-      <w:r>
-        <w:rPr>
-          <w:rFonts w:ascii="Arial" w:hAnsi="Arial"/>
-          <w:sz w:val="24"/>
-        </w:rPr>
-        <w:t xml:space="preserve">When Naaman the Syrian commander was miraculously cured of leprosy, Elisha adamantly refused to accept monetary remuneration, ensuring that the grace of Yahweh was seen as entirely free and unmerited. But Gehazi failed the test of covetousness. In </w:t>
-      </w:r>
-      <w:r>
-        <w:rPr>
-          <w:rFonts w:ascii="Arial" w:hAnsi="Arial"/>
-          <w:b/>
-          <w:sz w:val="24"/>
-        </w:rPr>
-        <w:t>2 Kings 5:20</w:t>
-      </w:r>
-      <w:r>
-        <w:rPr>
-          <w:rFonts w:ascii="Arial" w:hAnsi="Arial"/>
-          <w:sz w:val="24"/>
-        </w:rPr>
-        <w:t xml:space="preserve">, Gehazi swore a carnal oath: </w:t>
-      </w:r>
-      <w:r>
-        <w:rPr>
-          <w:rFonts w:ascii="Arial" w:hAnsi="Arial"/>
-          <w:b/>
-          <w:i/>
-          <w:sz w:val="24"/>
-        </w:rPr>
-        <w:t>*'As the LORD liveth, I will run after him, and take somewhat of him.'*</w:t>
-      </w:r>
-      <w:r>
-        <w:rPr>
-          <w:rFonts w:ascii="Arial" w:hAnsi="Arial"/>
-          <w:sz w:val="24"/>
-        </w:rPr>
-        <w:t xml:space="preserve"> Gehazi pursued Naaman, fabricated a deceitful story about two young prophets arriving from Mount Ephraim, and collected two talents of silver and two changes of garments, hiding them secretly in his house. Elisha confronted him in the Spirit: </w:t>
-      </w:r>
-      <w:r>
-        <w:rPr>
-          <w:rFonts w:ascii="Arial" w:hAnsi="Arial"/>
-          <w:b/>
-          <w:i/>
-          <w:sz w:val="24"/>
-        </w:rPr>
-        <w:t>*'Went not mine heart with thee, when the man turned again from his chariot to meet thee? Is it a time to receive money, and to receive garments... The leprosy therefore of Naaman shall cleave unto thee, and unto thy seed for ever.'*</w:t>
-      </w:r>
-      <w:r>
-        <w:rPr>
-          <w:rFonts w:ascii="Arial" w:hAnsi="Arial"/>
-          <w:sz w:val="24"/>
-        </w:rPr>
-        <w:t xml:space="preserve"> Gehazi walked out of Elisha's presence a leper as white as snow.</w:t>
-      </w:r>
-    </w:p>
-    <w:p>
-      <w:pPr>
-        <w:spacing w:before="60" w:after="60"/>
-      </w:pPr>
-    </w:p>
-    <w:p>
-      <w:pPr>
-        <w:spacing w:before="80" w:after="80" w:line="276" w:lineRule="auto"/>
-      </w:pPr>
-      <w:r>
-        <w:rPr>
-          <w:rFonts w:ascii="Arial" w:hAnsi="Arial"/>
-          <w:sz w:val="24"/>
-        </w:rPr>
-        <w:t xml:space="preserve">The lesson of Gehazi is chilling for every Christian worker: </w:t>
-      </w:r>
-      <w:r>
-        <w:rPr>
-          <w:rFonts w:ascii="Arial" w:hAnsi="Arial"/>
-          <w:b/>
-          <w:sz w:val="24"/>
-        </w:rPr>
-        <w:t>proximity to an anointed ministry does not guarantee spiritual integrity</w:t>
-      </w:r>
-      <w:r>
-        <w:rPr>
-          <w:rFonts w:ascii="Arial" w:hAnsi="Arial"/>
-          <w:sz w:val="24"/>
-        </w:rPr>
-        <w:t xml:space="preserve">. An untested heart, harbored covetousness, and the desire to exploit the work of God for personal financial gain will disqualify a leader and bring spiritual leprosy upon their lineage. Gehazi became </w:t>
-      </w:r>
-      <w:r>
-        <w:rPr>
-          <w:rFonts w:ascii="Arial" w:hAnsi="Arial"/>
-          <w:b/>
-          <w:i/>
-          <w:sz w:val="24"/>
-        </w:rPr>
-        <w:t>adokimos</w:t>
-      </w:r>
-      <w:r>
-        <w:rPr>
-          <w:rFonts w:ascii="Arial" w:hAnsi="Arial"/>
-          <w:sz w:val="24"/>
-        </w:rPr>
-        <w:t>—disqualified, rejected, and ruined.</w:t>
-      </w:r>
-    </w:p>
-    <w:p>
-      <w:pPr>
-        <w:spacing w:before="60" w:after="60"/>
-      </w:pPr>
-    </w:p>
-    <w:p>
-      <w:pPr>
-        <w:spacing w:before="240" w:after="80"/>
-      </w:pPr>
-      <w:r>
-        <w:rPr>
-          <w:rFonts w:ascii="Arial" w:hAnsi="Arial"/>
-          <w:b/>
-          <w:sz w:val="24"/>
-        </w:rPr>
-        <w:t>Supplementary Character: David and the Defense of the Few Sheep</w:t>
-      </w:r>
-    </w:p>
-    <w:p>
-      <w:pPr>
-        <w:spacing w:before="160" w:after="40"/>
-      </w:pPr>
-      <w:r>
-        <w:rPr>
-          <w:rFonts w:ascii="Arial" w:hAnsi="Arial"/>
-          <w:b/>
-          <w:i/>
-          <w:sz w:val="24"/>
-        </w:rPr>
-        <w:t>1 Samuel 17:34-36</w:t>
-      </w:r>
-    </w:p>
-    <w:p>
-      <w:pPr>
-        <w:spacing w:before="20" w:after="20"/>
-        <w:ind w:left="360"/>
-      </w:pPr>
-      <w:r>
-        <w:rPr>
-          <w:rFonts w:ascii="Arial" w:hAnsi="Arial"/>
-          <w:b/>
-          <w:i/>
-          <w:sz w:val="24"/>
-        </w:rPr>
-        <w:t>[34] And David said unto Saul, Thy servant kept his father's sheep, and there came a lion, and a bear, and took a lamb out of the flock:</w:t>
-      </w:r>
-    </w:p>
-    <w:p>
-      <w:pPr>
-        <w:spacing w:before="20" w:after="20"/>
-        <w:ind w:left="360"/>
-      </w:pPr>
-      <w:r>
-        <w:rPr>
-          <w:rFonts w:ascii="Arial" w:hAnsi="Arial"/>
-          <w:b/>
-          <w:i/>
-          <w:sz w:val="24"/>
-        </w:rPr>
-        <w:t>[35] And I went out after him, and smote him, and delivered it out of his mouth: and when he arose against me, I caught him by his beard, and smote him, and slew him.</w:t>
-      </w:r>
-    </w:p>
-    <w:p>
-      <w:pPr>
-        <w:spacing w:before="20" w:after="20"/>
-        <w:ind w:left="360"/>
-      </w:pPr>
-      <w:r>
-        <w:rPr>
-          <w:rFonts w:ascii="Arial" w:hAnsi="Arial"/>
-          <w:b/>
-          <w:i/>
-          <w:sz w:val="24"/>
-        </w:rPr>
-        <w:t>[36] Thy servant slew both the lion and the bear: and this uncircumcised Philistine shall be as one of them.</w:t>
-      </w:r>
-    </w:p>
-    <w:p>
-      <w:pPr>
-        <w:spacing w:before="60" w:after="60"/>
-      </w:pPr>
-    </w:p>
-    <w:p>
-      <w:pPr>
-        <w:spacing w:before="80" w:after="80" w:line="276" w:lineRule="auto"/>
-      </w:pPr>
-      <w:r>
-        <w:rPr>
-          <w:rFonts w:ascii="Arial" w:hAnsi="Arial"/>
-          <w:sz w:val="24"/>
-        </w:rPr>
-        <w:t>David provides an additional illustration of passing tests in obscurity. Long before David confronted Goliath on the national stage, he was tested in the wilderness with his father's 'few sheep.' When a lion and a bear attacked the flock, David did not abandon the sheep to save himself; he pursued the beasts, delivered the lamb, and slew them. He passed the test of pastoral courage, vigilance, and sacrificial love when no human audience was watching. Because he was faithful in the wilderness test, God promoted him to slay Goliath and shepherd the nation of Israel. Private tests successfully navigated lead to public spiritual authority.</w:t>
-      </w:r>
-    </w:p>
-    <w:p>
-      <w:pPr>
-        <w:spacing w:before="60" w:after="60"/>
-      </w:pPr>
-    </w:p>
-    <w:p>
-      <w:pPr>
-        <w:spacing w:before="280" w:after="80"/>
-      </w:pPr>
-      <w:r>
-        <w:rPr>
-          <w:rFonts w:ascii="Arial" w:hAnsi="Arial"/>
-          <w:b/>
-          <w:sz w:val="26"/>
-        </w:rPr>
-        <w:t>CONCLUSION</w:t>
-      </w:r>
-    </w:p>
-    <w:p>
-      <w:pPr>
-        <w:spacing w:before="80" w:after="80" w:line="276" w:lineRule="auto"/>
-      </w:pPr>
-      <w:r>
-        <w:rPr>
-          <w:rFonts w:ascii="Arial" w:hAnsi="Arial"/>
-          <w:sz w:val="24"/>
-        </w:rPr>
-        <w:t>In summary, God actively tests believers not to orchestrate their downfall, but to prove, refine, and authenticate their character for spiritual stewardship. The correlation between tests and faithfulness is absolute: faithfulness cannot be verified in ease; it is forged and demonstrated solely through the pressure of trials. In the government of the local church, testing (</w:t>
-      </w:r>
-      <w:r>
-        <w:rPr>
-          <w:rFonts w:ascii="Arial" w:hAnsi="Arial"/>
-          <w:b/>
-          <w:i/>
-          <w:sz w:val="24"/>
-        </w:rPr>
-        <w:t>dokimazo</w:t>
-      </w:r>
-      <w:r>
-        <w:rPr>
-          <w:rFonts w:ascii="Arial" w:hAnsi="Arial"/>
-          <w:sz w:val="24"/>
-        </w:rPr>
-        <w:t>) is the indispensable prerequisite for leadership appointment. Untested leadership is a hazard to the flock.</w:t>
-      </w:r>
-    </w:p>
-    <w:p>
-      <w:pPr>
-        <w:spacing w:before="60" w:after="60"/>
-      </w:pPr>
-    </w:p>
-    <w:p>
-      <w:pPr>
-        <w:spacing w:before="80" w:after="80" w:line="276" w:lineRule="auto"/>
-      </w:pPr>
-      <w:r>
-        <w:rPr>
-          <w:rFonts w:ascii="Arial" w:hAnsi="Arial"/>
-          <w:sz w:val="24"/>
-        </w:rPr>
-        <w:t>The biblical narratives place before every cell leader and worker two distinct outcomes. We can follow the path of Joseph and David—enduring trials without bitterness, maintaining moral purity in obscurity, protecting the few sheep, and emerging approved (</w:t>
-      </w:r>
-      <w:r>
-        <w:rPr>
-          <w:rFonts w:ascii="Arial" w:hAnsi="Arial"/>
-          <w:b/>
-          <w:i/>
-          <w:sz w:val="24"/>
-        </w:rPr>
-        <w:t>dokimos</w:t>
-      </w:r>
-      <w:r>
-        <w:rPr>
-          <w:rFonts w:ascii="Arial" w:hAnsi="Arial"/>
-          <w:sz w:val="24"/>
-        </w:rPr>
-        <w:t>) to shepherd nations. Or we can succumb to the path of Eliab and Gehazi—harboring secret pride, coveting material gain, failing the test of integrity, and ending in disqualification (</w:t>
-      </w:r>
-      <w:r>
-        <w:rPr>
-          <w:rFonts w:ascii="Arial" w:hAnsi="Arial"/>
-          <w:b/>
-          <w:i/>
-          <w:sz w:val="24"/>
-        </w:rPr>
-        <w:t>adokimos</w:t>
-      </w:r>
-      <w:r>
-        <w:rPr>
-          <w:rFonts w:ascii="Arial" w:hAnsi="Arial"/>
-          <w:sz w:val="24"/>
-        </w:rPr>
-        <w:t>). Let every leader embrace the testing seasons of ministry with joy, allowing steadfast patience to finish its perfect work, so that we may stand approved before God as faithful workmen who need not to be ashamed.</w:t>
-      </w:r>
-    </w:p>
-    <w:p>
-      <w:pPr>
-        <w:spacing w:before="60" w:after="60"/>
-      </w:pPr>
+        <w:t>Gehazi and Eliab</w:t>
+      </w:r>
+      <w:r>
+        <w:rPr>
+          <w:rFonts w:ascii="Arial" w:hAnsi="Arial"/>
+          <w:sz w:val="24"/>
+        </w:rPr>
+        <w:t>—relying on cosmetic appearance, harboring secret ambition or covetousness, failing the test of motives, and walking into spiritual rejection, disqualification, and leprosy. Every cell leader must welcome tests as God's instrument to build character and strength, remaining faithful at their duty post until they stand approved unto God.</w:t>
+      </w:r>
     </w:p>
     <w:sectPr>
       <w:pgSz w:w="12240" w:h="15840"/>
